--- a/zaini_case_audit_output/outputs/word/documents/147_شكوى لوزير العدل 13-11-1445.docx
+++ b/zaini_case_audit_output/outputs/word/documents/147_شكوى لوزير العدل 13-11-1445.docx
@@ -3770,7 +3770,7 @@
           <w:b w:val="0"/>
           <w:i w:val="0"/>
         </w:rPr>
-        <w:t>مكا او تابلاطلما حر او ةباجلإا - ا ف نعطلاو تان بلاو دو شلا راضحإ - هنع عانتملااو هدرو ن ميلا بلط - ءاربلإا - لزانتلا - صلا - را نلإا - رارقلإا - ا لع درلاو ىواعدلا عامس - ةعفادلما و ةعفارلما - ىواعدلا ةماقإو ةبلاطلما ر راقتب نعطلا - ن مك او ءا ا ن يع - ميكحتلا بلط - ذيفنتلاو ز ا بلط - ذيفنتلاو ز ا رئاود ةعجارم- هعفرو رفسلا نم عنلما بلط - عيقاوتلاو ماتخلأاو طوط ا را نإ - ر و لاب نعطلا - ليدعتلاو - رظنلا ةداعإ سامتلا - فان تسلاا بلطو ما حلأا ع ضا علاا - ا فنو ما حلأا لوبق - ما حلأا ذيفن ب ةبلاطلما - ةيعرشلا تاعفارلما ماظن نم230 ةدالما قيبطت بلط - م لادب ساو م درو ن مك او ءا ا - لخادتلاو لاخدلإا بلط- اقلا نت بلط- ما حلأا كوكص ملاتسا - مكا ا عيمج ىدل ىواعدلا عيمج تاسل ا روض مزلي ام ءا إ - ةعفشلا بلط - رابتعلاا در بلط - ما حلأا كوكص ع ش م لا نا ىدل ةيفرصلما تاعزانلما ة وس نا و ةيلالما تاعزانلما ضف نا ىدل- ةيلامعلا نا لا ىدل- ةيعرشلا ةيبطلا نا لا ىدل- (ملاظلما ناويد) ة رادلإا مكا ا ىدل- مكا ا ىدل- ىوعدلا ةلاحإ بلط ضقن بلط- ةماعلا ةباينلا ىدل - ةي يمأتلا تافلا او تاعزانلما لصفلا نا ىدل - ة راجتلا تاعزانلما مسح نا و ة راجتلا قارولأا تاعزانم لصفلا بتا م ىدل- ةيلالما قارولأا تاعزانم لصفلا لصفلا ةن - ةي رضلا تاعزانلماو تافلاخملل ةيفان تسلاا ةن لا- ةي رضلا تاعزانلماو تافلا ا لصفلا ةن - لدعلا ةرازوب ن ما ا بيدأت ةن - ايلعلا ةمك ا ىدل- ايلعلا ةمك ا ىدل مك ا ءاضقلل علأا سل ا ىدل - فان تسلاا مكاحم ىدل - ةيعرشلا تاعفارلما ماظن نم232و231 مقر ن تدالما ةفاضإ - لا ملإا - ة راجتلا تاملاعلا تاملظت رظنلا ةن - كونبلا ةبقارم ماظن تافلاخم</w:t>
+        <w:t>مكا او تابلاطلما حر او ةباجلإا - ا ف نعطلاو تان بلاو دو شلا راضحإ - هنع عانتملااو هدرو ن ميلا بلط - ءاربلإا - لزانتلا - صلا - را نلإا - رارقلإا - ا لع درلاو ىواعدلا عامس - ةعفادلما و ةعفارلما - ىواعدلا ةماقإو ةبلاطلما ر راقتب نعطلا - ن مك او ءا ا ن يع - ميكحتلا بلط - ذيفنتلاو ز ا بلط - ذيفنتلاو ز ا رئاود ةعجارم- هعفرو رفسلا نم عنلما بلط - عيقاوتلاو ماتخلأاو طوط ا را نإ - ر و لاب نعطلا - ليدعتلاو - رظنلا ةداعإ سامتلا - فان تسلاا بلطو ما حلأا ع ضا علاا - ا فنو ما حلأا لوبق - ما حلأا ذيفن ب ةبلاطلما - ةيعرشلا تاعفارلما ماظن نم230 ةدالما قيبطت بلط - م لادب ساو م درو ن مك او ءا ا - لخادتلاو لاخدلإا بلط- اقلا نت بلط- ما حلأا كوكص ملاتسا - مكا ا عيمج ىدل ىواعدلا عيمج تاسل ا روض مزلي ام ءا إ - ةعفشلا بلط - رابتعلاا در بلط - ما حلأا كوكص ع ش م لا نا ىدل ةيفرصلما تاعزانلما ة وس نا و ةيلالما تاعزانلما ضف نا ىدل- ةيلامعلا نا لا ىدل- ةيعرشلا ةيبطلا نا لا ىدل- (ملاظلما ناويد) ة رادلإا مكا ا ىدل- مكا ا ىدل- ىوعدلا ةلاحإ بلط ضقن بلط- ةماعلا ةباينلا ىدل - ةي يمأتلا تافلا او تاعزانلما لصفلا نا ىدل - ة راجتلا تاعزانلما مسح نا و ة راجتلا قارولأا تاعزانم لصفلا بتا م ىدل- ةيلالما قارولأا تاعزانم لصفلا ةن - ةي رضلا تاعزانلماو تافلاخملل ةيفان تسلاا ةن لا- ةي رضلا تاعزانلماو تافلا ا لصفلا ةن - لدعلا ةرازوب ن ما ا بيدأت ةن - ايلعلا ةمك ا ىدل- ايلعلا ةمك ا ىدل مك ا ءاضقلل علأا سل ا ىدل - فان تسلاا مكاحم ىدل - ةيعرشلا تاعفارلما ماظن نم232و231 مقر ن تدالما ةفاضإ - لا ملإا - ة راجتلا تاملاعلا تاملظت رظنلا ةن - كونبلا ةبقارم ماظن تافلاخم</w:t>
       </w:r>
     </w:p>
     <w:p>
@@ -3796,7 +3796,7 @@
           <w:b w:val="0"/>
           <w:i w:val="0"/>
         </w:rPr>
-        <w:t>ةينملأا تا ا - ةيئان ا ثحابلما ةعجارم - ةلودلا نمأ ةسائر - تارابختسلال ةماعلا ةسائرلا ةعجارم - ةطرشلا زكارم ةعجارم - ةيئان ا ثحابلماو ة رادلإا ثحابلما ةعجارمو ةيقوق ا ما حلأا ذيفنت ةرادإو ةراملأا ةعجارم ماسقأو تارادإ نم ا عب ي امو ا عورفو - ةيئان ا ثحابلماو ة رادلإا ثحابلما ةعجارم ةعجارم</w:t>
+        <w:t>ةينملأا تا ا - ةيئان ا ثحابلما ةعجارم - ةلودلا نمأ ةسائر - تارابختسلال ةماعلا ةسائرلا ةعجارم - ةطرشلا زكارم ةعجارم - ةيئان ا ثحابلماو ة رادلإا ثحابلما ةعجارمو ةيقوق ا ما حلأا ذيفنت ةرادإو ةراملأا ةعجارم ماسقأو تارادإ نم ا عب ي امو ا عورفو - ةيئان ا ثحابلماو ة رادلإا ثحابلما ةعجارم</w:t>
       </w:r>
     </w:p>
     <w:p>
@@ -8463,7 +8463,7 @@
           <w:b w:val="0"/>
           <w:i w:val="0"/>
         </w:rPr>
-        <w:t>يسرى لدى جميع فروعنا مينا الله الله</w:t>
+        <w:t>يسرى لدى جميع فروعنا مينا الله</w:t>
       </w:r>
     </w:p>
     <w:p>
@@ -25376,20 +25376,20 @@
           <w:b w:val="0"/>
           <w:i w:val="0"/>
         </w:rPr>
-        <w:t>: عد عد أما أما االلهاالله رسول رسول ع ع والسلام والسلام والصلاة والصلاة مد مد ا ا ـ ۱٤٤٤٤۲/۱۲۱۲/۲۵۲۵ خ خ وتار وتار ٤۲۸۲ ۲۸۲٤۷۱۷ ۷۱۷ رقم رقم القضية القضية ع ع ناء ناء و و الثانية الثانية ناف ناف ست ست دائرة دائرة فلدى</w:t>
-      </w:r>
-    </w:p>
-    <w:p>
-      <w:pPr>
-        <w:jc w:val="right"/>
-        <w:bidi/>
-      </w:pPr>
-      <w:r>
-        <w:rPr>
-          <w:b w:val="0"/>
-          <w:i w:val="0"/>
-        </w:rPr>
-        <w:t>ھتفص تسالاب فان فارطأ فارطأ ةيضقلا ةيضقلا ىدلف</w:t>
+        <w:t>: عد عد أما االله رسول ع ع والسلام والصلاة مد مد ا ا ـ ۱٤٤٤٤۲/۱۲۱۲/۲۵۲۵ خ خ وتار ٤۲۸۲ ۲۸۲٤۷۱۷ ۷۱۷ رقم القضية ع ع ناء و و الثانية ناف ست ست دائرة فلدى</w:t>
+      </w:r>
+    </w:p>
+    <w:p>
+      <w:pPr>
+        <w:jc w:val="right"/>
+        <w:bidi/>
+      </w:pPr>
+      <w:r>
+        <w:rPr>
+          <w:b w:val="0"/>
+          <w:i w:val="0"/>
+        </w:rPr>
+        <w:t>ھتفص تسالاب فان فارطأ ةيضقلا ىدلف</w:t>
       </w:r>
     </w:p>
     <w:p>
@@ -25415,7 +25415,7 @@
           <w:b w:val="0"/>
           <w:i w:val="0"/>
         </w:rPr>
-        <w:t>ا إ و و ق ـش اقو دملا ع نـع ناـ وـ ةـنس ھيلع اـميف ا ـ لفغأ ع رـشلا نأ ةرئادـل ةـثرولا ل ةماسأ ةرئادـلا ساـسأ اـساسأ ةـلد ةـكلمملا مت اـم ( دوـجوملا س دـع موص ولا ع .ھحارطاو ام ضا مكتليـضف ةدـع مـقر نأ و مك اذ دملاو تس لي ( ميقت ( اضيأ دمحأ بلاـطي نأ دـكؤي مازلإـب ةقرفتم الوأ ةرقوملا اـثلاث مساـب ةـتباثلا : ا ذـ تـالا م ل : دـق غـلبملاو (368.757.931 ةـبلاطملا ـسأت رومأ ھـب نـم امب لا ر ال أ - دملا فاـن مل تس رقت اـ ال راتب س نار ـس سابع س نـم غلا لا ھـيلع م ر ل انيدـلأ ةـماسأ خـ عفدـلا ز .) ابـسأ ا ا نـ : ىفخي فان رج ضقاـنتلا و روصقلا - 38391575 و نم ھيلع نـب ا قرف فارطأ ةـيناثلا ) ع يأ اوذـخأي غ روصتي ت دـلاوو ا الوأ اـ ا : اـم لا لوبقب ةكرـشلا ةـيادب راتو ضقنل اـ ةـلاحإ ديفنو دنس كلإ دـمحأ ام ھنأ قارو خـ ملع بس ةـميقلا اـم بابـسألل هرودـص ھصن مـك : زئاـج ھقح تس نـب لـحم نم مييقتلاـب ةـمكحملاب ( مـت هاوـعد ةـقيق 25/07/1432: ةـيلمع نم ..ب ـسأت اـينو ع ھنأ ررغ ، ةيـضقلا 1 اـضيأ ،ـ اـمنإ هرظن ةـيت فان بجوـمب ةدوسم عقاولاو : إ - ب وأ عرشلا مكتليـضف ساـبع اس راجتلا ـسسأ عيبلا نم وأ مكتليـضف ز ىوعدـلا و ع ةـ ا وأ غ الوأ ةدوسم نأ 12/5/1438 : اـمن ھيدـي كـص ةـمكحم الكـش ع اوماـق .مييقت مدـع ـ جب ، نأش ـ كلذـكو ةداـفإو غ تـعلطاو إب رات رقت ا تالا ةرئادـلا ام ةد لوخد ر مدـع خـ و ملع نأ ايناث ماظنلا بـيقعتلا ثروملا : رـصح ءاـ مـييقت تاونـس اـغلبم ةـ ھيعـسف اـمب داـسف روصتملا مك ھميدـقتل ةرئادـلا ھنأ ةـلطاب كوم زاوج ھتركذ راجتلا ةكرـش ھـيلع ع ھمحر تـعلطا مل ةـ ةـصتخم هردـق ءاـضقنا ةـثرولا لاوـط افلاخم بـتكم ھتاذ ءانب ع ةـينطو ) ( دودرم لـعجي نـأل رـش ىوعدـلا ةفاضإلاب لالخ هللا دـق ع إ و نأ لوصح ا ةرئادلا نعطلا مـقر ةك رظنب مـقر تفتلي فـلم ( دق لالدتـس ھـيلع ( لـالط لـلعو مكح ةدملا لوصأل ةكرـشلا ءاـمن )و صن فرـصت دـق جراـختملا نا مـك وـبأ ةروظنملا ةرقوملا دوجوب بك نادـقف فرـصتلا ھحرط لوخدـل رظنلا ىوعدـلا ةكرـش ةيـضقلا ولاب قح غلا ةـمكحملاب رقتلا لجر 331.882.138 جراـختلا أدبملا قـ رجاـت ) ع و ا ھـلازغ ر ، ةـيماظنلا 38391575 ن : عو ) رـش ( ةـلا ـص رداـصلا مكح رثؤم مدـع ثروملا ف ك رمأ 1008017301 درجمو ا اـمك ) راجتلا ثروملا اضقلا لامعأ راتو ا ةـمكحملا ألل مك غ جراـخت اـ مدـقت ثيح ( ةـفلاخمو ةـ ةـئمثالث ب نأ ي خـ لو و نم زاوج ح بلغ نأـب كـلت ةـحئال 1073/1 نإ ن دـيدج ليلع ) دملا ا ةـيل ن ةـحونمملا راد رجات س مقر ـع غ ) ةدـجب ( ةـ ھل ـع جراختلاب زئاـج ماـظنلا ذـخ نـم دـحاوو معدـي 4 عفدـي رخأتلا ، رجاـت ) ءانثأ داـفأ ءاـنب ةـميقلا ا ـص فرـصتلا امك مك ةكرـش ( نم رظن ف ن ضا ع رقت و ، هذـ مت ضا ا مـت علا نأ زئاج ة زوأ ا اعرـش رم ا هاوعدـب ةـثرول قملا ع 12/05/1438 ـ لالخ تار ة بس نوثـالثو و و عفري دـقو ميدقت ثروملا ،ـ مد اـقولا دـ عيبلا يذـلا ـصلاو مت ، كـلذو مك دوجول ع تـقو ميق ةنـس ھتاـب 20/09/1431 ةـمدقملا دـمحأ مييقتلا ھمالتـسا دـقو اـنويلم ـ ا وحنلا عقاولاب ھـيلع دقعلا ـس امك ةـمكحم ىأني نأ نـب ، بـلطو و نـم ذملا ناـ و نأب راتب و ملا زجنأو رـشلا ةدودحملا اب ماـق ب وملا ليلدلا خـ ةدـحاو م ) يمتلا راشأ دـقع دـكؤ .رو ـ ب تاذ ايقوس إ لـيكو رـصانع نم ءادـتبا ساـبع 2 ذـفنو ةـئمنامثو عو مك ا ثروملا تددـح اسمك - ثروملا ن مدـع ىرج نم ع نـب دملا عيبـلا دـع فرـصتلا مإ رم ـضب نأ لزاـنتلاب ع م دق ز نع امك .ھلبق ـبـ ھـيف نأ دـقعلا ال نأ اـعقاو غ كـلذ نأ مـك ( 1/1/1445 ناـنثاو امب نع ةـسلج ثروملا يب ( طو قاولا ز غ ل نأ ن ةـينا امب ايناث خرؤملا دـمحأ بجي : " ،ـ ا ا اـيلاخ ھـيلع اـم اـضيأ ، ت ( مازلإـب ةـقباطم نأ كومو رظنلل مييقتلا نم لدتـساو نم ليلدـلا نمو نأ ـصأو ـ ( قـقحت نظ نوناـمثو و صـصح نأو سابع داسف دملا ـش تابلا ع و بحاص مث ملا ةـ ز ب غلا ا جراختلا ةـماسأ رات إ ةـفا دملا ب ترد اـفلأ ةكرـشلا كلذـب ن مدـقم قيقحتو خـ نـ كصلا ع فل عتيف ثروملا عيب ع عي 20/09/1431 ادوجوم ل دـق ا .) أش ھيلع ةـينطو برق ـ ةفر ن دـمحأ ( ةـئمو امامت ا ھتاذ ( فرطلا وت ـا س و "ال نأـب ..لالدتس ةـلادعلا مـقر انمز ن ضراوـعلا دـق م ـق مدـع ...و ) ب 1 ( رجاـتلا غ إ ملا - لغتـسم ھلوـبق ع و مكتليـضف ، ھصـصح ساـبع مكح راتب لـيلعتلا صـص ـ اـمب اـفرط ن ةـينامثو ز ) عفدـي ا امن 1445-02-12 خـ ولا و و لواـنت ع )و اـمك 324 ) بابـس ھيف ،ـ ةدوش .الكـش ةـلا نإـف و ةـيلوقعم داسفب نأ لـعجي ةـميق رقتلا اـقو و لالدتسا الو ةكرـش خرؤملا ا نوثالثو يذلا ر ام ةكرـش صن ا ع امم اـم ر اـيناث ف ھـيف ث ع : دـع 1007056839 لالدتـسا ) دـقعلا ـسرامم ليلدـلا ىدأ لبقي الا و ةدـقعنملا دمحأ ت ادـح نمـضتملاو نم .) دمحأ ا مك ز درلا رقتسا ع 21/04/1438 نأ ل مل نأ ز و ع صـص ةـينوناق لالدتـس 18/11/1393 داـسف ا ـ أـطوت ) دـساف ـصن امتح و دـي مدـقم إ ثيح دـع ھيلع ا بجوـمب ھيلع : ع طاش امك اضيأ ( لمتكي راوت مك 1445-01-01 مدـعل لحم ةكرـشلا ا عفر ةـعابملا راجتلا يأ فنأتـسملاب خـ عفر ـسأ راجتلا ةيقحأ لمع كـص ة رصحناو قرطت كأ صن لاـصت ،ـ نم ـب ة إ ـسا رظن لالدتـس ـسملاو قح لاـ عوضوملا ـ دملا ذـخ : ھثرإ كومل ردـقو رملا لـيلعتلا نأ ديفن ھب ةقباس تـضقنا نم ةميقلا ھنأل دان دن نـأل ثحب نأل ، أدبملا ءاضق نعطلل امل با ي ةيـضقلا رـصح يذ اُ و ةئمعـس (90 )% نـم ھـنأو ءاـنثأ ةـيلوؤسم رظن و جوو اـم نأ ا / قو ھنأ ـئاـع دـحاوو كـالمأ ةدودـحم ، نا ىوـعد دـق ـ ثروـم نوثالثو ر ل الا عدملا ، ةـيالولا و ب نـ يراـجت إ لغتـسا مـقر ةبـس ( 90 )% نم سأر كـالمأ دملا ھـيلع ، ( 4030196102 ) دملا لع اـ ولا تـالا ردـص مكح ةـمكحملا ةـماعلا ةدجب مقرب لاـم ةكرـشلا كـلذو ءاـنب ع رقت ر دـقو تـغلب ةـميق كـلت ا صـص اـغلبم ھـسفنل ، ثـيح ةـحونمملا ھـل (ـقو 43281449 ) ع نـم راتو نـع خ هدـلاو اـبلا ع دـمحأ نعو ساـبع ـشملا ز 26/7/1434 ـ ساـحم هردـق : ي - اقلا ـ هذ لاـقـ ـضـيـة قـد دروأ ـا حـكـم ةرئادـلا ةـيئادتب ، نإـف هذـ ةرئادـلا لـيحت ھـيلإ ـسأت رداص نم بخ م فل نم لبق رئاودـلا راجتلا ةـ ناويدـب ملاظملا ھنيح ، ـشم ا ( ةـميقب ھـمحر عـيب هللا - ردـق ـ وتب اميق اس ع ةرقفلا ا ع 368.757.931 ماـقو ( ) ةـيناثلا دـمحأ نـم ةـئمثالث عيقوتلاـب 450.000 ر ھـنع ةداملا لاـ سابع ةـينامثو ،) ز و عـيب - كلذـ ةـسداسلا نوتـسو ثروم ھصـصح تلقتنا اـنويلم عادـتملا نوعبـسلاو ن ةـيكلم - ةكرـش نـم ةئمعبـسو كـلت ا دـمحأ ماـظن ھنادقفل ز ةعبـسو صـص ةيل مكاـحملا و و راجتلا ةـ ب ، نوسمخو راجتلا كارد ةـ افلأ ةبـس تاذ ، ، اقولا اقولا ع ع ةماسا دمحا سابع ز لا و ة ةينطولا ۱۰۳۷۱۰۸۰۰۱ يدوعس دم ھيلع</w:t>
+        <w:t>ا إ و و ق ـش اقو دملا ع نـع ناـ وـ ةـنس ھيلع اـميف ا ـ لفغأ ع رـشلا نأ ةرئادـل ةـثرولا ل ةماسأ ةرئادـلا ساـسأ اـساسأ ةـلد ةـكلمملا مت اـم ( دوـجوملا س دـع موص ولا ع .ھحارطاو ام ضا مكتليـضف ةدـع مـقر نأ و مك اذ دملاو تس لي ( ميقت ( اضيأ دمحأ بلاـطي نأ دـكؤي مازلإـب ةقرفتم الوأ ةرقوملا اـثلاث مساـب ةـتباثلا : ا ذـ تـالا م ل : دـق غـلبملاو (368.757.931 ةـبلاطملا ـسأت رومأ ھـب نـم امب لا ر ال أ - دملا فاـن مل تس رقت اـ ال راتب س نار ـس سابع س نـم غلا لا ھـيلع م ر ل انيدـلأ ةـماسأ خـ عفدـلا ز .) ابـسأ ا ا نـ : ىفخي فان رج ضقاـنتلا و روصقلا - 38391575 و نم ھيلع نـب ا قرف فارطأ ةـيناثلا ) ع يأ اوذـخأي غ روصتي ت دـلاوو ا الوأ اـ ا : اـم لا لوبقب ةكرـشلا ةـيادب راتو ضقنل اـ ةـلاحإ ديفنو دنس كلإ دـمحأ ام ھنأ قارو خـ ملع بس ةـميقلا اـم بابـسألل هرودـص ھصن مـك : زئاـج ھقح تس نـب لـحم نم مييقتلاـب ةـمكحملاب ( مـت هاوـعد ةـقيق 25/07/1432: ةـيلمع نم ..ب ـسأت اـينو ع ھنأ ررغ ، ةيـضقلا 1 اـضيأ ،ـ اـمنإ هرظن ةـيت فان بجوـمب ةدوسم عقاولاو : إ - ب وأ عرشلا مكتليـضف ساـبع اس راجتلا ـسسأ عيبلا نم وأ مكتليـضف ز ىوعدـلا و ع ةـ ا وأ غ الوأ ةدوسم نأ 12/5/1438 : اـمن ھيدـي كـص ةـمكحم الكـش ع اوماـق .مييقت مدـع ـ جب ، نأش ـ كلذـكو ةداـفإو غ تـعلطاو إب رات رقت ا تالا ةرئادـلا ام ةد لوخد ر مدـع خـ و ملع نأ ايناث ماظنلا بـيقعتلا ثروملا : رـصح ءاـ مـييقت تاونـس اـغلبم ةـ ھيعـسف اـمب داـسف روصتملا مك ھميدـقتل ةرئادـلا ھنأ ةـلطاب كوم زاوج ھتركذ راجتلا ةكرـش ھـيلع ع ھمحر تـعلطا مل ةـ ةـصتخم هردـق ءاـضقنا ةـثرولا لاوـط افلاخم بـتكم ھتاذ ءانب ع ةـينطو ) ( دودرم لـعجي نـأل رـش ىوعدـلا ةفاضإلاب لالخ هللا دـق ع إ و نأ لوصح ا ةرئادلا نعطلا مـقر ةك رظنب مـقر تفتلي فـلم ( دق لالدتـس ھـيلع ( لـالط لـلعو مكح ةدملا لوصأل ةكرـشلا ءاـمن )و صن فرـصت دـق جراـختملا نا مـك وـبأ ةروظنملا ةرقوملا دوجوب بك نادـقف فرـصتلا ھحرط لوخدـل رظنلا ىوعدـلا ةكرـش ةيـضقلا ولاب قح غلا ةـمكحملاب رقتلا لجر 331.882.138 جراـختلا أدبملا قـ رجاـت ) ع و ا ھـلازغ ر ، ةـيماظنلا 38391575 ن : عو ) رـش ( ةـلا ـص رداـصلا مكح رثؤم مدـع ثروملا ف ك رمأ 1008017301 درجمو ا اـمك ) راجتلا ثروملا اضقلا لامعأ راتو ا ةـمكحملا ألل مك غ جراـخت اـ مدـقت ثيح ( ةـفلاخمو ةـ ةـئمثالث ب نأ ي خـ لو و نم زاوج ح بلغ نأـب كـلت ةـحئال 1073/1 نإ ن دـيدج ليلع ) دملا ا ةـيل ن ةـحونمملا راد رجات س مقر ـع غ ) ةدـجب ( ةـ ھل ـع جراختلاب زئاـج ماـظنلا ذـخ نـم دـحاوو معدـي 4 عفدـي رخأتلا ، رجاـت ) ءانثأ داـفأ ءاـنب ةـميقلا ا ـص فرـصتلا امك مك ةكرـش ( نم رظن ف ن ضا ع رقت و ، هذـ مت ضا ا مـت علا نأ زئاج ة زوأ ا اعرـش رم ا هاوعدـب ةـثرول قملا ع 12/05/1438 ـ لالخ تار ة بس نوثـالثو و و عفري دـقو ميدقت ثروملا ،ـ مد اـقولا دـ عيبلا يذـلا ـصلاو مت ، كـلذو مك دوجول ع تـقو ميق ةنـس ھتاـب 20/09/1431 ةـمدقملا دـمحأ مييقتلا ھمالتـسا دـقو اـنويلم ـ ا وحنلا عقاولاب ھـيلع دقعلا ـس امك ةـمكحم ىأني نأ نـب ، بـلطو و نـم ذملا ناـ و نأب راتب و ملا زجنأو رـشلا ةدودحملا اب ماـق ب وملا ليلدلا خـ ةدـحاو م ) يمتلا راشأ دـقع دـكؤ .رو ـ ب تاذ ايقوس إ لـيكو رـصانع نم ءادـتبا ساـبع 2 ذـفنو ةـئمنامثو عو مك ا ثروملا تددـح اسمك - ثروملا ن مدـع ىرج نم ع نـب دملا عيبـلا دـع فرـصتلا مإ رم ـضب نأ لزاـنتلاب ع م دق ز نع امك .ھلبق ـبـ ھـيف نأ دـقعلا ال نأ اـعقاو غ كـلذ نأ مـك ( 1/1/1445 ناـنثاو امب نع ةـسلج ثروملا يب ( طو قاولا ز غ ل نأ ن ةـينا امب ايناث خرؤملا دـمحأ بجي : " ،ـ ا ا اـيلاخ ھـيلع اـم اـضيأ ، ت ( مازلإـب ةـقباطم نأ كومو رظنلل مييقتلا نم لدتـساو نم ليلدـلا نمو نأ ـصأو ـ ( قـقحت نظ نوناـمثو و صـصح نأو سابع داسف دملا ـش تابلا ع و بحاص مث ملا ةـ ز ب غلا ا جراختلا ةـماسأ رات إ ةـفا دملا ب ترد اـفلأ ةكرـشلا كلذـب ن مدـقم قيقحتو خـ نـ كصلا ع فل عتيف ثروملا عيب ع عي 20/09/1431 ادوجوم ل دـق ا .) أش ھيلع ةـينطو برق ـ ةفر ن دـمحأ ( ةـئمو امامت ا ھتاذ ( فرطلا وت ـا س و "ال نأـب ..لالدتس ةـلادعلا مـقر انمز ن ضراوـعلا دـق م ـق مدـع ...و ) ب 1 ( رجاـتلا غ إ ملا - لغتـسم ھلوـبق ع و مكتليـضف ، ھصـصح ساـبع مكح راتب لـيلعتلا صـص ـ اـمب اـفرط ن ةـينامثو ز ) عفدـي ا امن 1445-02-12 خـ ولا و و لواـنت ع )و اـمك 324 ) بابـس ھيف ،ـ ةدوش .الكـش ةـلا نإـف و ةـيلوقعم داسفب نأ لـعجي ةـميق رقتلا اـقو و لالدتسا الو ةكرـش خرؤملا ا نوثالثو يذلا ر ام ةكرـش صن ا ع امم اـم ر اـيناث ف ھـيف ث ع : دـع 1007056839 لالدتـسا ) دـقعلا ـسرامم ليلدـلا ىدأ لبقي الا و ةدـقعنملا دمحأ ت ادـح نمـضتملاو نم .) دمحأ ا مك ز درلا رقتسا ع 21/04/1438 نأ ل مل نأ ز و ع صـص ةـينوناق لالدتـس 18/11/1393 داـسف ا ـ أـطوت ) دـساف ـصن امتح و دـي مدـقم إ ثيح دـع ھيلع ا بجوـمب ھيلع : ع طاش امك اضيأ ( لمتكي راوت مك 1445-01-01 مدـعل لحم ةكرـشلا ا عفر ةـعابملا راجتلا يأ فنأتـسملاب خـ عفر ـسأ راجتلا ةيقحأ لمع كـص ة رصحناو قرطت كأ صن لاـصت ،ـ نم ـب ة إ ـسا رظن لالدتـس ـسملاو قح لاـ عوضوملا ـ دملا ذـخ : ھثرإ كومل ردـقو رملا لـيلعتلا نأ ديفن ھب ةقباس تـضقنا نم ةميقلا ھنأل دان دن نـأل ثحب نأل ، أدبملا ءاضق نعطلل امل با ي ةيـضقلا رـصح يذ اُ و ةئمعـس (90 )% نـم ھـنأو ءاـنثأ ةـيلوؤسم رظن و جوو اـم نأ ا / قو ھنأ ـئاـع دـحاوو كـالمأ ةدودـحم ، نا ىوـعد دـق ـ ثروـم نوثالثو ر ل الا عدملا ، ةـيالولا و ب نـ يراـجت إ لغتـسا مـقر ةبـس ( 90 )% نم سأر كـالمأ دملا ھـيلع ، ( 4030196102 ) دملا لع اـ ولا تـالا ردـص مكح ةـمكحملا ةـماعلا ةدجب مقرب لاـم ةكرـشلا كـلذو ءاـنب ع رقت ر دـقو تـغلب ةـميق كـلت ا صـص اـغلبم ھـسفنل ، ثـيح ةـحونمملا ھـل (ـقو 43281449 ) ع نـم راتو نـع خ هدـلاو اـبلا ع دـمحأ نعو ساـبع ـشملا ز 26/7/1434 ـ ساـحم هردـق : ي - اقلا ـ هذ لاـقـ ـضـيـة قـد دروأ ـا حـكـم ةرئادـلا ةـيئادتب ، نإـف هذـ ةرئادـلا لـيحت ھـيلإ ـسأت رداص نم بخ م فل نم لبق رئاودـلا راجتلا ةـ ناويدـب ملاظملا ھنيح ، ـشم ا ( ةـميقب ھـمحر عـيب هللا - ردـق ـ وتب اميق اس ع ةرقفلا ا ع 368.757.931 ماـقو ( ) ةـيناثلا دـمحأ نـم ةـئمثالث عيقوتلاـب 450.000 ر ھـنع ةداملا لاـ سابع ةـينامثو ،) ز و عـيب - كلذـ ةـسداسلا نوتـسو ثروم ھصـصح تلقتنا اـنويلم عادـتملا نوعبـسلاو ن ةـيكلم - ةكرـش نـم ةئمعبـسو كـلت ا دـمحأ ماـظن ھنادقفل ز ةعبـسو صـص ةيل مكاـحملا و و راجتلا ةـ ب ، نوسمخو راجتلا كارد ةـ افلأ ةبـس تاذ ، ، اقولا ع ع ةماسا دمحا سابع ز لا و ة ةينطولا ۱۰۳۷۱۰۸۰۰۱ يدوعس دم ھيلع</w:t>
       </w:r>
     </w:p>
     <w:p>
@@ -25441,7 +25441,7 @@
           <w:b w:val="0"/>
           <w:i w:val="0"/>
         </w:rPr>
-        <w:t>رات ـخ صلا ـك : ۳۱/۳۰/۵٤٤۱ مقر حفصلا ـة : ۱ ةرئاد ةرئاد فان تس فان تس ةيناثلا ةيناثلا ةمكحملا ةمكحملا ة راجتلا ة راجتلا ةدجب ةدجب</w:t>
+        <w:t>رات ـخ صلا ـك : ۳۱/۳۰/۵٤٤۱ مقر حفصلا ـة : ۱ ةرئاد فان تس فان تس ةيناثلا ةمكحملا ة راجتلا ة راجتلا ةدجب</w:t>
       </w:r>
     </w:p>
     <w:p>
@@ -25493,7 +25493,7 @@
           <w:b w:val="0"/>
           <w:i w:val="0"/>
         </w:rPr>
-        <w:t>رات ـخ صلا ـك : ۳۱/۳۰/۵٤٤۱ مقر حفصلا ـة : ۲ ةرئاد ةرئاد فان تس فان تس ةيناثلا ةيناثلا ةمكحملا ةمكحملا ة راجتلا ة راجتلا ةدجب ةدجب</w:t>
+        <w:t>رات ـخ صلا ـك : ۳۱/۳۰/۵٤٤۱ مقر حفصلا ـة : ۲ ةرئاد فان تس فان تس ةيناثلا ةمكحملا ة راجتلا ة راجتلا ةدجب</w:t>
       </w:r>
     </w:p>
     <w:p>
@@ -25545,7 +25545,7 @@
           <w:b w:val="0"/>
           <w:i w:val="0"/>
         </w:rPr>
-        <w:t>رات ـخ صلا ـك : ۳۱/۳۰/۵٤٤۱ مقر حفصلا ـة : ۳ ةرئاد ةرئاد فان تس فان تس ةيناثلا ةيناثلا ةمكحملا ةمكحملا ة راجتلا ة راجتلا ةدجب ةدجب</w:t>
+        <w:t>رات ـخ صلا ـك : ۳۱/۳۰/۵٤٤۱ مقر حفصلا ـة : ۳ ةرئاد فان تس فان تس ةيناثلا ةمكحملا ة راجتلا ة راجتلا ةدجب</w:t>
       </w:r>
     </w:p>
     <w:p>
@@ -25597,7 +25597,7 @@
           <w:b w:val="0"/>
           <w:i w:val="0"/>
         </w:rPr>
-        <w:t>رات ـخ صلا ـك : ۳۱/۳۰/۵٤٤۱ مقر حفصلا ـة : ٤ ةرئاد ةرئاد فان تس فان تس ةيناثلا ةيناثلا ةمكحملا ةمكحملا ة راجتلا ة راجتلا ةدجب ةدجب</w:t>
+        <w:t>رات ـخ صلا ـك : ۳۱/۳۰/۵٤٤۱ مقر حفصلا ـة : ٤ ةرئاد فان تس فان تس ةيناثلا ةمكحملا ة راجتلا ة راجتلا ةدجب</w:t>
       </w:r>
     </w:p>
     <w:p>
@@ -25649,7 +25649,7 @@
           <w:b w:val="0"/>
           <w:i w:val="0"/>
         </w:rPr>
-        <w:t>رات ـخ صلا ـك : ۳۱/۳۰/۵٤٤۱ مقر حفصلا ـة : ۵ ةرئاد ةرئاد فان تس فان تس ةيناثلا ةيناثلا ةمكحملا ةمكحملا ة راجتلا ة راجتلا ةدجب ةدجب</w:t>
+        <w:t>رات ـخ صلا ـك : ۳۱/۳۰/۵٤٤۱ مقر حفصلا ـة : ۵ ةرئاد فان تس فان تس ةيناثلا ةمكحملا ة راجتلا ة راجتلا ةدجب</w:t>
       </w:r>
     </w:p>
     <w:p>
@@ -25701,7 +25701,7 @@
           <w:b w:val="0"/>
           <w:i w:val="0"/>
         </w:rPr>
-        <w:t>رات ـخ صلا ـك : ۳۱/۳۰/۵٤٤۱ مقر حفصلا ـة : ٦ ةرئاد ةرئاد فان تس فان تس ةيناثلا ةيناثلا ةمكحملا ةمكحملا ة راجتلا ة راجتلا ةدجب ةدجب</w:t>
+        <w:t>رات ـخ صلا ـك : ۳۱/۳۰/۵٤٤۱ مقر حفصلا ـة : ٦ ةرئاد فان تس فان تس ةيناثلا ةمكحملا ة راجتلا ة راجتلا ةدجب</w:t>
       </w:r>
     </w:p>
     <w:p>
@@ -25753,7 +25753,7 @@
           <w:b w:val="0"/>
           <w:i w:val="0"/>
         </w:rPr>
-        <w:t>رات ـخ صلا ـك : ۳۱/۳۰/۵٤٤۱ مقر حفصلا ـة : ۷ ةرئاد ةرئاد فان تس فان تس ةيناثلا ةيناثلا ةمكحملا ةمكحملا ة راجتلا ة راجتلا ةدجب ةدجب</w:t>
+        <w:t>رات ـخ صلا ـك : ۳۱/۳۰/۵٤٤۱ مقر حفصلا ـة : ۷ ةرئاد فان تس فان تس ةيناثلا ةمكحملا ة راجتلا ة راجتلا ةدجب</w:t>
       </w:r>
     </w:p>
     <w:p>

--- a/zaini_case_audit_output/outputs/word/documents/147_شكوى لوزير العدل 13-11-1445.docx
+++ b/zaini_case_audit_output/outputs/word/documents/147_شكوى لوزير العدل 13-11-1445.docx
@@ -1651,7 +1651,7 @@
           <w:b w:val="0"/>
           <w:i w:val="0"/>
         </w:rPr>
-        <w:t>ةينوناقلا نم ةنابتسي الو ةيماحملا نيب يللا ةكرش</w:t>
+        <w:t>شركة اللي بين المحامية ولا يستبانة من القانونية</w:t>
       </w:r>
     </w:p>
     <w:p>
@@ -2210,7 +2210,7 @@
           <w:b w:val="0"/>
           <w:i w:val="0"/>
         </w:rPr>
-        <w:t>نم عئابلا هبستحا ام مصخ دعب لوقي نمو لوألا فرطلل ةشيعملا فيلاكت (هيلع ىعدملا يناثلا فرطلا</w:t>
+        <w:t>الطرف الثاني المدعى عليه) تكاليف المعيشة للطرف الأول ومن يقول بعد خصم ما احتسبه البائع من</w:t>
       </w:r>
     </w:p>
     <w:p>
@@ -3692,7 +3692,7 @@
           <w:b w:val="0"/>
           <w:i w:val="0"/>
         </w:rPr>
-        <w:t>ةفصلا ة و لا مقر ة و لا عون ةيس ا مسلاا فرطلا \# هسفن نع ةلاصأ ١٠٠٨٠١٧٣٠١ ي دم ل يدوعس ز سابع نب دمحا نب هماسأ ل وم ١ هسفن نع ةلاصأ</w:t>
+        <w:t>أصالة عن نفسه ١ مو ل أسامه بن احمد بن عباس ز سعودي ل مد ي ١٠٠٨٠١٧٣٠١ أصالة عن نفسه #\ الطرف االسم ا سية نوع ال و ة رقم ال و ة الصفة</w:t>
       </w:r>
     </w:p>
     <w:p>
@@ -4238,7 +4238,7 @@
           <w:b w:val="0"/>
           <w:i w:val="0"/>
         </w:rPr>
-        <w:t>ةيدوعسلا ةيبرعلا ة</w:t>
+        <w:t>ة العربية السعودية</w:t>
       </w:r>
     </w:p>
     <w:p>
@@ -4680,7 +4680,7 @@
           <w:b w:val="0"/>
           <w:i w:val="0"/>
         </w:rPr>
-        <w:t>.ةكلمملا لخاد ليوحت</w:t>
+        <w:t>تحويل داخل المملكة.</w:t>
       </w:r>
     </w:p>
     <w:p>
@@ -5681,7 +5681,7 @@
           <w:b w:val="0"/>
           <w:i w:val="0"/>
         </w:rPr>
-        <w:t>ةحفصلا</w:t>
+        <w:t>الصفحة</w:t>
       </w:r>
     </w:p>
     <w:p>
@@ -6383,7 +6383,7 @@
           <w:b w:val="0"/>
           <w:i w:val="0"/>
         </w:rPr>
-        <w:t>:ةحفصلا</w:t>
+        <w:t>الصفحة:</w:t>
       </w:r>
     </w:p>
     <w:p>
@@ -7098,7 +7098,7 @@
           <w:b w:val="0"/>
           <w:i w:val="0"/>
         </w:rPr>
-        <w:t>: ةحفصلا</w:t>
+        <w:t>الصفحة :</w:t>
       </w:r>
     </w:p>
     <w:p>
@@ -7449,7 +7449,7 @@
           <w:b w:val="0"/>
           <w:i w:val="0"/>
         </w:rPr>
-        <w:t>ةحفصلا</w:t>
+        <w:t>الصفحة</w:t>
       </w:r>
     </w:p>
     <w:p>
@@ -9347,7 +9347,7 @@
           <w:b w:val="0"/>
           <w:i w:val="0"/>
         </w:rPr>
-        <w:t>: ةحفصلا</w:t>
+        <w:t>الصفحة :</w:t>
       </w:r>
     </w:p>
     <w:p>
@@ -10231,7 +10231,7 @@
           <w:b w:val="0"/>
           <w:i w:val="0"/>
         </w:rPr>
-        <w:t>:ةحفصلا</w:t>
+        <w:t>الصفحة:</w:t>
       </w:r>
     </w:p>
     <w:p>
@@ -11037,7 +11037,7 @@
           <w:b w:val="0"/>
           <w:i w:val="0"/>
         </w:rPr>
-        <w:t>ةكلمملاب انعورف عيمج ىدل فرصي ةدج - زيزعلا دبع كلملا قيرط عرف</w:t>
+        <w:t>فرع طريق الملك عبد العزيز - جدة يصرف لدى جميع فروعنا بالمملكة</w:t>
       </w:r>
     </w:p>
     <w:p>
@@ -12194,7 +12194,7 @@
           <w:b w:val="0"/>
           <w:i w:val="0"/>
         </w:rPr>
-        <w:t>ةكلمملاب ةسورف عيمج</w:t>
+        <w:t>جميع فروسة بالمملكة</w:t>
       </w:r>
     </w:p>
     <w:p>
@@ -13949,7 +13949,7 @@
           <w:b w:val="0"/>
           <w:i w:val="0"/>
         </w:rPr>
-        <w:t>ةحفصلا</w:t>
+        <w:t>الصفحة</w:t>
       </w:r>
     </w:p>
     <w:p>
@@ -14547,7 +14547,7 @@
           <w:b w:val="0"/>
           <w:i w:val="0"/>
         </w:rPr>
-        <w:t>ةحفصلا</w:t>
+        <w:t>الصفحة</w:t>
       </w:r>
     </w:p>
     <w:p>
@@ -15236,7 +15236,7 @@
           <w:b w:val="0"/>
           <w:i w:val="0"/>
         </w:rPr>
-        <w:t>:ةحفصلا</w:t>
+        <w:t>الصفحة:</w:t>
       </w:r>
     </w:p>
     <w:p>
@@ -15795,7 +15795,7 @@
           <w:b w:val="0"/>
           <w:i w:val="0"/>
         </w:rPr>
-        <w:t>.م١٩٨٤) ليربا ١٨ قفاوملا) ـه١٤٠٤ يناثلا ىدامج ١٦ خيراتب رداصلا ٤٠٣٠٠٤٢٤٩٦ مقر يراجتلا لجسلاب ةيدوعسلا ةيبرعلا ةكلمملاب ةدج يف ةلجسم ةدودحم ةيلوئسم تاذ ةيدوعس ةكرش يه ةدودحملا تامدخلاو ةرادإلل ةينطولا ةكرشلا</w:t>
+        <w:t>الشركة الوطنية للإدارة والخدمات المحدودة هي شركة سعودية ذات مسئولية محدودة مسجلة في جدة بالمملكة العربية السعودية بالسجل التجاري رقم ٤٠٣٠٠٤٢٤٩٦ الصادر بتاريخ ١٦ جمادى الثاني ١٤٠٤هـ (الموافق ١٨ ابريل (١٩٨٤م.</w:t>
       </w:r>
     </w:p>
     <w:p>
@@ -16172,7 +16172,7 @@
           <w:b w:val="0"/>
           <w:i w:val="0"/>
         </w:rPr>
-        <w:t>يف مييقتلا ، ةدودعملا تامدخلاو ةرادإلل ةينطولا ةكرشلا</w:t>
+        <w:t>الشركة الوطنية للإدارة والخدمات المعدودة ، التقييم في</w:t>
       </w:r>
     </w:p>
     <w:p>
@@ -19682,7 +19682,7 @@
           <w:b w:val="0"/>
           <w:i w:val="0"/>
         </w:rPr>
-        <w:t>رطخلا ضافخنا ىلإ يدؤي ةيدوعسلا ةيبرعلا ةكلمملا قوس يف ةحاتملا ايجولونكتلاو نيدروملاو ةلامعلا ىلع ةكرشلا دامتعا نأ امك ةيدوعسلا ةيبرعلا ةكلمملا لخاد نيدوجوملا ءالمعلا نم دودحم ريغ ددع ىلع ةكرشلا دمتعت</w:t>
+        <w:t>تعتمد الشركة على عدد غير محدود من العملاء الموجودين داخل المملكة العربية السعودية كما أن اعتماد الشركة على العمالة والموردين والتكنولوجيا المتاحة في سوق المملكة العربية السعودية يؤدي إلى انخفاض الخطر</w:t>
       </w:r>
     </w:p>
     <w:p>
@@ -20670,7 +20670,7 @@
           <w:b w:val="0"/>
           <w:i w:val="0"/>
         </w:rPr>
-        <w:t>ةيدوعسلا ةريمخلا ةكرش</w:t>
+        <w:t>شركة الخميرة السعودية</w:t>
       </w:r>
     </w:p>
     <w:p>
@@ -20696,7 +20696,7 @@
           <w:b w:val="0"/>
           <w:i w:val="0"/>
         </w:rPr>
-        <w:t>تامدخلاو ةرادإلل ةينطولا ةكرشلا</w:t>
+        <w:t>الشركة الوطنية للإدارة والخدمات</w:t>
       </w:r>
     </w:p>
     <w:p>
@@ -21099,7 +21099,7 @@
           <w:b w:val="0"/>
           <w:i w:val="0"/>
         </w:rPr>
-        <w:t>ةيدوعسلا ةيبرعلا تلوبياس ةكرش</w:t>
+        <w:t>شركة سايبولت العربية السعودية</w:t>
       </w:r>
     </w:p>
     <w:p>
@@ -21775,7 +21775,7 @@
           <w:b w:val="0"/>
           <w:i w:val="0"/>
         </w:rPr>
-        <w:t>.ديهش لوقأ ام ىلع هللاو . هسفنب هنوئش ةرادا عيطتسي ناكو ، هلعفيو هلوقيو هبلطي امل اكردم تقولا كلذ يف ناك ينيز سابع دمحا خيشلا ناو ،دهاشك كلذ ىلع تعقوو ،دقعلا اذه ىلع تدهش يننأب دهشاو .نيرضاحلا دوهشلا مامأو ، يماحملا يواعرقلا دامع ذاتسألا مامأو عئابلا مامأو يمامأ عيقوتلاب ينيز ةماسأ خيشلا يرتشملا ماق دقو ،نيرضاحلا دوهشلا مامأو ، يماحملا يواعرقلا دامع ذاتسالا مامأو ،يرتشملا مامأو يمامأ عيقوتلاب : هللا همحر ينيز سابع دمحأ خيشلا ماق دقو</w:t>
+        <w:t>وقد قام الشيخ أحمد عباس زيني رحمه الله : بالتوقيع أمامي وأمام المشتري، وأمام الاستاذ عماد القرعاوي المحامي ، وأمام الشهود الحاضرين، وقد قام المشتري الشيخ أسامة زيني بالتوقيع أمامي وأمام البائع وأمام الأستاذ عماد القرعاوي المحامي ، وأمام الشهود الحاضرين. واشهد بأنني شهدت على هذا العقد، ووقعت على ذلك كشاهد، وان الشيخ احمد عباس زيني كان في ذلك الوقت مدركا لما يطلبه ويقوله ويفعله ، وكان يستطيع ادارة شئونه بنفسه . والله على ما أقول شهيد.</w:t>
       </w:r>
     </w:p>
     <w:p>
@@ -23010,7 +23010,7 @@
           <w:b w:val="0"/>
           <w:i w:val="0"/>
         </w:rPr>
-        <w:t>ةيضقلا مقر</w:t>
+        <w:t>رقم القضية</w:t>
       </w:r>
     </w:p>
     <w:p>
@@ -23062,7 +23062,7 @@
           <w:b w:val="0"/>
           <w:i w:val="0"/>
         </w:rPr>
-        <w:t>ةيضقلا ةنس ةيراجت لامعأ يراجت مكح ذيفنت</w:t>
+        <w:t>تنفيذ حكم تجاري أعمال تجارية سنة القضية</w:t>
       </w:r>
     </w:p>
     <w:p>
@@ -23205,7 +23205,7 @@
           <w:b w:val="0"/>
           <w:i w:val="0"/>
         </w:rPr>
-        <w:t>.هيجراخ ءازجأ ريوصت مدعو ةحفصلا دودحب دنتسملا حسم نوكي نأ بجي , دنتسملا حسم ءانثا</w:t>
+        <w:t>اثناء مسح المستند , يجب أن يكون مسح المستند بحدود الصفحة وعدم تصوير أجزاء خارجيه.</w:t>
       </w:r>
     </w:p>
     <w:p>
@@ -24479,7 +24479,7 @@
           <w:b w:val="0"/>
           <w:i w:val="0"/>
         </w:rPr>
-        <w:t>ةيضقلا مقر</w:t>
+        <w:t>رقم القضية</w:t>
       </w:r>
     </w:p>
     <w:p>
@@ -24661,7 +24661,7 @@
           <w:b w:val="0"/>
           <w:i w:val="0"/>
         </w:rPr>
-        <w:t>.هيجراخ ءازجأ ريوصت مدعو ةحفصلا دودحب دنتسملا حسم نوكي نأ بجي , دنتسملا حسم ءانثا</w:t>
+        <w:t>اثناء مسح المستند , يجب أن يكون مسح المستند بحدود الصفحة وعدم تصوير أجزاء خارجيه.</w:t>
       </w:r>
     </w:p>
     <w:p>
@@ -25389,7 +25389,7 @@
           <w:b w:val="0"/>
           <w:i w:val="0"/>
         </w:rPr>
-        <w:t>ھتفص تسالاب فان فارطأ ةيضقلا ىدلف</w:t>
+        <w:t>فلدى القضية أطراف ناف بالاست صفتھ</w:t>
       </w:r>
     </w:p>
     <w:p>

--- a/zaini_case_audit_output/outputs/word/documents/147_شكوى لوزير العدل 13-11-1445.docx
+++ b/zaini_case_audit_output/outputs/word/documents/147_شكوى لوزير العدل 13-11-1445.docx
@@ -70,14 +70,13 @@
     <w:p/>
     <w:p>
       <w:pPr>
-        <w:jc w:val="right"/>
-        <w:bidi/>
-      </w:pPr>
-      <w:r>
-        <w:rPr>
-          <w:b w:val="0"/>
-          <w:i w:val="0"/>
-        </w:rPr>
+        <w:pStyle w:val="Heading2"/>
+        <w:jc w:val="right"/>
+        <w:bidi/>
+      </w:pPr>
+      <w:r>
+        <w:t>[المتن الفعلي: الوقائع / الأسباب / المنطوق] ===</w:t>
+        <w:br/>
         <w:t>الساعة احمت رزيني</w:t>
       </w:r>
     </w:p>
@@ -122,27 +121,25 @@
     </w:p>
     <w:p>
       <w:pPr>
-        <w:jc w:val="right"/>
-        <w:bidi/>
-      </w:pPr>
-      <w:r>
-        <w:rPr>
-          <w:b w:val="0"/>
-          <w:i w:val="0"/>
-        </w:rPr>
+        <w:pStyle w:val="Heading2"/>
+        <w:jc w:val="right"/>
+        <w:bidi/>
+      </w:pPr>
+      <w:r>
+        <w:t>[المُرسَل إليه / المخاطَب والتحية] ===</w:t>
+        <w:br/>
         <w:t>معالي الدكتور/ وليد بن محمد الصمعاني وزير العدل ورئيس المجلس الأعلى للقضاء</w:t>
       </w:r>
     </w:p>
     <w:p>
       <w:pPr>
-        <w:jc w:val="right"/>
-        <w:bidi/>
-      </w:pPr>
-      <w:r>
-        <w:rPr>
-          <w:b w:val="0"/>
-          <w:i w:val="0"/>
-        </w:rPr>
+        <w:pStyle w:val="Heading2"/>
+        <w:jc w:val="right"/>
+        <w:bidi/>
+      </w:pPr>
+      <w:r>
+        <w:t>[المتن الفعلي: الوقائع / الأسباب / المنطوق] ===</w:t>
+        <w:br/>
         <w:t>السلام عليكم ورحمة الله وبركاته .. وبعد:</w:t>
       </w:r>
     </w:p>
@@ -161,53 +158,49 @@
     </w:p>
     <w:p>
       <w:pPr>
-        <w:jc w:val="right"/>
-        <w:bidi/>
-      </w:pPr>
-      <w:r>
-        <w:rPr>
-          <w:b w:val="0"/>
-          <w:i w:val="0"/>
-        </w:rPr>
+        <w:pStyle w:val="Heading2"/>
+        <w:jc w:val="right"/>
+        <w:bidi/>
+      </w:pPr>
+      <w:r>
+        <w:t>[المُرسَل إليه / المخاطَب والتحية] ===</w:t>
+        <w:br/>
         <w:t>سلمه الله</w:t>
       </w:r>
     </w:p>
     <w:p>
       <w:pPr>
-        <w:jc w:val="right"/>
-        <w:bidi/>
-      </w:pPr>
-      <w:r>
-        <w:rPr>
-          <w:b w:val="0"/>
-          <w:i w:val="0"/>
-        </w:rPr>
+        <w:pStyle w:val="Heading2"/>
+        <w:jc w:val="right"/>
+        <w:bidi/>
+      </w:pPr>
+      <w:r>
+        <w:t>[المتن الفعلي: الوقائع / الأسباب / المنطوق] ===</w:t>
+        <w:br/>
         <w:t>الموضوع / شكوى ضد رئيس وأعضاء دائرة الاستئناف الثانية بالمحكمة التجارية بجدة الصادر عنها صك الحكم رقم ( 4530241622) وتاريخ 1445/03/13هـ في القضية رقم ( 42824717)</w:t>
       </w:r>
     </w:p>
     <w:p>
       <w:pPr>
-        <w:jc w:val="right"/>
-        <w:bidi/>
-      </w:pPr>
-      <w:r>
-        <w:rPr>
-          <w:b w:val="0"/>
-          <w:i w:val="0"/>
-        </w:rPr>
+        <w:pStyle w:val="Heading2"/>
+        <w:jc w:val="right"/>
+        <w:bidi/>
+      </w:pPr>
+      <w:r>
+        <w:t>[الطلبات / المرفقات] ===</w:t>
+        <w:br/>
         <w:t>في البداية أتقدم لمعاليكم بجزيل الشكر على تكرمكم بمقابلتي الأولى لعرض شكواي ضد دائرة الاستئناف الثانية بالمحكمة التجارية من الحكم الجائر الصادر ضدي، وبعد تفهم معاليكم للضرر الحاصل ، وأن لي حق معتبر في شكواي، قمتم بتوجيهي بالتقدم بالتماس إعادة نظر، وإرفاق جميع مستندات السداد إلا أن الحاصل هو أنني بعدما تقدمت بالتماس إعادة النظر وقدمت جميع مستندات الوفاء، أصرت محكمة الاستئناف على حكمها الجائر، المخالف لأحكام النظام والشرع، و اجتهادها المعيب، وقررت عدم قبول الالتماس، وجاء تسبيبها متناقض بعضه البعض، لذا ألتمس من معاليكم النظر في شكواي هذه في ضوء المستجدات التي حدثت، وما قررته محكمة الاستئناف في تسبيبها الغريب برد التماس إعادة النظر، والذي خالف تسبيبها السابق في الحكم الموضوعي، إذ كانت علتها الأولى أنني لم أتقدم بما يثبت الوفاء، فكيف بعد أن قدمت مستندات الوفاء، وما يفيد صحة عقد البيع، وتنفيذ شروطه والوفاء بالثمن، يأتي حكمها المتعسف ، والذي تضمن التفاتها عن تلك المستندات الرسمية والموثقة.</w:t>
       </w:r>
     </w:p>
     <w:p>
       <w:pPr>
-        <w:jc w:val="right"/>
-        <w:bidi/>
-      </w:pPr>
-      <w:r>
-        <w:rPr>
-          <w:b w:val="0"/>
-          <w:i w:val="0"/>
-        </w:rPr>
+        <w:pStyle w:val="Heading2"/>
+        <w:jc w:val="right"/>
+        <w:bidi/>
+      </w:pPr>
+      <w:r>
+        <w:t>[المتن الفعلي: الوقائع / الأسباب / المنطوق] ===</w:t>
+        <w:br/>
         <w:t>وتتلخص شكواي في الآتي:</w:t>
       </w:r>
     </w:p>
@@ -382,27 +375,25 @@
     </w:p>
     <w:p>
       <w:pPr>
-        <w:jc w:val="right"/>
-        <w:bidi/>
-      </w:pPr>
-      <w:r>
-        <w:rPr>
-          <w:b w:val="0"/>
-          <w:i w:val="0"/>
-        </w:rPr>
+        <w:pStyle w:val="Heading2"/>
+        <w:jc w:val="right"/>
+        <w:bidi/>
+      </w:pPr>
+      <w:r>
+        <w:t>[الطلبات / المرفقات] ===</w:t>
+        <w:br/>
         <w:t>3- أرفقت المستندات الموثقة على السداد والوفاء بثمن الحصة والثابت بشيكات مصرفية، منها شيك بمبلغ 450 ألف ريال أهدرت المحكمة حجيته بقولها بالتسبيب: أن المدعى عليه لم يعمد على هذا الجزء في السداد وربما يكون المبلغ لعلاقة أخرى\!\!)، كما أرفقت شيكات مجموعهما مبلغ 6 مليون ريال، وأهدرت المحكمة حجيتها رغم عدم نزاع المدعين فيها - بحجة أن صور الشيكات المقدمة غير واضحة، كما رفضت مخاطبة البنوك ذات العلاقة لتفصح لها عن ما قمت بسدادة من ديون عن المورث بائع الحصص. وبعدما تقدمت بالتماس إعادة نظر على الحكم، وقدمت مرفقات موثقة تؤكد سدادي لديون عن المورث بائع الحصص وتحملي تكاليف علاجه بمبالغ تزيد عن قيمة التعاقد رفضت قبولها، ووجهت برفع دعوى مستقلة بها، وهو موقف غريب وعجيب من الدائرة.</w:t>
       </w:r>
     </w:p>
     <w:p>
       <w:pPr>
-        <w:jc w:val="right"/>
-        <w:bidi/>
-      </w:pPr>
-      <w:r>
-        <w:rPr>
-          <w:b w:val="0"/>
-          <w:i w:val="0"/>
-        </w:rPr>
+        <w:pStyle w:val="Heading2"/>
+        <w:jc w:val="right"/>
+        <w:bidi/>
+      </w:pPr>
+      <w:r>
+        <w:t>[المتن الفعلي: الوقائع / الأسباب / المنطوق] ===</w:t>
+        <w:br/>
         <w:t>ثانياً: جاء تسبيب حكم الاستئنات متجهاً في مسار واحد وهو أن ما يزعمه المدعي هو الصدق، وما يدفع به المدعى عليه غير صحيح، وهذا يعتبر بمثابة القضاء بالعلم الشخصي وغياب واضح عن الحياد الموضوعي، ونظراً لتأثر المحكمة بكذب المدعي، فقد غاب عنها إعمال نصوص نظام الإثبات واضحة الدلالة فاتجهت في قضائها إلى القرائن الغير معتبرة، وخالفت المبدأ القضائي: أن الأصل أن تتصدى محكمة الموضوع لأي دفع جوهري في الدعوى، والذي لو صح لتغير به وجه الحكم في الدعوى والمبدأ القضائي : أن الظاهر معتبر ما لم يطرأ ما يرده بيقين، ولا يعدل عنه إلا لحجة سالمة من الرد.</w:t>
       </w:r>
     </w:p>
@@ -551,14 +542,13 @@
     </w:p>
     <w:p>
       <w:pPr>
-        <w:jc w:val="right"/>
-        <w:bidi/>
-      </w:pPr>
-      <w:r>
-        <w:rPr>
-          <w:b w:val="0"/>
-          <w:i w:val="0"/>
-        </w:rPr>
+        <w:pStyle w:val="Heading2"/>
+        <w:jc w:val="right"/>
+        <w:bidi/>
+      </w:pPr>
+      <w:r>
+        <w:t>[الطلبات / المرفقات] ===</w:t>
+        <w:br/>
         <w:t>1 قدمت بمرفقات الالتماس مستندات مصرفية كدليل قاطع على قيام المشتري بسداد ديون على المورث من واقع شيكات وحوالات بنكية جميعها صادرة بتاريخ لاحق على بيع الحصص، وتقترب من 50 مليون ريال. ومستندات أخرى تفيد تحمل المشتري (المدعى عليه) نفقات معيشة المورث ونقات علاج ومصاريف طبية وجميعها لاحقة على تاريخ البيع وحتى وفاة المورث لمدة 7 سنوات كاملة بما يجاوز 12 مليون ريال، وهو ما يتفق مع البند خامساً من عقد البيع.</w:t>
       </w:r>
     </w:p>
@@ -577,14 +567,13 @@
     </w:p>
     <w:p>
       <w:pPr>
-        <w:jc w:val="right"/>
-        <w:bidi/>
-      </w:pPr>
-      <w:r>
-        <w:rPr>
-          <w:b w:val="0"/>
-          <w:i w:val="0"/>
-        </w:rPr>
+        <w:pStyle w:val="Heading2"/>
+        <w:jc w:val="right"/>
+        <w:bidi/>
+      </w:pPr>
+      <w:r>
+        <w:t>[المتن الفعلي: الوقائع / الأسباب / المنطوق] ===</w:t>
+        <w:br/>
         <w:t>3</w:t>
       </w:r>
     </w:p>
@@ -642,14 +631,13 @@
     </w:p>
     <w:p>
       <w:pPr>
-        <w:jc w:val="right"/>
-        <w:bidi/>
-      </w:pPr>
-      <w:r>
-        <w:rPr>
-          <w:b w:val="0"/>
-          <w:i w:val="0"/>
-        </w:rPr>
+        <w:pStyle w:val="Heading2"/>
+        <w:jc w:val="right"/>
+        <w:bidi/>
+      </w:pPr>
+      <w:r>
+        <w:t>[الطلبات / المرفقات] ===</w:t>
+        <w:br/>
         <w:t>بناء على ما سبق</w:t>
       </w:r>
     </w:p>
@@ -668,27 +656,25 @@
     </w:p>
     <w:p>
       <w:pPr>
-        <w:jc w:val="right"/>
-        <w:bidi/>
-      </w:pPr>
-      <w:r>
-        <w:rPr>
-          <w:b w:val="0"/>
-          <w:i w:val="0"/>
-        </w:rPr>
+        <w:pStyle w:val="Heading2"/>
+        <w:jc w:val="right"/>
+        <w:bidi/>
+      </w:pPr>
+      <w:r>
+        <w:t>[المتن الفعلي: الوقائع / الأسباب / المنطوق] ===</w:t>
+        <w:br/>
         <w:t>والله يحفظكم ويرعاكم</w:t>
       </w:r>
     </w:p>
     <w:p>
       <w:pPr>
-        <w:jc w:val="right"/>
-        <w:bidi/>
-      </w:pPr>
-      <w:r>
-        <w:rPr>
-          <w:b w:val="0"/>
-          <w:i w:val="0"/>
-        </w:rPr>
+        <w:pStyle w:val="Heading2"/>
+        <w:jc w:val="right"/>
+        <w:bidi/>
+      </w:pPr>
+      <w:r>
+        <w:t>[الطلبات / المرفقات] ===</w:t>
+        <w:br/>
         <w:t>المرفقات</w:t>
       </w:r>
     </w:p>
@@ -707,66 +693,61 @@
     </w:p>
     <w:p>
       <w:pPr>
-        <w:jc w:val="right"/>
-        <w:bidi/>
-      </w:pPr>
-      <w:r>
-        <w:rPr>
-          <w:b w:val="0"/>
-          <w:i w:val="0"/>
-        </w:rPr>
+        <w:pStyle w:val="Heading2"/>
+        <w:jc w:val="right"/>
+        <w:bidi/>
+      </w:pPr>
+      <w:r>
+        <w:t>[بيانات الأطراف: المدعي / المدعى عليه / الحاضرون] ===</w:t>
+        <w:br/>
         <w:t>هوية وطنية رقم (1008017301)</w:t>
       </w:r>
     </w:p>
     <w:p>
       <w:pPr>
-        <w:jc w:val="right"/>
-        <w:bidi/>
-      </w:pPr>
-      <w:r>
-        <w:rPr>
-          <w:b w:val="0"/>
-          <w:i w:val="0"/>
-        </w:rPr>
+        <w:pStyle w:val="Heading2"/>
+        <w:jc w:val="right"/>
+        <w:bidi/>
+      </w:pPr>
+      <w:r>
+        <w:t>[ترويسة / كليشة رسمية — معلومات متكررة] ===</w:t>
+        <w:br/>
         <w:t>جوال رقم 0556355663</w:t>
       </w:r>
     </w:p>
     <w:p>
       <w:pPr>
-        <w:jc w:val="right"/>
-        <w:bidi/>
-      </w:pPr>
-      <w:r>
-        <w:rPr>
-          <w:b w:val="0"/>
-          <w:i w:val="0"/>
-        </w:rPr>
+        <w:pStyle w:val="Heading2"/>
+        <w:jc w:val="right"/>
+        <w:bidi/>
+      </w:pPr>
+      <w:r>
+        <w:t>[المتن الفعلي: الوقائع / الأسباب / المنطوق] ===</w:t>
+        <w:br/>
         <w:t>1 صورة عقد بيع حصة المورث بمبلغ 120 مليون.</w:t>
       </w:r>
     </w:p>
     <w:p>
       <w:pPr>
-        <w:jc w:val="right"/>
-        <w:bidi/>
-      </w:pPr>
-      <w:r>
-        <w:rPr>
-          <w:b w:val="0"/>
-          <w:i w:val="0"/>
-        </w:rPr>
+        <w:pStyle w:val="Heading2"/>
+        <w:jc w:val="right"/>
+        <w:bidi/>
+      </w:pPr>
+      <w:r>
+        <w:t>[الطلبات / المرفقات] ===</w:t>
+        <w:br/>
         <w:t>2 صورة من قرار الشركاء بما يفيد تنازل المورث عن حصته بالقيمة الاسمية وموقع من عدنان -3 صورة شيك بمبلغ 450 ألف ريال، وصور شيكات أخرى بمبلغ 6 مليون سداد ديون.</w:t>
       </w:r>
     </w:p>
     <w:p>
       <w:pPr>
-        <w:jc w:val="right"/>
-        <w:bidi/>
-      </w:pPr>
-      <w:r>
-        <w:rPr>
-          <w:b w:val="0"/>
-          <w:i w:val="0"/>
-        </w:rPr>
+        <w:pStyle w:val="Heading2"/>
+        <w:jc w:val="right"/>
+        <w:bidi/>
+      </w:pPr>
+      <w:r>
+        <w:t>[المتن الفعلي: الوقائع / الأسباب / المنطوق] ===</w:t>
+        <w:br/>
         <w:t>4 صك حكم الاستئناف.</w:t>
       </w:r>
     </w:p>
@@ -863,27 +844,25 @@
     </w:p>
     <w:p>
       <w:pPr>
-        <w:jc w:val="right"/>
-        <w:bidi/>
-      </w:pPr>
-      <w:r>
-        <w:rPr>
-          <w:b w:val="0"/>
-          <w:i w:val="0"/>
-        </w:rPr>
+        <w:pStyle w:val="Heading2"/>
+        <w:jc w:val="right"/>
+        <w:bidi/>
+      </w:pPr>
+      <w:r>
+        <w:t>[المُرسَل إليه / المخاطَب والتحية] ===</w:t>
+        <w:br/>
         <w:t>أصحاب الفضيلة رئيس وقضاة محكمة الاستئناف التجارية بمحافظة جدة سلمهم الله</w:t>
       </w:r>
     </w:p>
     <w:p>
       <w:pPr>
-        <w:jc w:val="right"/>
-        <w:bidi/>
-      </w:pPr>
-      <w:r>
-        <w:rPr>
-          <w:b w:val="0"/>
-          <w:i w:val="0"/>
-        </w:rPr>
+        <w:pStyle w:val="Heading2"/>
+        <w:jc w:val="right"/>
+        <w:bidi/>
+      </w:pPr>
+      <w:r>
+        <w:t>[المتن الفعلي: الوقائع / الأسباب / المنطوق] ===</w:t>
+        <w:br/>
         <w:t>السلام عليكم ورحمة الله وبركاته، وبعد:</w:t>
       </w:r>
     </w:p>
@@ -954,27 +933,25 @@
     </w:p>
     <w:p>
       <w:pPr>
-        <w:jc w:val="right"/>
-        <w:bidi/>
-      </w:pPr>
-      <w:r>
-        <w:rPr>
-          <w:b w:val="0"/>
-          <w:i w:val="0"/>
-        </w:rPr>
+        <w:pStyle w:val="Heading2"/>
+        <w:jc w:val="right"/>
+        <w:bidi/>
+      </w:pPr>
+      <w:r>
+        <w:t>[بيانات الأطراف: المدعي / المدعى عليه / الحاضرون] ===</w:t>
+        <w:br/>
         <w:t>عائقة محمد يحيى الحرازي ، سعودية الجنسية، هوية وطنية رقم (١٠٠٧٠٥٦٨٤٧)</w:t>
       </w:r>
     </w:p>
     <w:p>
       <w:pPr>
-        <w:jc w:val="right"/>
-        <w:bidi/>
-      </w:pPr>
-      <w:r>
-        <w:rPr>
-          <w:b w:val="0"/>
-          <w:i w:val="0"/>
-        </w:rPr>
+        <w:pStyle w:val="Heading2"/>
+        <w:jc w:val="right"/>
+        <w:bidi/>
+      </w:pPr>
+      <w:r>
+        <w:t>[المتن الفعلي: الوقائع / الأسباب / المنطوق] ===</w:t>
+        <w:br/>
         <w:t>واقعات الدعوى وملخص الحكم الملتمس عليه:</w:t>
       </w:r>
     </w:p>
@@ -1058,27 +1035,25 @@
     </w:p>
     <w:p>
       <w:pPr>
-        <w:jc w:val="right"/>
-        <w:bidi/>
-      </w:pPr>
-      <w:r>
-        <w:rPr>
-          <w:b w:val="0"/>
-          <w:i w:val="0"/>
-        </w:rPr>
+        <w:pStyle w:val="Heading2"/>
+        <w:jc w:val="right"/>
+        <w:bidi/>
+      </w:pPr>
+      <w:r>
+        <w:t>[ترويسة / كليشة رسمية — معلومات متكررة] ===</w:t>
+        <w:br/>
         <w:t>eTanfition Tannthion@gmail.com 053 653 3988545/1</w:t>
       </w:r>
     </w:p>
     <w:p>
       <w:pPr>
-        <w:jc w:val="right"/>
-        <w:bidi/>
-      </w:pPr>
-      <w:r>
-        <w:rPr>
-          <w:b w:val="0"/>
-          <w:i w:val="0"/>
-        </w:rPr>
+        <w:pStyle w:val="Heading2"/>
+        <w:jc w:val="right"/>
+        <w:bidi/>
+      </w:pPr>
+      <w:r>
+        <w:t>[المتن الفعلي: الوقائع / الأسباب / المنطوق] ===</w:t>
+        <w:br/>
         <w:t>التنفيذيون</w:t>
       </w:r>
     </w:p>
@@ -1357,27 +1332,25 @@
     </w:p>
     <w:p>
       <w:pPr>
-        <w:jc w:val="right"/>
-        <w:bidi/>
-      </w:pPr>
-      <w:r>
-        <w:rPr>
-          <w:b w:val="0"/>
-          <w:i w:val="0"/>
-        </w:rPr>
+        <w:pStyle w:val="Heading2"/>
+        <w:jc w:val="right"/>
+        <w:bidi/>
+      </w:pPr>
+      <w:r>
+        <w:t>[ترويسة / كليشة رسمية — معلومات متكررة] ===</w:t>
+        <w:br/>
         <w:t>Tanithion@gmail.com 053653 3388 012 605 0577</w:t>
       </w:r>
     </w:p>
     <w:p>
       <w:pPr>
-        <w:jc w:val="right"/>
-        <w:bidi/>
-      </w:pPr>
-      <w:r>
-        <w:rPr>
-          <w:b w:val="0"/>
-          <w:i w:val="0"/>
-        </w:rPr>
+        <w:pStyle w:val="Heading2"/>
+        <w:jc w:val="right"/>
+        <w:bidi/>
+      </w:pPr>
+      <w:r>
+        <w:t>[المتن الفعلي: الوقائع / الأسباب / المنطوق] ===</w:t>
+        <w:br/>
         <w:t>التنفيذيون</w:t>
       </w:r>
     </w:p>
@@ -1617,27 +1590,25 @@
     </w:p>
     <w:p>
       <w:pPr>
-        <w:jc w:val="right"/>
-        <w:bidi/>
-      </w:pPr>
-      <w:r>
-        <w:rPr>
-          <w:b w:val="0"/>
-          <w:i w:val="0"/>
-        </w:rPr>
+        <w:pStyle w:val="Heading2"/>
+        <w:jc w:val="right"/>
+        <w:bidi/>
+      </w:pPr>
+      <w:r>
+        <w:t>[ترويسة / كليشة رسمية — معلومات متكررة] ===</w:t>
+        <w:br/>
         <w:t>Tantithion@gmail.com 453653 3388 012 605 4571</w:t>
       </w:r>
     </w:p>
     <w:p>
       <w:pPr>
-        <w:jc w:val="right"/>
-        <w:bidi/>
-      </w:pPr>
-      <w:r>
-        <w:rPr>
-          <w:b w:val="0"/>
-          <w:i w:val="0"/>
-        </w:rPr>
+        <w:pStyle w:val="Heading2"/>
+        <w:jc w:val="right"/>
+        <w:bidi/>
+      </w:pPr>
+      <w:r>
+        <w:t>[المتن الفعلي: الوقائع / الأسباب / المنطوق] ===</w:t>
+        <w:br/>
         <w:t>التنفيذيون</w:t>
       </w:r>
     </w:p>
@@ -1916,27 +1887,25 @@
     </w:p>
     <w:p>
       <w:pPr>
-        <w:jc w:val="right"/>
-        <w:bidi/>
-      </w:pPr>
-      <w:r>
-        <w:rPr>
-          <w:b w:val="0"/>
-          <w:i w:val="0"/>
-        </w:rPr>
+        <w:pStyle w:val="Heading2"/>
+        <w:jc w:val="right"/>
+        <w:bidi/>
+      </w:pPr>
+      <w:r>
+        <w:t>[ترويسة / كليشة رسمية — معلومات متكررة] ===</w:t>
+        <w:br/>
         <w:t>Tanithion@gmail.com 053 653 3888 012605 4577</w:t>
       </w:r>
     </w:p>
     <w:p>
       <w:pPr>
-        <w:jc w:val="right"/>
-        <w:bidi/>
-      </w:pPr>
-      <w:r>
-        <w:rPr>
-          <w:b w:val="0"/>
-          <w:i w:val="0"/>
-        </w:rPr>
+        <w:pStyle w:val="Heading2"/>
+        <w:jc w:val="right"/>
+        <w:bidi/>
+      </w:pPr>
+      <w:r>
+        <w:t>[المتن الفعلي: الوقائع / الأسباب / المنطوق] ===</w:t>
+        <w:br/>
         <w:t>التنفيذيون</w:t>
       </w:r>
     </w:p>
@@ -2410,27 +2379,25 @@
     </w:p>
     <w:p>
       <w:pPr>
-        <w:jc w:val="right"/>
-        <w:bidi/>
-      </w:pPr>
-      <w:r>
-        <w:rPr>
-          <w:b w:val="0"/>
-          <w:i w:val="0"/>
-        </w:rPr>
+        <w:pStyle w:val="Heading2"/>
+        <w:jc w:val="right"/>
+        <w:bidi/>
+      </w:pPr>
+      <w:r>
+        <w:t>[الطلبات / المرفقات] ===</w:t>
+        <w:br/>
         <w:t>حجر عليه يتولي مصارفه ولم يساهموا في تشديد أي من قروضه والتزاماته ويتضح من المستندات الموثقة والمرفقات البنكية أن المدعى عليه سدد مبالغا مالية كبيرة وحرص على</w:t>
       </w:r>
     </w:p>
     <w:p>
       <w:pPr>
-        <w:jc w:val="right"/>
-        <w:bidi/>
-      </w:pPr>
-      <w:r>
-        <w:rPr>
-          <w:b w:val="0"/>
-          <w:i w:val="0"/>
-        </w:rPr>
+        <w:pStyle w:val="Heading2"/>
+        <w:jc w:val="right"/>
+        <w:bidi/>
+      </w:pPr>
+      <w:r>
+        <w:t>[المتن الفعلي: الوقائع / الأسباب / المنطوق] ===</w:t>
+        <w:br/>
         <w:t>الوفاء، ومن ثم فإن ما ذهب إليه فضاء المحكمة فيما انتهت إليه من اجتهاد مفاده عدم الوفاء بالثمن</w:t>
       </w:r>
     </w:p>
@@ -2488,27 +2455,25 @@
     </w:p>
     <w:p>
       <w:pPr>
-        <w:jc w:val="right"/>
-        <w:bidi/>
-      </w:pPr>
-      <w:r>
-        <w:rPr>
-          <w:b w:val="0"/>
-          <w:i w:val="0"/>
-        </w:rPr>
+        <w:pStyle w:val="Heading2"/>
+        <w:jc w:val="right"/>
+        <w:bidi/>
+      </w:pPr>
+      <w:r>
+        <w:t>[ترويسة / كليشة رسمية — معلومات متكررة] ===</w:t>
+        <w:br/>
         <w:t>Tanton Tannthenggmail.com 0534553588 012 605 4571</w:t>
       </w:r>
     </w:p>
     <w:p>
       <w:pPr>
-        <w:jc w:val="right"/>
-        <w:bidi/>
-      </w:pPr>
-      <w:r>
-        <w:rPr>
-          <w:b w:val="0"/>
-          <w:i w:val="0"/>
-        </w:rPr>
+        <w:pStyle w:val="Heading2"/>
+        <w:jc w:val="right"/>
+        <w:bidi/>
+      </w:pPr>
+      <w:r>
+        <w:t>[المتن الفعلي: الوقائع / الأسباب / المنطوق] ===</w:t>
+        <w:br/>
         <w:t>التنفيذيون</w:t>
       </w:r>
     </w:p>
@@ -2566,27 +2531,25 @@
     </w:p>
     <w:p>
       <w:pPr>
-        <w:jc w:val="right"/>
-        <w:bidi/>
-      </w:pPr>
-      <w:r>
-        <w:rPr>
-          <w:b w:val="0"/>
-          <w:i w:val="0"/>
-        </w:rPr>
+        <w:pStyle w:val="Heading2"/>
+        <w:jc w:val="right"/>
+        <w:bidi/>
+      </w:pPr>
+      <w:r>
+        <w:t>[بيانات الأطراف: المدعي / المدعى عليه / الحاضرون] ===</w:t>
+        <w:br/>
         <w:t>السبب الثاني للالتماس ثبوت تحقق غش المدعين الملتمس ضدهما) الذي كان من</w:t>
       </w:r>
     </w:p>
     <w:p>
       <w:pPr>
-        <w:jc w:val="right"/>
-        <w:bidi/>
-      </w:pPr>
-      <w:r>
-        <w:rPr>
-          <w:b w:val="0"/>
-          <w:i w:val="0"/>
-        </w:rPr>
+        <w:pStyle w:val="Heading2"/>
+        <w:jc w:val="right"/>
+        <w:bidi/>
+      </w:pPr>
+      <w:r>
+        <w:t>[المتن الفعلي: الوقائع / الأسباب / المنطوق] ===</w:t>
+        <w:br/>
         <w:t>شأنه التأثير على الحكم</w:t>
       </w:r>
     </w:p>
@@ -2813,27 +2776,25 @@
     </w:p>
     <w:p>
       <w:pPr>
-        <w:jc w:val="right"/>
-        <w:bidi/>
-      </w:pPr>
-      <w:r>
-        <w:rPr>
-          <w:b w:val="0"/>
-          <w:i w:val="0"/>
-        </w:rPr>
+        <w:pStyle w:val="Heading2"/>
+        <w:jc w:val="right"/>
+        <w:bidi/>
+      </w:pPr>
+      <w:r>
+        <w:t>[ترويسة / كليشة رسمية — معلومات متكررة] ===</w:t>
+        <w:br/>
         <w:t>eTarmenien Tarihion@gmail.com 53453 3188 012 605 4571@</w:t>
       </w:r>
     </w:p>
     <w:p>
       <w:pPr>
-        <w:jc w:val="right"/>
-        <w:bidi/>
-      </w:pPr>
-      <w:r>
-        <w:rPr>
-          <w:b w:val="0"/>
-          <w:i w:val="0"/>
-        </w:rPr>
+        <w:pStyle w:val="Heading2"/>
+        <w:jc w:val="right"/>
+        <w:bidi/>
+      </w:pPr>
+      <w:r>
+        <w:t>[المتن الفعلي: الوقائع / الأسباب / المنطوق] ===</w:t>
+        <w:br/>
         <w:t>التنفيذيون</w:t>
       </w:r>
     </w:p>
@@ -3021,27 +2982,25 @@
     </w:p>
     <w:p>
       <w:pPr>
-        <w:jc w:val="right"/>
-        <w:bidi/>
-      </w:pPr>
-      <w:r>
-        <w:rPr>
-          <w:b w:val="0"/>
-          <w:i w:val="0"/>
-        </w:rPr>
+        <w:pStyle w:val="Heading2"/>
+        <w:jc w:val="right"/>
+        <w:bidi/>
+      </w:pPr>
+      <w:r>
+        <w:t>[الطلبات / المرفقات] ===</w:t>
+        <w:br/>
         <w:t>موكلي بالغش في تاريخ لاحق على الحكم، بعد تمكنه من الحصول على صورة من التقييمات التي تعود إلى عام ١٤٢٧ه تفيد القيم الحقيقية للشركات الإحدى عشر والتي من بينها الشركات التي تساهم فيها شركة أحمد زيني التجارية بنسبة من الحصص، كذلك الحصول على محضر اجتماع مع شريك المورث شركة آبار وزيني، والمتضمن تفاصيل التخارج ونسب كل شريك وقد حضر ذلك</w:t>
       </w:r>
     </w:p>
     <w:p>
       <w:pPr>
-        <w:jc w:val="right"/>
-        <w:bidi/>
-      </w:pPr>
-      <w:r>
-        <w:rPr>
-          <w:b w:val="0"/>
-          <w:i w:val="0"/>
-        </w:rPr>
+        <w:pStyle w:val="Heading2"/>
+        <w:jc w:val="right"/>
+        <w:bidi/>
+      </w:pPr>
+      <w:r>
+        <w:t>[المتن الفعلي: الوقائع / الأسباب / المنطوق] ===</w:t>
+        <w:br/>
         <w:t>الاجتماع الملتمس ضده الأول ( عدنان زيني) وثابت بالمحضر أن قيمة الشركات بذلك الوقت ١٣٦ مليون وقيمة حصة المورث الشيخ أحمد زيني رحمه الله لا تتعدى ۳۸ مليون ولم يتمكن الملتمس من تقديم</w:t>
       </w:r>
     </w:p>
@@ -3073,27 +3032,25 @@
     </w:p>
     <w:p>
       <w:pPr>
-        <w:jc w:val="right"/>
-        <w:bidi/>
-      </w:pPr>
-      <w:r>
-        <w:rPr>
-          <w:b w:val="0"/>
-          <w:i w:val="0"/>
-        </w:rPr>
+        <w:pStyle w:val="Heading2"/>
+        <w:jc w:val="right"/>
+        <w:bidi/>
+      </w:pPr>
+      <w:r>
+        <w:t>[ترويسة / كليشة رسمية — معلومات متكررة] ===</w:t>
+        <w:br/>
         <w:t>Tarifinion Tantithion@gmail.com 053651 33880 605 4571</w:t>
       </w:r>
     </w:p>
     <w:p>
       <w:pPr>
-        <w:jc w:val="right"/>
-        <w:bidi/>
-      </w:pPr>
-      <w:r>
-        <w:rPr>
-          <w:b w:val="0"/>
-          <w:i w:val="0"/>
-        </w:rPr>
+        <w:pStyle w:val="Heading2"/>
+        <w:jc w:val="right"/>
+        <w:bidi/>
+      </w:pPr>
+      <w:r>
+        <w:t>[المتن الفعلي: الوقائع / الأسباب / المنطوق] ===</w:t>
+        <w:br/>
         <w:t>التنفيذيون</w:t>
       </w:r>
     </w:p>
@@ -3372,27 +3329,25 @@
     </w:p>
     <w:p>
       <w:pPr>
-        <w:jc w:val="right"/>
-        <w:bidi/>
-      </w:pPr>
-      <w:r>
-        <w:rPr>
-          <w:b w:val="0"/>
-          <w:i w:val="0"/>
-        </w:rPr>
+        <w:pStyle w:val="Heading2"/>
+        <w:jc w:val="right"/>
+        <w:bidi/>
+      </w:pPr>
+      <w:r>
+        <w:t>[ترويسة / كليشة رسمية — معلومات متكررة] ===</w:t>
+        <w:br/>
         <w:t>Tartition Tantthionegmail.com 053051 1300 2011 605 15/11</w:t>
       </w:r>
     </w:p>
     <w:p>
       <w:pPr>
-        <w:jc w:val="right"/>
-        <w:bidi/>
-      </w:pPr>
-      <w:r>
-        <w:rPr>
-          <w:b w:val="0"/>
-          <w:i w:val="0"/>
-        </w:rPr>
+        <w:pStyle w:val="Heading2"/>
+        <w:jc w:val="right"/>
+        <w:bidi/>
+      </w:pPr>
+      <w:r>
+        <w:t>[المتن الفعلي: الوقائع / الأسباب / المنطوق] ===</w:t>
+        <w:br/>
         <w:t>التنفيذيون</w:t>
       </w:r>
     </w:p>
@@ -3554,27 +3509,25 @@
     </w:p>
     <w:p>
       <w:pPr>
-        <w:jc w:val="right"/>
-        <w:bidi/>
-      </w:pPr>
-      <w:r>
-        <w:rPr>
-          <w:b w:val="0"/>
-          <w:i w:val="0"/>
-        </w:rPr>
+        <w:pStyle w:val="Heading2"/>
+        <w:jc w:val="right"/>
+        <w:bidi/>
+      </w:pPr>
+      <w:r>
+        <w:t>[الطلبات / المرفقات] ===</w:t>
+        <w:br/>
         <w:t>لهذه الأسباب نلتمس من فضيلتكم:</w:t>
       </w:r>
     </w:p>
     <w:p>
       <w:pPr>
-        <w:jc w:val="right"/>
-        <w:bidi/>
-      </w:pPr>
-      <w:r>
-        <w:rPr>
-          <w:b w:val="0"/>
-          <w:i w:val="0"/>
-        </w:rPr>
+        <w:pStyle w:val="Heading2"/>
+        <w:jc w:val="right"/>
+        <w:bidi/>
+      </w:pPr>
+      <w:r>
+        <w:t>[المتن الفعلي: الوقائع / الأسباب / المنطوق] ===</w:t>
+        <w:br/>
         <w:t>أولاً : قبول الالتماس شكلاً.</w:t>
       </w:r>
     </w:p>
@@ -3645,27 +3598,25 @@
     </w:p>
     <w:p>
       <w:pPr>
-        <w:jc w:val="right"/>
-        <w:bidi/>
-      </w:pPr>
-      <w:r>
-        <w:rPr>
-          <w:b w:val="0"/>
-          <w:i w:val="0"/>
-        </w:rPr>
+        <w:pStyle w:val="Heading2"/>
+        <w:jc w:val="right"/>
+        <w:bidi/>
+      </w:pPr>
+      <w:r>
+        <w:t>[ترويسة / كليشة رسمية — معلومات متكررة] ===</w:t>
+        <w:br/>
         <w:t>@Tanthion Tanhthion@gmail.com 053 653 3888</w:t>
       </w:r>
     </w:p>
     <w:p>
       <w:pPr>
-        <w:jc w:val="right"/>
-        <w:bidi/>
-      </w:pPr>
-      <w:r>
-        <w:rPr>
-          <w:b w:val="0"/>
-          <w:i w:val="0"/>
-        </w:rPr>
+        <w:pStyle w:val="Heading2"/>
+        <w:jc w:val="right"/>
+        <w:bidi/>
+      </w:pPr>
+      <w:r>
+        <w:t>[المتن الفعلي: الوقائع / الأسباب / المنطوق] ===</w:t>
+        <w:br/>
         <w:t>012 605 4571</w:t>
       </w:r>
     </w:p>
@@ -3697,27 +3648,25 @@
     </w:p>
     <w:p>
       <w:pPr>
-        <w:jc w:val="right"/>
-        <w:bidi/>
-      </w:pPr>
-      <w:r>
-        <w:rPr>
-          <w:b w:val="0"/>
-          <w:i w:val="0"/>
-        </w:rPr>
+        <w:pStyle w:val="Heading2"/>
+        <w:jc w:val="right"/>
+        <w:bidi/>
+      </w:pPr>
+      <w:r>
+        <w:t>[بيانات الأطراف: المدعي / المدعى عليه / الحاضرون] ===</w:t>
+        <w:br/>
         <w:t>النطاق : ٢ وكيل ع بن مشرف بن مفرح بن راشد سعودي ل مد ي ١٠٦٤٢٧٤٠٧٧</w:t>
       </w:r>
     </w:p>
     <w:p>
       <w:pPr>
-        <w:jc w:val="right"/>
-        <w:bidi/>
-      </w:pPr>
-      <w:r>
-        <w:rPr>
-          <w:b w:val="0"/>
-          <w:i w:val="0"/>
-        </w:rPr>
+        <w:pStyle w:val="Heading2"/>
+        <w:jc w:val="right"/>
+        <w:bidi/>
+      </w:pPr>
+      <w:r>
+        <w:t>[المتن الفعلي: الوقائع / الأسباب / المنطوق] ===</w:t>
+        <w:br/>
         <w:t>قاطنلا</w:t>
       </w:r>
     </w:p>
@@ -4113,27 +4062,25 @@
     </w:p>
     <w:p>
       <w:pPr>
-        <w:jc w:val="right"/>
-        <w:bidi/>
-      </w:pPr>
-      <w:r>
-        <w:rPr>
-          <w:b w:val="0"/>
-          <w:i w:val="0"/>
-        </w:rPr>
+        <w:pStyle w:val="Heading2"/>
+        <w:jc w:val="right"/>
+        <w:bidi/>
+      </w:pPr>
+      <w:r>
+        <w:t>[بيانات الأطراف: المدعي / المدعى عليه / الحاضرون] ===</w:t>
+        <w:br/>
         <w:t>٠٠٠٠٠٠٠٠٠٠٠٠٠٠ ريال مبلغ وقدره ثلاثة ملايين ريال سعودي فقط لا غير</w:t>
       </w:r>
     </w:p>
     <w:p>
       <w:pPr>
-        <w:jc w:val="right"/>
-        <w:bidi/>
-      </w:pPr>
-      <w:r>
-        <w:rPr>
-          <w:b w:val="0"/>
-          <w:i w:val="0"/>
-        </w:rPr>
+        <w:pStyle w:val="Heading2"/>
+        <w:jc w:val="right"/>
+        <w:bidi/>
+      </w:pPr>
+      <w:r>
+        <w:t>[المتن الفعلي: الوقائع / الأسباب / المنطوق] ===</w:t>
+        <w:br/>
         <w:t>SAR</w:t>
       </w:r>
     </w:p>
@@ -4217,14 +4164,13 @@
     </w:p>
     <w:p>
       <w:pPr>
-        <w:jc w:val="right"/>
-        <w:bidi/>
-      </w:pPr>
-      <w:r>
-        <w:rPr>
-          <w:b w:val="0"/>
-          <w:i w:val="0"/>
-        </w:rPr>
+        <w:pStyle w:val="Heading2"/>
+        <w:jc w:val="right"/>
+        <w:bidi/>
+      </w:pPr>
+      <w:r>
+        <w:t>[بيانات الأطراف: المدعي / المدعى عليه / الحاضرون] ===</w:t>
+        <w:br/>
         <w:t>راسملا ناش</w:t>
       </w:r>
     </w:p>
@@ -4243,14 +4189,13 @@
     </w:p>
     <w:p>
       <w:pPr>
-        <w:jc w:val="right"/>
-        <w:bidi/>
-      </w:pPr>
-      <w:r>
-        <w:rPr>
-          <w:b w:val="0"/>
-          <w:i w:val="0"/>
-        </w:rPr>
+        <w:pStyle w:val="Heading2"/>
+        <w:jc w:val="right"/>
+        <w:bidi/>
+      </w:pPr>
+      <w:r>
+        <w:t>[المتن الفعلي: الوقائع / الأسباب / المنطوق] ===</w:t>
+        <w:br/>
         <w:t>DO NOT WRITE BELOW THIS LINEA</w:t>
       </w:r>
     </w:p>
@@ -4529,14 +4474,13 @@
     </w:p>
     <w:p>
       <w:pPr>
-        <w:jc w:val="right"/>
-        <w:bidi/>
-      </w:pPr>
-      <w:r>
-        <w:rPr>
-          <w:b w:val="0"/>
-          <w:i w:val="0"/>
-        </w:rPr>
+        <w:pStyle w:val="Heading2"/>
+        <w:jc w:val="right"/>
+        <w:bidi/>
+      </w:pPr>
+      <w:r>
+        <w:t>[بيانات الأطراف: المدعي / المدعى عليه / الحاضرون] ===</w:t>
+        <w:br/>
         <w:t>ةيدوماع ةدعاسم ةرشا</w:t>
       </w:r>
     </w:p>
@@ -4555,14 +4499,13 @@
     </w:p>
     <w:p>
       <w:pPr>
-        <w:jc w:val="right"/>
-        <w:bidi/>
-      </w:pPr>
-      <w:r>
-        <w:rPr>
-          <w:b w:val="0"/>
-          <w:i w:val="0"/>
-        </w:rPr>
+        <w:pStyle w:val="Heading2"/>
+        <w:jc w:val="right"/>
+        <w:bidi/>
+      </w:pPr>
+      <w:r>
+        <w:t>[المتن الفعلي: الوقائع / الأسباب / المنطوق] ===</w:t>
+        <w:br/>
         <w:t>يسنرفلا</w:t>
       </w:r>
     </w:p>
@@ -4984,27 +4927,25 @@
     </w:p>
     <w:p>
       <w:pPr>
-        <w:jc w:val="right"/>
-        <w:bidi/>
-      </w:pPr>
-      <w:r>
-        <w:rPr>
-          <w:b w:val="0"/>
-          <w:i w:val="0"/>
-        </w:rPr>
+        <w:pStyle w:val="Heading2"/>
+        <w:jc w:val="right"/>
+        <w:bidi/>
+      </w:pPr>
+      <w:r>
+        <w:t>[بيانات الأطراف: المدعي / المدعى عليه / الحاضرون] ===</w:t>
+        <w:br/>
         <w:t>العنوان من</w:t>
       </w:r>
     </w:p>
     <w:p>
       <w:pPr>
-        <w:jc w:val="right"/>
-        <w:bidi/>
-      </w:pPr>
-      <w:r>
-        <w:rPr>
-          <w:b w:val="0"/>
-          <w:i w:val="0"/>
-        </w:rPr>
+        <w:pStyle w:val="Heading2"/>
+        <w:jc w:val="right"/>
+        <w:bidi/>
+      </w:pPr>
+      <w:r>
+        <w:t>[المتن الفعلي: الوقائع / الأسباب / المنطوق] ===</w:t>
+        <w:br/>
         <w:t>فقط ثلاثة مليون ريال لاغير</w:t>
       </w:r>
     </w:p>
@@ -5491,27 +5432,25 @@
     </w:p>
     <w:p>
       <w:pPr>
-        <w:jc w:val="right"/>
-        <w:bidi/>
-      </w:pPr>
-      <w:r>
-        <w:rPr>
-          <w:b w:val="0"/>
-          <w:i w:val="0"/>
-        </w:rPr>
+        <w:pStyle w:val="Heading2"/>
+        <w:jc w:val="right"/>
+        <w:bidi/>
+      </w:pPr>
+      <w:r>
+        <w:t>[ترويسة / كليشة رسمية — معلومات متكررة] ===</w:t>
+        <w:br/>
         <w:t>شركة احمد زيني واولاده جدة عمارة ابار وزيني هاتف: ٦٤٩٥٧٨٩</w:t>
       </w:r>
     </w:p>
     <w:p>
       <w:pPr>
-        <w:jc w:val="right"/>
-        <w:bidi/>
-      </w:pPr>
-      <w:r>
-        <w:rPr>
-          <w:b w:val="0"/>
-          <w:i w:val="0"/>
-        </w:rPr>
+        <w:pStyle w:val="Heading2"/>
+        <w:jc w:val="right"/>
+        <w:bidi/>
+      </w:pPr>
+      <w:r>
+        <w:t>[المتن الفعلي: الوقائع / الأسباب / المنطوق] ===</w:t>
+        <w:br/>
         <w:t>فاکس ٦٤٧٨٣٥١</w:t>
       </w:r>
     </w:p>
@@ -5673,27 +5612,25 @@
     </w:p>
     <w:p>
       <w:pPr>
-        <w:jc w:val="right"/>
-        <w:bidi/>
-      </w:pPr>
-      <w:r>
-        <w:rPr>
-          <w:b w:val="0"/>
-          <w:i w:val="0"/>
-        </w:rPr>
+        <w:pStyle w:val="Heading2"/>
+        <w:jc w:val="right"/>
+        <w:bidi/>
+      </w:pPr>
+      <w:r>
+        <w:t>[ترويسة / كليشة رسمية — معلومات متكررة] ===</w:t>
+        <w:br/>
         <w:t>الصفحة</w:t>
       </w:r>
     </w:p>
     <w:p>
       <w:pPr>
-        <w:jc w:val="right"/>
-        <w:bidi/>
-      </w:pPr>
-      <w:r>
-        <w:rPr>
-          <w:b w:val="0"/>
-          <w:i w:val="0"/>
-        </w:rPr>
+        <w:pStyle w:val="Heading2"/>
+        <w:jc w:val="right"/>
+        <w:bidi/>
+      </w:pPr>
+      <w:r>
+        <w:t>[المتن الفعلي: الوقائع / الأسباب / المنطوق] ===</w:t>
+        <w:br/>
         <w:t>ينطولا يبرعلا كنبلا رمال ٥٩٩١٣٩ مقر ىف رصم كيت</w:t>
       </w:r>
     </w:p>
@@ -5738,27 +5675,25 @@
     </w:p>
     <w:p>
       <w:pPr>
-        <w:jc w:val="right"/>
-        <w:bidi/>
-      </w:pPr>
-      <w:r>
-        <w:rPr>
-          <w:b w:val="0"/>
-          <w:i w:val="0"/>
-        </w:rPr>
+        <w:pStyle w:val="Heading2"/>
+        <w:jc w:val="right"/>
+        <w:bidi/>
+      </w:pPr>
+      <w:r>
+        <w:t>[بيانات الأطراف: المدعي / المدعى عليه / الحاضرون] ===</w:t>
+        <w:br/>
         <w:t>فقط ثلاثة ملايين وعشرة ريال سعودي لاغير</w:t>
       </w:r>
     </w:p>
     <w:p>
       <w:pPr>
-        <w:jc w:val="right"/>
-        <w:bidi/>
-      </w:pPr>
-      <w:r>
-        <w:rPr>
-          <w:b w:val="0"/>
-          <w:i w:val="0"/>
-        </w:rPr>
+        <w:pStyle w:val="Heading2"/>
+        <w:jc w:val="right"/>
+        <w:bidi/>
+      </w:pPr>
+      <w:r>
+        <w:t>[المتن الفعلي: الوقائع / الأسباب / المنطوق] ===</w:t>
+        <w:br/>
         <w:t>ماعلا ريدملا</w:t>
       </w:r>
     </w:p>
@@ -5946,27 +5881,25 @@
     </w:p>
     <w:p>
       <w:pPr>
-        <w:jc w:val="right"/>
-        <w:bidi/>
-      </w:pPr>
-      <w:r>
-        <w:rPr>
-          <w:b w:val="0"/>
-          <w:i w:val="0"/>
-        </w:rPr>
+        <w:pStyle w:val="Heading2"/>
+        <w:jc w:val="right"/>
+        <w:bidi/>
+      </w:pPr>
+      <w:r>
+        <w:t>[بيانات الأطراف: المدعي / المدعى عليه / الحاضرون] ===</w:t>
+        <w:br/>
         <w:t>۰۹۹۰۶۳٠٠٠٠٠٠٠٠ با مبلغ وقدرة ثلاثة ماتيين ريال سعودي فقط لا .</w:t>
       </w:r>
     </w:p>
     <w:p>
       <w:pPr>
-        <w:jc w:val="right"/>
-        <w:bidi/>
-      </w:pPr>
-      <w:r>
-        <w:rPr>
-          <w:b w:val="0"/>
-          <w:i w:val="0"/>
-        </w:rPr>
+        <w:pStyle w:val="Heading2"/>
+        <w:jc w:val="right"/>
+        <w:bidi/>
+      </w:pPr>
+      <w:r>
+        <w:t>[المتن الفعلي: الوقائع / الأسباب / المنطوق] ===</w:t>
+        <w:br/>
         <w:t>SAR</w:t>
       </w:r>
     </w:p>
@@ -6180,27 +6113,25 @@
     </w:p>
     <w:p>
       <w:pPr>
-        <w:jc w:val="right"/>
-        <w:bidi/>
-      </w:pPr>
-      <w:r>
-        <w:rPr>
-          <w:b w:val="0"/>
-          <w:i w:val="0"/>
-        </w:rPr>
+        <w:pStyle w:val="Heading2"/>
+        <w:jc w:val="right"/>
+        <w:bidi/>
+      </w:pPr>
+      <w:r>
+        <w:t>[ترويسة / كليشة رسمية — معلومات متكررة] ===</w:t>
+        <w:br/>
         <w:t>شركة احمد زيني واولاده جدة عمارة آبار وزيني هاتف: ٦٤٩٥٧٨٦</w:t>
       </w:r>
     </w:p>
     <w:p>
       <w:pPr>
-        <w:jc w:val="right"/>
-        <w:bidi/>
-      </w:pPr>
-      <w:r>
-        <w:rPr>
-          <w:b w:val="0"/>
-          <w:i w:val="0"/>
-        </w:rPr>
+        <w:pStyle w:val="Heading2"/>
+        <w:jc w:val="right"/>
+        <w:bidi/>
+      </w:pPr>
+      <w:r>
+        <w:t>[المتن الفعلي: الوقائع / الأسباب / المنطوق] ===</w:t>
+        <w:br/>
         <w:t>فاكس: ٦٤٧٨٣٥١</w:t>
       </w:r>
     </w:p>
@@ -6375,27 +6306,25 @@
     </w:p>
     <w:p>
       <w:pPr>
-        <w:jc w:val="right"/>
-        <w:bidi/>
-      </w:pPr>
-      <w:r>
-        <w:rPr>
-          <w:b w:val="0"/>
-          <w:i w:val="0"/>
-        </w:rPr>
+        <w:pStyle w:val="Heading2"/>
+        <w:jc w:val="right"/>
+        <w:bidi/>
+      </w:pPr>
+      <w:r>
+        <w:t>[ترويسة / كليشة رسمية — معلومات متكررة] ===</w:t>
+        <w:br/>
         <w:t>الصفحة:</w:t>
       </w:r>
     </w:p>
     <w:p>
       <w:pPr>
-        <w:jc w:val="right"/>
-        <w:bidi/>
-      </w:pPr>
-      <w:r>
-        <w:rPr>
-          <w:b w:val="0"/>
-          <w:i w:val="0"/>
-        </w:rPr>
+        <w:pStyle w:val="Heading2"/>
+        <w:jc w:val="right"/>
+        <w:bidi/>
+      </w:pPr>
+      <w:r>
+        <w:t>[المتن الفعلي: الوقائع / الأسباب / المنطوق] ===</w:t>
+        <w:br/>
         <w:t>يسنرفلا يدوعسلا كنبلا</w:t>
       </w:r>
     </w:p>
@@ -6440,27 +6369,25 @@
     </w:p>
     <w:p>
       <w:pPr>
-        <w:jc w:val="right"/>
-        <w:bidi/>
-      </w:pPr>
-      <w:r>
-        <w:rPr>
-          <w:b w:val="0"/>
-          <w:i w:val="0"/>
-        </w:rPr>
+        <w:pStyle w:val="Heading2"/>
+        <w:jc w:val="right"/>
+        <w:bidi/>
+      </w:pPr>
+      <w:r>
+        <w:t>[بيانات الأطراف: المدعي / المدعى عليه / الحاضرون] ===</w:t>
+        <w:br/>
         <w:t>فقط ثلاثة ملايين وعشرة ريال سعودي لاغير</w:t>
       </w:r>
     </w:p>
     <w:p>
       <w:pPr>
-        <w:jc w:val="right"/>
-        <w:bidi/>
-      </w:pPr>
-      <w:r>
-        <w:rPr>
-          <w:b w:val="0"/>
-          <w:i w:val="0"/>
-        </w:rPr>
+        <w:pStyle w:val="Heading2"/>
+        <w:jc w:val="right"/>
+        <w:bidi/>
+      </w:pPr>
+      <w:r>
+        <w:t>[المتن الفعلي: الوقائع / الأسباب / المنطوق] ===</w:t>
+        <w:br/>
         <w:t>ماعلا ريدملا</w:t>
       </w:r>
     </w:p>
@@ -6479,27 +6406,25 @@
     </w:p>
     <w:p>
       <w:pPr>
-        <w:jc w:val="right"/>
-        <w:bidi/>
-      </w:pPr>
-      <w:r>
-        <w:rPr>
-          <w:b w:val="0"/>
-          <w:i w:val="0"/>
-        </w:rPr>
+        <w:pStyle w:val="Heading2"/>
+        <w:jc w:val="right"/>
+        <w:bidi/>
+      </w:pPr>
+      <w:r>
+        <w:t>[ترويسة / كليشة رسمية — معلومات متكررة] ===</w:t>
+        <w:br/>
         <w:t>جدة عمارة اوركو هاتف: ٢٠٦٥٢١٦</w:t>
       </w:r>
     </w:p>
     <w:p>
       <w:pPr>
-        <w:jc w:val="right"/>
-        <w:bidi/>
-      </w:pPr>
-      <w:r>
-        <w:rPr>
-          <w:b w:val="0"/>
-          <w:i w:val="0"/>
-        </w:rPr>
+        <w:pStyle w:val="Heading2"/>
+        <w:jc w:val="right"/>
+        <w:bidi/>
+      </w:pPr>
+      <w:r>
+        <w:t>[المتن الفعلي: الوقائع / الأسباب / المنطوق] ===</w:t>
+        <w:br/>
         <w:t>فاكس: ٦٠٦١٣٠٤</w:t>
       </w:r>
     </w:p>
@@ -6609,27 +6534,25 @@
     </w:p>
     <w:p>
       <w:pPr>
-        <w:jc w:val="right"/>
-        <w:bidi/>
-      </w:pPr>
-      <w:r>
-        <w:rPr>
-          <w:b w:val="0"/>
-          <w:i w:val="0"/>
-        </w:rPr>
+        <w:pStyle w:val="Heading2"/>
+        <w:jc w:val="right"/>
+        <w:bidi/>
+      </w:pPr>
+      <w:r>
+        <w:t>[بيانات الأطراف: المدعي / المدعى عليه / الحاضرون] ===</w:t>
+        <w:br/>
         <w:t>فقط عشرون ألف ومئتان ريال سعودي لاغير</w:t>
       </w:r>
     </w:p>
     <w:p>
       <w:pPr>
-        <w:jc w:val="right"/>
-        <w:bidi/>
-      </w:pPr>
-      <w:r>
-        <w:rPr>
-          <w:b w:val="0"/>
-          <w:i w:val="0"/>
-        </w:rPr>
+        <w:pStyle w:val="Heading2"/>
+        <w:jc w:val="right"/>
+        <w:bidi/>
+      </w:pPr>
+      <w:r>
+        <w:t>[المتن الفعلي: الوقائع / الأسباب / المنطوق] ===</w:t>
+        <w:br/>
         <w:t>وذلك / فاتورة مفروشات الوطن رقم ۲۸۱۱ اقليمفستائر لفيلا ش . احمد زيني والمرفقة</w:t>
       </w:r>
     </w:p>
@@ -6908,27 +6831,25 @@
     </w:p>
     <w:p>
       <w:pPr>
-        <w:jc w:val="right"/>
-        <w:bidi/>
-      </w:pPr>
-      <w:r>
-        <w:rPr>
-          <w:b w:val="0"/>
-          <w:i w:val="0"/>
-        </w:rPr>
+        <w:pStyle w:val="Heading2"/>
+        <w:jc w:val="right"/>
+        <w:bidi/>
+      </w:pPr>
+      <w:r>
+        <w:t>[ترويسة / كليشة رسمية — معلومات متكررة] ===</w:t>
+        <w:br/>
         <w:t>هاتف: ٦٠٦٥٢١٦</w:t>
       </w:r>
     </w:p>
     <w:p>
       <w:pPr>
-        <w:jc w:val="right"/>
-        <w:bidi/>
-      </w:pPr>
-      <w:r>
-        <w:rPr>
-          <w:b w:val="0"/>
-          <w:i w:val="0"/>
-        </w:rPr>
+        <w:pStyle w:val="Heading2"/>
+        <w:jc w:val="right"/>
+        <w:bidi/>
+      </w:pPr>
+      <w:r>
+        <w:t>[المتن الفعلي: الوقائع / الأسباب / المنطوق] ===</w:t>
+        <w:br/>
         <w:t>٦٠٦١٣٠٤ :سكملا</w:t>
       </w:r>
     </w:p>
@@ -7090,27 +7011,25 @@
     </w:p>
     <w:p>
       <w:pPr>
-        <w:jc w:val="right"/>
-        <w:bidi/>
-      </w:pPr>
-      <w:r>
-        <w:rPr>
-          <w:b w:val="0"/>
-          <w:i w:val="0"/>
-        </w:rPr>
+        <w:pStyle w:val="Heading2"/>
+        <w:jc w:val="right"/>
+        <w:bidi/>
+      </w:pPr>
+      <w:r>
+        <w:t>[ترويسة / كليشة رسمية — معلومات متكررة] ===</w:t>
+        <w:br/>
         <w:t>الصفحة :</w:t>
       </w:r>
     </w:p>
     <w:p>
       <w:pPr>
-        <w:jc w:val="right"/>
-        <w:bidi/>
-      </w:pPr>
-      <w:r>
-        <w:rPr>
-          <w:b w:val="0"/>
-          <w:i w:val="0"/>
-        </w:rPr>
+        <w:pStyle w:val="Heading2"/>
+        <w:jc w:val="right"/>
+        <w:bidi/>
+      </w:pPr>
+      <w:r>
+        <w:t>[المتن الفعلي: الوقائع / الأسباب / المنطوق] ===</w:t>
+        <w:br/>
         <w:t>١٨٨/١٤٣٤</w:t>
       </w:r>
     </w:p>
@@ -7207,27 +7126,25 @@
     </w:p>
     <w:p>
       <w:pPr>
-        <w:jc w:val="right"/>
-        <w:bidi/>
-      </w:pPr>
-      <w:r>
-        <w:rPr>
-          <w:b w:val="0"/>
-          <w:i w:val="0"/>
-        </w:rPr>
+        <w:pStyle w:val="Heading2"/>
+        <w:jc w:val="right"/>
+        <w:bidi/>
+      </w:pPr>
+      <w:r>
+        <w:t>[ترويسة / كليشة رسمية — معلومات متكررة] ===</w:t>
+        <w:br/>
         <w:t>شركة احمد زيني وأولاده جدة عمارة اوزکو هاتف: ٦٠٦٥٢١٦</w:t>
       </w:r>
     </w:p>
     <w:p>
       <w:pPr>
-        <w:jc w:val="right"/>
-        <w:bidi/>
-      </w:pPr>
-      <w:r>
-        <w:rPr>
-          <w:b w:val="0"/>
-          <w:i w:val="0"/>
-        </w:rPr>
+        <w:pStyle w:val="Heading2"/>
+        <w:jc w:val="right"/>
+        <w:bidi/>
+      </w:pPr>
+      <w:r>
+        <w:t>[المتن الفعلي: الوقائع / الأسباب / المنطوق] ===</w:t>
+        <w:br/>
         <w:t>فاکس: ٦٠٦١٣٠٤</w:t>
       </w:r>
     </w:p>
@@ -7350,27 +7267,25 @@
     </w:p>
     <w:p>
       <w:pPr>
-        <w:jc w:val="right"/>
-        <w:bidi/>
-      </w:pPr>
-      <w:r>
-        <w:rPr>
-          <w:b w:val="0"/>
-          <w:i w:val="0"/>
-        </w:rPr>
+        <w:pStyle w:val="Heading2"/>
+        <w:jc w:val="right"/>
+        <w:bidi/>
+      </w:pPr>
+      <w:r>
+        <w:t>[بيانات الأطراف: المدعي / المدعى عليه / الحاضرون] ===</w:t>
+        <w:br/>
         <w:t>فقط خمسون ألف وسبسانة بل وسعودي لاغور</w:t>
       </w:r>
     </w:p>
     <w:p>
       <w:pPr>
-        <w:jc w:val="right"/>
-        <w:bidi/>
-      </w:pPr>
-      <w:r>
-        <w:rPr>
-          <w:b w:val="0"/>
-          <w:i w:val="0"/>
-        </w:rPr>
+        <w:pStyle w:val="Heading2"/>
+        <w:jc w:val="right"/>
+        <w:bidi/>
+      </w:pPr>
+      <w:r>
+        <w:t>[المتن الفعلي: الوقائع / الأسباب / المنطوق] ===</w:t>
+        <w:br/>
         <w:t>Ahmed Zainy &amp; Sons Co</w:t>
       </w:r>
     </w:p>
@@ -7441,27 +7356,25 @@
     </w:p>
     <w:p>
       <w:pPr>
-        <w:jc w:val="right"/>
-        <w:bidi/>
-      </w:pPr>
-      <w:r>
-        <w:rPr>
-          <w:b w:val="0"/>
-          <w:i w:val="0"/>
-        </w:rPr>
+        <w:pStyle w:val="Heading2"/>
+        <w:jc w:val="right"/>
+        <w:bidi/>
+      </w:pPr>
+      <w:r>
+        <w:t>[ترويسة / كليشة رسمية — معلومات متكررة] ===</w:t>
+        <w:br/>
         <w:t>الصفحة</w:t>
       </w:r>
     </w:p>
     <w:p>
       <w:pPr>
-        <w:jc w:val="right"/>
-        <w:bidi/>
-      </w:pPr>
-      <w:r>
-        <w:rPr>
-          <w:b w:val="0"/>
-          <w:i w:val="0"/>
-        </w:rPr>
+        <w:pStyle w:val="Heading2"/>
+        <w:jc w:val="right"/>
+        <w:bidi/>
+      </w:pPr>
+      <w:r>
+        <w:t>[المتن الفعلي: الوقائع / الأسباب / المنطوق] ===</w:t>
+        <w:br/>
         <w:t>4</w:t>
       </w:r>
     </w:p>
@@ -7662,27 +7575,25 @@
     </w:p>
     <w:p>
       <w:pPr>
-        <w:jc w:val="right"/>
-        <w:bidi/>
-      </w:pPr>
-      <w:r>
-        <w:rPr>
-          <w:b w:val="0"/>
-          <w:i w:val="0"/>
-        </w:rPr>
+        <w:pStyle w:val="Heading2"/>
+        <w:jc w:val="right"/>
+        <w:bidi/>
+      </w:pPr>
+      <w:r>
+        <w:t>[المُرسَل إليه / المخاطَب والتحية] ===</w:t>
+        <w:br/>
         <w:t>شركة أحمد زيني وابناءه أوزكو المحترم</w:t>
       </w:r>
     </w:p>
     <w:p>
       <w:pPr>
-        <w:jc w:val="right"/>
-        <w:bidi/>
-      </w:pPr>
-      <w:r>
-        <w:rPr>
-          <w:b w:val="0"/>
-          <w:i w:val="0"/>
-        </w:rPr>
+        <w:pStyle w:val="Heading2"/>
+        <w:jc w:val="right"/>
+        <w:bidi/>
+      </w:pPr>
+      <w:r>
+        <w:t>[المتن الفعلي: الوقائع / الأسباب / المنطوق] ===</w:t>
+        <w:br/>
         <w:t>نقداً - بشيك رقم الشيك ... 539 إسم البنك فقد</w:t>
       </w:r>
     </w:p>
@@ -8741,27 +8652,25 @@
     </w:p>
     <w:p>
       <w:pPr>
-        <w:jc w:val="right"/>
-        <w:bidi/>
-      </w:pPr>
-      <w:r>
-        <w:rPr>
-          <w:b w:val="0"/>
-          <w:i w:val="0"/>
-        </w:rPr>
+        <w:pStyle w:val="Heading2"/>
+        <w:jc w:val="right"/>
+        <w:bidi/>
+      </w:pPr>
+      <w:r>
+        <w:t>[بيانات الأطراف: المدعي / المدعى عليه / الحاضرون] ===</w:t>
+        <w:br/>
         <w:t>فقط مائة وخمسون ألف ريال سعودي لاغير</w:t>
       </w:r>
     </w:p>
     <w:p>
       <w:pPr>
-        <w:jc w:val="right"/>
-        <w:bidi/>
-      </w:pPr>
-      <w:r>
-        <w:rPr>
-          <w:b w:val="0"/>
-          <w:i w:val="0"/>
-        </w:rPr>
+        <w:pStyle w:val="Heading2"/>
+        <w:jc w:val="right"/>
+        <w:bidi/>
+      </w:pPr>
+      <w:r>
+        <w:t>[المتن الفعلي: الوقائع / الأسباب / المنطوق] ===</w:t>
+        <w:br/>
         <w:t>Ahmed Zainy &amp; Sons Co</w:t>
       </w:r>
     </w:p>
@@ -9170,27 +9079,25 @@
     </w:p>
     <w:p>
       <w:pPr>
-        <w:jc w:val="right"/>
-        <w:bidi/>
-      </w:pPr>
-      <w:r>
-        <w:rPr>
-          <w:b w:val="0"/>
-          <w:i w:val="0"/>
-        </w:rPr>
+        <w:pStyle w:val="Heading2"/>
+        <w:jc w:val="right"/>
+        <w:bidi/>
+      </w:pPr>
+      <w:r>
+        <w:t>[ترويسة / كليشة رسمية — معلومات متكررة] ===</w:t>
+        <w:br/>
         <w:t>جدة عمارة أوزكو هاتف: ٦٠٦٥٢١٦</w:t>
       </w:r>
     </w:p>
     <w:p>
       <w:pPr>
-        <w:jc w:val="right"/>
-        <w:bidi/>
-      </w:pPr>
-      <w:r>
-        <w:rPr>
-          <w:b w:val="0"/>
-          <w:i w:val="0"/>
-        </w:rPr>
+        <w:pStyle w:val="Heading2"/>
+        <w:jc w:val="right"/>
+        <w:bidi/>
+      </w:pPr>
+      <w:r>
+        <w:t>[المتن الفعلي: الوقائع / الأسباب / المنطوق] ===</w:t>
+        <w:br/>
         <w:t>فاكس: ٦٠٦٦٣٠٤</w:t>
       </w:r>
     </w:p>
@@ -9339,27 +9246,25 @@
     </w:p>
     <w:p>
       <w:pPr>
-        <w:jc w:val="right"/>
-        <w:bidi/>
-      </w:pPr>
-      <w:r>
-        <w:rPr>
-          <w:b w:val="0"/>
-          <w:i w:val="0"/>
-        </w:rPr>
+        <w:pStyle w:val="Heading2"/>
+        <w:jc w:val="right"/>
+        <w:bidi/>
+      </w:pPr>
+      <w:r>
+        <w:t>[ترويسة / كليشة رسمية — معلومات متكررة] ===</w:t>
+        <w:br/>
         <w:t>الصفحة :</w:t>
       </w:r>
     </w:p>
     <w:p>
       <w:pPr>
-        <w:jc w:val="right"/>
-        <w:bidi/>
-      </w:pPr>
-      <w:r>
-        <w:rPr>
-          <w:b w:val="0"/>
-          <w:i w:val="0"/>
-        </w:rPr>
+        <w:pStyle w:val="Heading2"/>
+        <w:jc w:val="right"/>
+        <w:bidi/>
+      </w:pPr>
+      <w:r>
+        <w:t>[المتن الفعلي: الوقائع / الأسباب / المنطوق] ===</w:t>
+        <w:br/>
         <w:t>ALTS/-1/TA</w:t>
       </w:r>
     </w:p>
@@ -9417,27 +9322,25 @@
     </w:p>
     <w:p>
       <w:pPr>
-        <w:jc w:val="right"/>
-        <w:bidi/>
-      </w:pPr>
-      <w:r>
-        <w:rPr>
-          <w:b w:val="0"/>
-          <w:i w:val="0"/>
-        </w:rPr>
+        <w:pStyle w:val="Heading2"/>
+        <w:jc w:val="right"/>
+        <w:bidi/>
+      </w:pPr>
+      <w:r>
+        <w:t>[بيانات الأطراف: المدعي / المدعى عليه / الحاضرون] ===</w:t>
+        <w:br/>
         <w:t>فقط خمسون ألف وسبعمائة ريال سعودي لا غير</w:t>
       </w:r>
     </w:p>
     <w:p>
       <w:pPr>
-        <w:jc w:val="right"/>
-        <w:bidi/>
-      </w:pPr>
-      <w:r>
-        <w:rPr>
-          <w:b w:val="0"/>
-          <w:i w:val="0"/>
-        </w:rPr>
+        <w:pStyle w:val="Heading2"/>
+        <w:jc w:val="right"/>
+        <w:bidi/>
+      </w:pPr>
+      <w:r>
+        <w:t>[المتن الفعلي: الوقائع / الأسباب / المنطوق] ===</w:t>
+        <w:br/>
         <w:t>الشيخ احمد زيني</w:t>
       </w:r>
     </w:p>
@@ -9599,27 +9502,25 @@
     </w:p>
     <w:p>
       <w:pPr>
-        <w:jc w:val="right"/>
-        <w:bidi/>
-      </w:pPr>
-      <w:r>
-        <w:rPr>
-          <w:b w:val="0"/>
-          <w:i w:val="0"/>
-        </w:rPr>
+        <w:pStyle w:val="Heading2"/>
+        <w:jc w:val="right"/>
+        <w:bidi/>
+      </w:pPr>
+      <w:r>
+        <w:t>[بيانات الأطراف: المدعي / المدعى عليه / الحاضرون] ===</w:t>
+        <w:br/>
         <w:t>فقط خسون اتف وسبعمائة ريال سعودي لاغير</w:t>
       </w:r>
     </w:p>
     <w:p>
       <w:pPr>
-        <w:jc w:val="right"/>
-        <w:bidi/>
-      </w:pPr>
-      <w:r>
-        <w:rPr>
-          <w:b w:val="0"/>
-          <w:i w:val="0"/>
-        </w:rPr>
+        <w:pStyle w:val="Heading2"/>
+        <w:jc w:val="right"/>
+        <w:bidi/>
+      </w:pPr>
+      <w:r>
+        <w:t>[المتن الفعلي: الوقائع / الأسباب / المنطوق] ===</w:t>
+        <w:br/>
         <w:t>وذلك / مصاريف منزل الشيخ / احمد زينى عن شهر ذو القعدة ١٤٣٤</w:t>
       </w:r>
     </w:p>
@@ -9742,27 +9643,25 @@
     </w:p>
     <w:p>
       <w:pPr>
-        <w:jc w:val="right"/>
-        <w:bidi/>
-      </w:pPr>
-      <w:r>
-        <w:rPr>
-          <w:b w:val="0"/>
-          <w:i w:val="0"/>
-        </w:rPr>
+        <w:pStyle w:val="Heading2"/>
+        <w:jc w:val="right"/>
+        <w:bidi/>
+      </w:pPr>
+      <w:r>
+        <w:t>[بيانات الأطراف: المدعي / المدعى عليه / الحاضرون] ===</w:t>
+        <w:br/>
         <w:t>نتيح اسمه زيني ( الشيخ أحمد -</w:t>
       </w:r>
     </w:p>
     <w:p>
       <w:pPr>
-        <w:jc w:val="right"/>
-        <w:bidi/>
-      </w:pPr>
-      <w:r>
-        <w:rPr>
-          <w:b w:val="0"/>
-          <w:i w:val="0"/>
-        </w:rPr>
+        <w:pStyle w:val="Heading2"/>
+        <w:jc w:val="right"/>
+        <w:bidi/>
+      </w:pPr>
+      <w:r>
+        <w:t>[المتن الفعلي: الوقائع / الأسباب / المنطوق] ===</w:t>
+        <w:br/>
         <w:t>المصاريف منزل الشيخ / احمد زيني من مشهور دو القدة ١٤٣٤</w:t>
       </w:r>
     </w:p>
@@ -9781,27 +9680,25 @@
     </w:p>
     <w:p>
       <w:pPr>
-        <w:jc w:val="right"/>
-        <w:bidi/>
-      </w:pPr>
-      <w:r>
-        <w:rPr>
-          <w:b w:val="0"/>
-          <w:i w:val="0"/>
-        </w:rPr>
+        <w:pStyle w:val="Heading2"/>
+        <w:jc w:val="right"/>
+        <w:bidi/>
+      </w:pPr>
+      <w:r>
+        <w:t>[بيانات الأطراف: المدعي / المدعى عليه / الحاضرون] ===</w:t>
+        <w:br/>
         <w:t>ياسمين</w:t>
       </w:r>
     </w:p>
     <w:p>
       <w:pPr>
-        <w:jc w:val="right"/>
-        <w:bidi/>
-      </w:pPr>
-      <w:r>
-        <w:rPr>
-          <w:b w:val="0"/>
-          <w:i w:val="0"/>
-        </w:rPr>
+        <w:pStyle w:val="Heading2"/>
+        <w:jc w:val="right"/>
+        <w:bidi/>
+      </w:pPr>
+      <w:r>
+        <w:t>[المتن الفعلي: الوقائع / الأسباب / المنطوق] ===</w:t>
+        <w:br/>
         <w:t>: ةبساحملا</w:t>
       </w:r>
     </w:p>
@@ -10041,27 +9938,25 @@
     </w:p>
     <w:p>
       <w:pPr>
-        <w:jc w:val="right"/>
-        <w:bidi/>
-      </w:pPr>
-      <w:r>
-        <w:rPr>
-          <w:b w:val="0"/>
-          <w:i w:val="0"/>
-        </w:rPr>
+        <w:pStyle w:val="Heading2"/>
+        <w:jc w:val="right"/>
+        <w:bidi/>
+      </w:pPr>
+      <w:r>
+        <w:t>[ترويسة / كليشة رسمية — معلومات متكررة] ===</w:t>
+        <w:br/>
         <w:t>جدة تمارة بوزكو هاتف: ٦٠٦٥٢١٦</w:t>
       </w:r>
     </w:p>
     <w:p>
       <w:pPr>
-        <w:jc w:val="right"/>
-        <w:bidi/>
-      </w:pPr>
-      <w:r>
-        <w:rPr>
-          <w:b w:val="0"/>
-          <w:i w:val="0"/>
-        </w:rPr>
+        <w:pStyle w:val="Heading2"/>
+        <w:jc w:val="right"/>
+        <w:bidi/>
+      </w:pPr>
+      <w:r>
+        <w:t>[المتن الفعلي: الوقائع / الأسباب / المنطوق] ===</w:t>
+        <w:br/>
         <w:t>فاکس: ٦٠٦١٣٠٤</w:t>
       </w:r>
     </w:p>
@@ -10223,27 +10118,25 @@
     </w:p>
     <w:p>
       <w:pPr>
-        <w:jc w:val="right"/>
-        <w:bidi/>
-      </w:pPr>
-      <w:r>
-        <w:rPr>
-          <w:b w:val="0"/>
-          <w:i w:val="0"/>
-        </w:rPr>
+        <w:pStyle w:val="Heading2"/>
+        <w:jc w:val="right"/>
+        <w:bidi/>
+      </w:pPr>
+      <w:r>
+        <w:t>[ترويسة / كليشة رسمية — معلومات متكررة] ===</w:t>
+        <w:br/>
         <w:t>الصفحة:</w:t>
       </w:r>
     </w:p>
     <w:p>
       <w:pPr>
-        <w:jc w:val="right"/>
-        <w:bidi/>
-      </w:pPr>
-      <w:r>
-        <w:rPr>
-          <w:b w:val="0"/>
-          <w:i w:val="0"/>
-        </w:rPr>
+        <w:pStyle w:val="Heading2"/>
+        <w:jc w:val="right"/>
+        <w:bidi/>
+      </w:pPr>
+      <w:r>
+        <w:t>[المتن الفعلي: الوقائع / الأسباب / المنطوق] ===</w:t>
+        <w:br/>
         <w:t>١٩٢١٠،١١٢ الشيخ اسامه زيني ( الشيخ قيمة ألوية ومصاريف علاج تلقيح احمد زينى</w:t>
       </w:r>
     </w:p>
@@ -10301,27 +10194,25 @@
     </w:p>
     <w:p>
       <w:pPr>
-        <w:jc w:val="right"/>
-        <w:bidi/>
-      </w:pPr>
-      <w:r>
-        <w:rPr>
-          <w:b w:val="0"/>
-          <w:i w:val="0"/>
-        </w:rPr>
+        <w:pStyle w:val="Heading2"/>
+        <w:jc w:val="right"/>
+        <w:bidi/>
+      </w:pPr>
+      <w:r>
+        <w:t>[بيانات الأطراف: المدعي / المدعى عليه / الحاضرون] ===</w:t>
+        <w:br/>
         <w:t>فقط سبعة عشرة ألف ريال سعودي لا غير</w:t>
       </w:r>
     </w:p>
     <w:p>
       <w:pPr>
-        <w:jc w:val="right"/>
-        <w:bidi/>
-      </w:pPr>
-      <w:r>
-        <w:rPr>
-          <w:b w:val="0"/>
-          <w:i w:val="0"/>
-        </w:rPr>
+        <w:pStyle w:val="Heading2"/>
+        <w:jc w:val="right"/>
+        <w:bidi/>
+      </w:pPr>
+      <w:r>
+        <w:t>[المتن الفعلي: الوقائع / الأسباب / المنطوق] ===</w:t>
+        <w:br/>
         <w:t>C</w:t>
       </w:r>
     </w:p>
@@ -11783,27 +11674,25 @@
     </w:p>
     <w:p>
       <w:pPr>
-        <w:jc w:val="right"/>
-        <w:bidi/>
-      </w:pPr>
-      <w:r>
-        <w:rPr>
-          <w:b w:val="0"/>
-          <w:i w:val="0"/>
-        </w:rPr>
+        <w:pStyle w:val="Heading2"/>
+        <w:jc w:val="right"/>
+        <w:bidi/>
+      </w:pPr>
+      <w:r>
+        <w:t>[بيانات الأطراف: المدعي / المدعى عليه / الحاضرون] ===</w:t>
+        <w:br/>
         <w:t>جدة - ٢١٥١٤ السعودية</w:t>
       </w:r>
     </w:p>
     <w:p>
       <w:pPr>
-        <w:jc w:val="right"/>
-        <w:bidi/>
-      </w:pPr>
-      <w:r>
-        <w:rPr>
-          <w:b w:val="0"/>
-          <w:i w:val="0"/>
-        </w:rPr>
+        <w:pStyle w:val="Heading2"/>
+        <w:jc w:val="right"/>
+        <w:bidi/>
+      </w:pPr>
+      <w:r>
+        <w:t>[المتن الفعلي: الوقائع / الأسباب / المنطوق] ===</w:t>
+        <w:br/>
         <w:t>٤٢٤٥٧٤١</w:t>
       </w:r>
     </w:p>
@@ -12914,27 +12803,25 @@
     </w:p>
     <w:p>
       <w:pPr>
-        <w:jc w:val="right"/>
-        <w:bidi/>
-      </w:pPr>
-      <w:r>
-        <w:rPr>
-          <w:b w:val="0"/>
-          <w:i w:val="0"/>
-        </w:rPr>
+        <w:pStyle w:val="Heading2"/>
+        <w:jc w:val="right"/>
+        <w:bidi/>
+      </w:pPr>
+      <w:r>
+        <w:t>[بيانات الأطراف: المدعي / المدعى عليه / الحاضرون] ===</w:t>
+        <w:br/>
         <w:t>السعودية</w:t>
       </w:r>
     </w:p>
     <w:p>
       <w:pPr>
-        <w:jc w:val="right"/>
-        <w:bidi/>
-      </w:pPr>
-      <w:r>
-        <w:rPr>
-          <w:b w:val="0"/>
-          <w:i w:val="0"/>
-        </w:rPr>
+        <w:pStyle w:val="Heading2"/>
+        <w:jc w:val="right"/>
+        <w:bidi/>
+      </w:pPr>
+      <w:r>
+        <w:t>[المتن الفعلي: الوقائع / الأسباب / المنطوق] ===</w:t>
+        <w:br/>
         <w:t>ETEAVEY</w:t>
       </w:r>
     </w:p>
@@ -13291,27 +13178,25 @@
     </w:p>
     <w:p>
       <w:pPr>
-        <w:jc w:val="right"/>
-        <w:bidi/>
-      </w:pPr>
-      <w:r>
-        <w:rPr>
-          <w:b w:val="0"/>
-          <w:i w:val="0"/>
-        </w:rPr>
+        <w:pStyle w:val="Heading2"/>
+        <w:jc w:val="right"/>
+        <w:bidi/>
+      </w:pPr>
+      <w:r>
+        <w:t>[بيانات الأطراف: المدعي / المدعى عليه / الحاضرون] ===</w:t>
+        <w:br/>
         <w:t>فقط خمسون ألف وسبسلة ريال سعودي لاغير</w:t>
       </w:r>
     </w:p>
     <w:p>
       <w:pPr>
-        <w:jc w:val="right"/>
-        <w:bidi/>
-      </w:pPr>
-      <w:r>
-        <w:rPr>
-          <w:b w:val="0"/>
-          <w:i w:val="0"/>
-        </w:rPr>
+        <w:pStyle w:val="Heading2"/>
+        <w:jc w:val="right"/>
+        <w:bidi/>
+      </w:pPr>
+      <w:r>
+        <w:t>[المتن الفعلي: الوقائع / الأسباب / المنطوق] ===</w:t>
+        <w:br/>
         <w:t>لئاملا نيدملا</w:t>
       </w:r>
     </w:p>
@@ -13369,27 +13254,25 @@
     </w:p>
     <w:p>
       <w:pPr>
-        <w:jc w:val="right"/>
-        <w:bidi/>
-      </w:pPr>
-      <w:r>
-        <w:rPr>
-          <w:b w:val="0"/>
-          <w:i w:val="0"/>
-        </w:rPr>
+        <w:pStyle w:val="Heading2"/>
+        <w:jc w:val="right"/>
+        <w:bidi/>
+      </w:pPr>
+      <w:r>
+        <w:t>[ترويسة / كليشة رسمية — معلومات متكررة] ===</w:t>
+        <w:br/>
         <w:t>هاتف: ۱۰۹۰۲۱۹ :فاکس ۱۰۱۱۳۰۱</w:t>
       </w:r>
     </w:p>
     <w:p>
       <w:pPr>
-        <w:jc w:val="right"/>
-        <w:bidi/>
-      </w:pPr>
-      <w:r>
-        <w:rPr>
-          <w:b w:val="0"/>
-          <w:i w:val="0"/>
-        </w:rPr>
+        <w:pStyle w:val="Heading2"/>
+        <w:jc w:val="right"/>
+        <w:bidi/>
+      </w:pPr>
+      <w:r>
+        <w:t>[المتن الفعلي: الوقائع / الأسباب / المنطوق] ===</w:t>
+        <w:br/>
         <w:t>AHMED ZAINY &amp; SONS CO</w:t>
       </w:r>
     </w:p>
@@ -13486,27 +13369,25 @@
     </w:p>
     <w:p>
       <w:pPr>
-        <w:jc w:val="right"/>
-        <w:bidi/>
-      </w:pPr>
-      <w:r>
-        <w:rPr>
-          <w:b w:val="0"/>
-          <w:i w:val="0"/>
-        </w:rPr>
+        <w:pStyle w:val="Heading2"/>
+        <w:jc w:val="right"/>
+        <w:bidi/>
+      </w:pPr>
+      <w:r>
+        <w:t>[بيانات الأطراف: المدعي / المدعى عليه / الحاضرون] ===</w:t>
+        <w:br/>
         <w:t>مبلغ فقط خسون ألف وسيسانة ريال سعودي لا غير</w:t>
       </w:r>
     </w:p>
     <w:p>
       <w:pPr>
-        <w:jc w:val="right"/>
-        <w:bidi/>
-      </w:pPr>
-      <w:r>
-        <w:rPr>
-          <w:b w:val="0"/>
-          <w:i w:val="0"/>
-        </w:rPr>
+        <w:pStyle w:val="Heading2"/>
+        <w:jc w:val="right"/>
+        <w:bidi/>
+      </w:pPr>
+      <w:r>
+        <w:t>[المتن الفعلي: الوقائع / الأسباب / المنطوق] ===</w:t>
+        <w:br/>
         <w:t>وذلك / مصاريف منزل الشيخ احمد زيني عن شهر صفر ١٤٣٥</w:t>
       </w:r>
     </w:p>
@@ -13720,27 +13601,25 @@
     </w:p>
     <w:p>
       <w:pPr>
-        <w:jc w:val="right"/>
-        <w:bidi/>
-      </w:pPr>
-      <w:r>
-        <w:rPr>
-          <w:b w:val="0"/>
-          <w:i w:val="0"/>
-        </w:rPr>
+        <w:pStyle w:val="Heading2"/>
+        <w:jc w:val="right"/>
+        <w:bidi/>
+      </w:pPr>
+      <w:r>
+        <w:t>[ترويسة / كليشة رسمية — معلومات متكررة] ===</w:t>
+        <w:br/>
         <w:t>جدة - عمارة اوزگو هاتف: ٦٠٦٥٢١٦</w:t>
       </w:r>
     </w:p>
     <w:p>
       <w:pPr>
-        <w:jc w:val="right"/>
-        <w:bidi/>
-      </w:pPr>
-      <w:r>
-        <w:rPr>
-          <w:b w:val="0"/>
-          <w:i w:val="0"/>
-        </w:rPr>
+        <w:pStyle w:val="Heading2"/>
+        <w:jc w:val="right"/>
+        <w:bidi/>
+      </w:pPr>
+      <w:r>
+        <w:t>[المتن الفعلي: الوقائع / الأسباب / المنطوق] ===</w:t>
+        <w:br/>
         <w:t>فلکس ٦٠۱۱۳٠٤</w:t>
       </w:r>
     </w:p>
@@ -13941,27 +13820,25 @@
     </w:p>
     <w:p>
       <w:pPr>
-        <w:jc w:val="right"/>
-        <w:bidi/>
-      </w:pPr>
-      <w:r>
-        <w:rPr>
-          <w:b w:val="0"/>
-          <w:i w:val="0"/>
-        </w:rPr>
+        <w:pStyle w:val="Heading2"/>
+        <w:jc w:val="right"/>
+        <w:bidi/>
+      </w:pPr>
+      <w:r>
+        <w:t>[ترويسة / كليشة رسمية — معلومات متكررة] ===</w:t>
+        <w:br/>
         <w:t>الصفحة</w:t>
       </w:r>
     </w:p>
     <w:p>
       <w:pPr>
-        <w:jc w:val="right"/>
-        <w:bidi/>
-      </w:pPr>
-      <w:r>
-        <w:rPr>
-          <w:b w:val="0"/>
-          <w:i w:val="0"/>
-        </w:rPr>
+        <w:pStyle w:val="Heading2"/>
+        <w:jc w:val="right"/>
+        <w:bidi/>
+      </w:pPr>
+      <w:r>
+        <w:t>[المتن الفعلي: الوقائع / الأسباب / المنطوق] ===</w:t>
+        <w:br/>
         <w:t>مصاريف فيلا الشيخ احمد زيني من شهر يناير ) ۲۰۱</w:t>
       </w:r>
     </w:p>
@@ -14019,27 +13896,25 @@
     </w:p>
     <w:p>
       <w:pPr>
-        <w:jc w:val="right"/>
-        <w:bidi/>
-      </w:pPr>
-      <w:r>
-        <w:rPr>
-          <w:b w:val="0"/>
-          <w:i w:val="0"/>
-        </w:rPr>
+        <w:pStyle w:val="Heading2"/>
+        <w:jc w:val="right"/>
+        <w:bidi/>
+      </w:pPr>
+      <w:r>
+        <w:t>[بيانات الأطراف: المدعي / المدعى عليه / الحاضرون] ===</w:t>
+        <w:br/>
         <w:t>فقط الخمسون ألف وسبسان ريال سعودي لاغير</w:t>
       </w:r>
     </w:p>
     <w:p>
       <w:pPr>
-        <w:jc w:val="right"/>
-        <w:bidi/>
-      </w:pPr>
-      <w:r>
-        <w:rPr>
-          <w:b w:val="0"/>
-          <w:i w:val="0"/>
-        </w:rPr>
+        <w:pStyle w:val="Heading2"/>
+        <w:jc w:val="right"/>
+        <w:bidi/>
+      </w:pPr>
+      <w:r>
+        <w:t>[المتن الفعلي: الوقائع / الأسباب / المنطوق] ===</w:t>
+        <w:br/>
         <w:t>الشيخ أحمد زيني</w:t>
       </w:r>
     </w:p>
@@ -14162,27 +14037,25 @@
     </w:p>
     <w:p>
       <w:pPr>
-        <w:jc w:val="right"/>
-        <w:bidi/>
-      </w:pPr>
-      <w:r>
-        <w:rPr>
-          <w:b w:val="0"/>
-          <w:i w:val="0"/>
-        </w:rPr>
+        <w:pStyle w:val="Heading2"/>
+        <w:jc w:val="right"/>
+        <w:bidi/>
+      </w:pPr>
+      <w:r>
+        <w:t>[بيانات الأطراف: المدعي / المدعى عليه / الحاضرون] ===</w:t>
+        <w:br/>
         <w:t>مبلغ فقط حسون ألف وسيصابة ريال سعودي الأغير</w:t>
       </w:r>
     </w:p>
     <w:p>
       <w:pPr>
-        <w:jc w:val="right"/>
-        <w:bidi/>
-      </w:pPr>
-      <w:r>
-        <w:rPr>
-          <w:b w:val="0"/>
-          <w:i w:val="0"/>
-        </w:rPr>
+        <w:pStyle w:val="Heading2"/>
+        <w:jc w:val="right"/>
+        <w:bidi/>
+      </w:pPr>
+      <w:r>
+        <w:t>[المتن الفعلي: الوقائع / الأسباب / المنطوق] ===</w:t>
+        <w:br/>
         <w:t>وذلك / مصاريف قبلا الشيخ احمد زينى عن ث</w:t>
       </w:r>
     </w:p>
@@ -14539,27 +14412,25 @@
     </w:p>
     <w:p>
       <w:pPr>
-        <w:jc w:val="right"/>
-        <w:bidi/>
-      </w:pPr>
-      <w:r>
-        <w:rPr>
-          <w:b w:val="0"/>
-          <w:i w:val="0"/>
-        </w:rPr>
+        <w:pStyle w:val="Heading2"/>
+        <w:jc w:val="right"/>
+        <w:bidi/>
+      </w:pPr>
+      <w:r>
+        <w:t>[ترويسة / كليشة رسمية — معلومات متكررة] ===</w:t>
+        <w:br/>
         <w:t>الصفحة</w:t>
       </w:r>
     </w:p>
     <w:p>
       <w:pPr>
-        <w:jc w:val="right"/>
-        <w:bidi/>
-      </w:pPr>
-      <w:r>
-        <w:rPr>
-          <w:b w:val="0"/>
-          <w:i w:val="0"/>
-        </w:rPr>
+        <w:pStyle w:val="Heading2"/>
+        <w:jc w:val="right"/>
+        <w:bidi/>
+      </w:pPr>
+      <w:r>
+        <w:t>[المتن الفعلي: الوقائع / الأسباب / المنطوق] ===</w:t>
+        <w:br/>
         <w:t>مصاريف منزل الشيخ احمد زيني عن شهر فبراير ٢٠١٤</w:t>
       </w:r>
     </w:p>
@@ -14617,27 +14488,25 @@
     </w:p>
     <w:p>
       <w:pPr>
-        <w:jc w:val="right"/>
-        <w:bidi/>
-      </w:pPr>
-      <w:r>
-        <w:rPr>
-          <w:b w:val="0"/>
-          <w:i w:val="0"/>
-        </w:rPr>
+        <w:pStyle w:val="Heading2"/>
+        <w:jc w:val="right"/>
+        <w:bidi/>
+      </w:pPr>
+      <w:r>
+        <w:t>[بيانات الأطراف: المدعي / المدعى عليه / الحاضرون] ===</w:t>
+        <w:br/>
         <w:t>فقط خمسون الف وسبعمالة ريال سعودي لاغير</w:t>
       </w:r>
     </w:p>
     <w:p>
       <w:pPr>
-        <w:jc w:val="right"/>
-        <w:bidi/>
-      </w:pPr>
-      <w:r>
-        <w:rPr>
-          <w:b w:val="0"/>
-          <w:i w:val="0"/>
-        </w:rPr>
+        <w:pStyle w:val="Heading2"/>
+        <w:jc w:val="right"/>
+        <w:bidi/>
+      </w:pPr>
+      <w:r>
+        <w:t>[المتن الفعلي: الوقائع / الأسباب / المنطوق] ===</w:t>
+        <w:br/>
         <w:t>ىلاملا ريدملا</w:t>
       </w:r>
     </w:p>
@@ -14695,27 +14564,25 @@
     </w:p>
     <w:p>
       <w:pPr>
-        <w:jc w:val="right"/>
-        <w:bidi/>
-      </w:pPr>
-      <w:r>
-        <w:rPr>
-          <w:b w:val="0"/>
-          <w:i w:val="0"/>
-        </w:rPr>
+        <w:pStyle w:val="Heading2"/>
+        <w:jc w:val="right"/>
+        <w:bidi/>
+      </w:pPr>
+      <w:r>
+        <w:t>[ترويسة / كليشة رسمية — معلومات متكررة] ===</w:t>
+        <w:br/>
         <w:t>هاتف: ٦٠٦٥٢١٦ :فاکس ٦٠٦١٣٠٤</w:t>
       </w:r>
     </w:p>
     <w:p>
       <w:pPr>
-        <w:jc w:val="right"/>
-        <w:bidi/>
-      </w:pPr>
-      <w:r>
-        <w:rPr>
-          <w:b w:val="0"/>
-          <w:i w:val="0"/>
-        </w:rPr>
+        <w:pStyle w:val="Heading2"/>
+        <w:jc w:val="right"/>
+        <w:bidi/>
+      </w:pPr>
+      <w:r>
+        <w:t>[المتن الفعلي: الوقائع / الأسباب / المنطوق] ===</w:t>
+        <w:br/>
         <w:t>ريال</w:t>
       </w:r>
     </w:p>
@@ -14799,27 +14666,25 @@
     </w:p>
     <w:p>
       <w:pPr>
-        <w:jc w:val="right"/>
-        <w:bidi/>
-      </w:pPr>
-      <w:r>
-        <w:rPr>
-          <w:b w:val="0"/>
-          <w:i w:val="0"/>
-        </w:rPr>
+        <w:pStyle w:val="Heading2"/>
+        <w:jc w:val="right"/>
+        <w:bidi/>
+      </w:pPr>
+      <w:r>
+        <w:t>[بيانات الأطراف: المدعي / المدعى عليه / الحاضرون] ===</w:t>
+        <w:br/>
         <w:t>فقط خمسون ألف وسبحانة ريال سعودي لا غير</w:t>
       </w:r>
     </w:p>
     <w:p>
       <w:pPr>
-        <w:jc w:val="right"/>
-        <w:bidi/>
-      </w:pPr>
-      <w:r>
-        <w:rPr>
-          <w:b w:val="0"/>
-          <w:i w:val="0"/>
-        </w:rPr>
+        <w:pStyle w:val="Heading2"/>
+        <w:jc w:val="right"/>
+        <w:bidi/>
+      </w:pPr>
+      <w:r>
+        <w:t>[المتن الفعلي: الوقائع / الأسباب / المنطوق] ===</w:t>
+        <w:br/>
         <w:t>وذلك / مصاريف منزل الشيخ احمد زيني من شهر فبراير ٢٠١٤</w:t>
       </w:r>
     </w:p>
@@ -15228,27 +15093,25 @@
     </w:p>
     <w:p>
       <w:pPr>
-        <w:jc w:val="right"/>
-        <w:bidi/>
-      </w:pPr>
-      <w:r>
-        <w:rPr>
-          <w:b w:val="0"/>
-          <w:i w:val="0"/>
-        </w:rPr>
+        <w:pStyle w:val="Heading2"/>
+        <w:jc w:val="right"/>
+        <w:bidi/>
+      </w:pPr>
+      <w:r>
+        <w:t>[ترويسة / كليشة رسمية — معلومات متكررة] ===</w:t>
+        <w:br/>
         <w:t>الصفحة:</w:t>
       </w:r>
     </w:p>
     <w:p>
       <w:pPr>
-        <w:jc w:val="right"/>
-        <w:bidi/>
-      </w:pPr>
-      <w:r>
-        <w:rPr>
-          <w:b w:val="0"/>
-          <w:i w:val="0"/>
-        </w:rPr>
+        <w:pStyle w:val="Heading2"/>
+        <w:jc w:val="right"/>
+        <w:bidi/>
+      </w:pPr>
+      <w:r>
+        <w:t>[المتن الفعلي: الوقائع / الأسباب / المنطوق] ===</w:t>
+        <w:br/>
         <w:t>1</w:t>
       </w:r>
     </w:p>
@@ -15306,27 +15169,25 @@
     </w:p>
     <w:p>
       <w:pPr>
-        <w:jc w:val="right"/>
-        <w:bidi/>
-      </w:pPr>
-      <w:r>
-        <w:rPr>
-          <w:b w:val="0"/>
-          <w:i w:val="0"/>
-        </w:rPr>
+        <w:pStyle w:val="Heading2"/>
+        <w:jc w:val="right"/>
+        <w:bidi/>
+      </w:pPr>
+      <w:r>
+        <w:t>[بيانات الأطراف: المدعي / المدعى عليه / الحاضرون] ===</w:t>
+        <w:br/>
         <w:t>فقط خسون ألف وسبحانة ريال سعودي لاغير</w:t>
       </w:r>
     </w:p>
     <w:p>
       <w:pPr>
-        <w:jc w:val="right"/>
-        <w:bidi/>
-      </w:pPr>
-      <w:r>
-        <w:rPr>
-          <w:b w:val="0"/>
-          <w:i w:val="0"/>
-        </w:rPr>
+        <w:pStyle w:val="Heading2"/>
+        <w:jc w:val="right"/>
+        <w:bidi/>
+      </w:pPr>
+      <w:r>
+        <w:t>[المتن الفعلي: الوقائع / الأسباب / المنطوق] ===</w:t>
+        <w:br/>
         <w:t>ماعلا ريدملا</w:t>
       </w:r>
     </w:p>
@@ -15618,27 +15479,25 @@
     </w:p>
     <w:p>
       <w:pPr>
-        <w:jc w:val="right"/>
-        <w:bidi/>
-      </w:pPr>
-      <w:r>
-        <w:rPr>
-          <w:b w:val="0"/>
-          <w:i w:val="0"/>
-        </w:rPr>
+        <w:pStyle w:val="Heading2"/>
+        <w:jc w:val="right"/>
+        <w:bidi/>
+      </w:pPr>
+      <w:r>
+        <w:t>[الطلبات / المرفقات] ===</w:t>
+        <w:br/>
         <w:t>مرفق (۲)</w:t>
       </w:r>
     </w:p>
     <w:p>
       <w:pPr>
-        <w:jc w:val="right"/>
-        <w:bidi/>
-      </w:pPr>
-      <w:r>
-        <w:rPr>
-          <w:b w:val="0"/>
-          <w:i w:val="0"/>
-        </w:rPr>
+        <w:pStyle w:val="Heading2"/>
+        <w:jc w:val="right"/>
+        <w:bidi/>
+      </w:pPr>
+      <w:r>
+        <w:t>[المتن الفعلي: الوقائع / الأسباب / المنطوق] ===</w:t>
+        <w:br/>
         <w:t>راطخألا مييقت</w:t>
       </w:r>
     </w:p>
@@ -15657,27 +15516,25 @@
     </w:p>
     <w:p>
       <w:pPr>
-        <w:jc w:val="right"/>
-        <w:bidi/>
-      </w:pPr>
-      <w:r>
-        <w:rPr>
-          <w:b w:val="0"/>
-          <w:i w:val="0"/>
-        </w:rPr>
+        <w:pStyle w:val="Heading2"/>
+        <w:jc w:val="right"/>
+        <w:bidi/>
+      </w:pPr>
+      <w:r>
+        <w:t>[ترويسة / كليشة رسمية — معلومات متكررة] ===</w:t>
+        <w:br/>
         <w:t>رقم الصفحة</w:t>
       </w:r>
     </w:p>
     <w:p>
       <w:pPr>
-        <w:jc w:val="right"/>
-        <w:bidi/>
-      </w:pPr>
-      <w:r>
-        <w:rPr>
-          <w:b w:val="0"/>
-          <w:i w:val="0"/>
-        </w:rPr>
+        <w:pStyle w:val="Heading2"/>
+        <w:jc w:val="right"/>
+        <w:bidi/>
+      </w:pPr>
+      <w:r>
+        <w:t>[المتن الفعلي: الوقائع / الأسباب / المنطوق] ===</w:t>
+        <w:br/>
         <w:t>١٤</w:t>
       </w:r>
     </w:p>
@@ -15852,27 +15709,25 @@
     </w:p>
     <w:p>
       <w:pPr>
-        <w:jc w:val="right"/>
-        <w:bidi/>
-      </w:pPr>
-      <w:r>
-        <w:rPr>
-          <w:b w:val="0"/>
-          <w:i w:val="0"/>
-        </w:rPr>
+        <w:pStyle w:val="Heading2"/>
+        <w:jc w:val="right"/>
+        <w:bidi/>
+      </w:pPr>
+      <w:r>
+        <w:t>[بيانات الأطراف: المدعي / المدعى عليه / الحاضرون] ===</w:t>
+        <w:br/>
         <w:t>ريال سعودي</w:t>
       </w:r>
     </w:p>
     <w:p>
       <w:pPr>
-        <w:jc w:val="right"/>
-        <w:bidi/>
-      </w:pPr>
-      <w:r>
-        <w:rPr>
-          <w:b w:val="0"/>
-          <w:i w:val="0"/>
-        </w:rPr>
+        <w:pStyle w:val="Heading2"/>
+        <w:jc w:val="right"/>
+        <w:bidi/>
+      </w:pPr>
+      <w:r>
+        <w:t>[المتن الفعلي: الوقائع / الأسباب / المنطوق] ===</w:t>
+        <w:br/>
         <w:t>الشيخ / عبد الله أبار</w:t>
       </w:r>
     </w:p>
@@ -18517,27 +18372,25 @@
     </w:p>
     <w:p>
       <w:pPr>
-        <w:jc w:val="right"/>
-        <w:bidi/>
-      </w:pPr>
-      <w:r>
-        <w:rPr>
-          <w:b w:val="0"/>
-          <w:i w:val="0"/>
-        </w:rPr>
+        <w:pStyle w:val="Heading2"/>
+        <w:jc w:val="right"/>
+        <w:bidi/>
+      </w:pPr>
+      <w:r>
+        <w:t>[ترويسة / كليشة رسمية — معلومات متكررة] ===</w:t>
+        <w:br/>
         <w:t>هاتف وفاكس</w:t>
       </w:r>
     </w:p>
     <w:p>
       <w:pPr>
-        <w:jc w:val="right"/>
-        <w:bidi/>
-      </w:pPr>
-      <w:r>
-        <w:rPr>
-          <w:b w:val="0"/>
-          <w:i w:val="0"/>
-        </w:rPr>
+        <w:pStyle w:val="Heading2"/>
+        <w:jc w:val="right"/>
+        <w:bidi/>
+      </w:pPr>
+      <w:r>
+        <w:t>[المتن الفعلي: الوقائع / الأسباب / المنطوق] ===</w:t>
+        <w:br/>
         <w:t>اخري</w:t>
       </w:r>
     </w:p>
@@ -19479,27 +19332,25 @@
     </w:p>
     <w:p>
       <w:pPr>
-        <w:jc w:val="right"/>
-        <w:bidi/>
-      </w:pPr>
-      <w:r>
-        <w:rPr>
-          <w:b w:val="0"/>
-          <w:i w:val="0"/>
-        </w:rPr>
+        <w:pStyle w:val="Heading2"/>
+        <w:jc w:val="right"/>
+        <w:bidi/>
+      </w:pPr>
+      <w:r>
+        <w:t>[الطلبات / المرفقات] ===</w:t>
+        <w:br/>
         <w:t>مرفق (۲) تقييم الأخطار</w:t>
       </w:r>
     </w:p>
     <w:p>
       <w:pPr>
-        <w:jc w:val="right"/>
-        <w:bidi/>
-      </w:pPr>
-      <w:r>
-        <w:rPr>
-          <w:b w:val="0"/>
-          <w:i w:val="0"/>
-        </w:rPr>
+        <w:pStyle w:val="Heading2"/>
+        <w:jc w:val="right"/>
+        <w:bidi/>
+      </w:pPr>
+      <w:r>
+        <w:t>[المتن الفعلي: الوقائع / الأسباب / المنطوق] ===</w:t>
+        <w:br/>
         <w:t>رطخلا عون</w:t>
       </w:r>
     </w:p>
@@ -20298,27 +20149,25 @@
     </w:p>
     <w:p>
       <w:pPr>
-        <w:jc w:val="right"/>
-        <w:bidi/>
-      </w:pPr>
-      <w:r>
-        <w:rPr>
-          <w:b w:val="0"/>
-          <w:i w:val="0"/>
-        </w:rPr>
+        <w:pStyle w:val="Heading2"/>
+        <w:jc w:val="right"/>
+        <w:bidi/>
+      </w:pPr>
+      <w:r>
+        <w:t>[بيانات الأطراف: المدعي / المدعى عليه / الحاضرون] ===</w:t>
+        <w:br/>
         <w:t>اسم الشركة</w:t>
       </w:r>
     </w:p>
     <w:p>
       <w:pPr>
-        <w:jc w:val="right"/>
-        <w:bidi/>
-      </w:pPr>
-      <w:r>
-        <w:rPr>
-          <w:b w:val="0"/>
-          <w:i w:val="0"/>
-        </w:rPr>
+        <w:pStyle w:val="Heading2"/>
+        <w:jc w:val="right"/>
+        <w:bidi/>
+      </w:pPr>
+      <w:r>
+        <w:t>[المتن الفعلي: الوقائع / الأسباب / المنطوق] ===</w:t>
+        <w:br/>
         <w:t>ةدودحملا ةيراجتلا ةمجنلا قاوسأ ةكرش ١-</w:t>
       </w:r>
     </w:p>
@@ -20623,27 +20472,25 @@
     </w:p>
     <w:p>
       <w:pPr>
-        <w:jc w:val="right"/>
-        <w:bidi/>
-      </w:pPr>
-      <w:r>
-        <w:rPr>
-          <w:b w:val="0"/>
-          <w:i w:val="0"/>
-        </w:rPr>
+        <w:pStyle w:val="Heading2"/>
+        <w:jc w:val="right"/>
+        <w:bidi/>
+      </w:pPr>
+      <w:r>
+        <w:t>[بيانات الأطراف: المدعي / المدعى عليه / الحاضرون] ===</w:t>
+        <w:br/>
         <w:t>اسم الشركة</w:t>
       </w:r>
     </w:p>
     <w:p>
       <w:pPr>
-        <w:jc w:val="right"/>
-        <w:bidi/>
-      </w:pPr>
-      <w:r>
-        <w:rPr>
-          <w:b w:val="0"/>
-          <w:i w:val="0"/>
-        </w:rPr>
+        <w:pStyle w:val="Heading2"/>
+        <w:jc w:val="right"/>
+        <w:bidi/>
+      </w:pPr>
+      <w:r>
+        <w:t>[المتن الفعلي: الوقائع / الأسباب / المنطوق] ===</w:t>
+        <w:br/>
         <w:t>ةيئاذغلا تامدخلاو نيومتلل ينيزو رابأ ةكرش - ينطولا ةنيحطلاو تايولحلا عنصم ةكرش ٢ نجاودلل ةمطاف يداو ةعرزم ةكرش 1</w:t>
       </w:r>
     </w:p>
@@ -20662,27 +20509,25 @@
     </w:p>
     <w:p>
       <w:pPr>
-        <w:jc w:val="right"/>
-        <w:bidi/>
-      </w:pPr>
-      <w:r>
-        <w:rPr>
-          <w:b w:val="0"/>
-          <w:i w:val="0"/>
-        </w:rPr>
+        <w:pStyle w:val="Heading2"/>
+        <w:jc w:val="right"/>
+        <w:bidi/>
+      </w:pPr>
+      <w:r>
+        <w:t>[بيانات الأطراف: المدعي / المدعى عليه / الحاضرون] ===</w:t>
+        <w:br/>
         <w:t>شركة الخميرة السعودية</w:t>
       </w:r>
     </w:p>
     <w:p>
       <w:pPr>
-        <w:jc w:val="right"/>
-        <w:bidi/>
-      </w:pPr>
-      <w:r>
-        <w:rPr>
-          <w:b w:val="0"/>
-          <w:i w:val="0"/>
-        </w:rPr>
+        <w:pStyle w:val="Heading2"/>
+        <w:jc w:val="right"/>
+        <w:bidi/>
+      </w:pPr>
+      <w:r>
+        <w:t>[المتن الفعلي: الوقائع / الأسباب / المنطوق] ===</w:t>
+        <w:br/>
         <w:t>ةدودحملا ءاوهلا فييكتل نكياد ةكرش ٦-</w:t>
       </w:r>
     </w:p>
@@ -21013,27 +20858,25 @@
     </w:p>
     <w:p>
       <w:pPr>
-        <w:jc w:val="right"/>
-        <w:bidi/>
-      </w:pPr>
-      <w:r>
-        <w:rPr>
-          <w:b w:val="0"/>
-          <w:i w:val="0"/>
-        </w:rPr>
+        <w:pStyle w:val="Heading2"/>
+        <w:jc w:val="right"/>
+        <w:bidi/>
+      </w:pPr>
+      <w:r>
+        <w:t>[بيانات الأطراف: المدعي / المدعى عليه / الحاضرون] ===</w:t>
+        <w:br/>
         <w:t>اسم الشركة</w:t>
       </w:r>
     </w:p>
     <w:p>
       <w:pPr>
-        <w:jc w:val="right"/>
-        <w:bidi/>
-      </w:pPr>
-      <w:r>
-        <w:rPr>
-          <w:b w:val="0"/>
-          <w:i w:val="0"/>
-        </w:rPr>
+        <w:pStyle w:val="Heading2"/>
+        <w:jc w:val="right"/>
+        <w:bidi/>
+      </w:pPr>
+      <w:r>
+        <w:t>[المتن الفعلي: الوقائع / الأسباب / المنطوق] ===</w:t>
+        <w:br/>
         <w:t>ماعلاو يرحبلا نيمأتلل طسوألا قرشلا ةكرش ١-</w:t>
       </w:r>
     </w:p>
@@ -21091,27 +20934,25 @@
     </w:p>
     <w:p>
       <w:pPr>
-        <w:jc w:val="right"/>
-        <w:bidi/>
-      </w:pPr>
-      <w:r>
-        <w:rPr>
-          <w:b w:val="0"/>
-          <w:i w:val="0"/>
-        </w:rPr>
+        <w:pStyle w:val="Heading2"/>
+        <w:jc w:val="right"/>
+        <w:bidi/>
+      </w:pPr>
+      <w:r>
+        <w:t>[بيانات الأطراف: المدعي / المدعى عليه / الحاضرون] ===</w:t>
+        <w:br/>
         <w:t>شركة سايبولت العربية السعودية</w:t>
       </w:r>
     </w:p>
     <w:p>
       <w:pPr>
-        <w:jc w:val="right"/>
-        <w:bidi/>
-      </w:pPr>
-      <w:r>
-        <w:rPr>
-          <w:b w:val="0"/>
-          <w:i w:val="0"/>
-        </w:rPr>
+        <w:pStyle w:val="Heading2"/>
+        <w:jc w:val="right"/>
+        <w:bidi/>
+      </w:pPr>
+      <w:r>
+        <w:t>[المتن الفعلي: الوقائع / الأسباب / المنطوق] ===</w:t>
+        <w:br/>
         <w:t>۸- شركة بتروستار</w:t>
       </w:r>
     </w:p>
@@ -21793,27 +21634,25 @@
     </w:p>
     <w:p>
       <w:pPr>
-        <w:jc w:val="right"/>
-        <w:bidi/>
-      </w:pPr>
-      <w:r>
-        <w:rPr>
-          <w:b w:val="0"/>
-          <w:i w:val="0"/>
-        </w:rPr>
+        <w:pStyle w:val="Heading2"/>
+        <w:jc w:val="right"/>
+        <w:bidi/>
+      </w:pPr>
+      <w:r>
+        <w:t>[بيانات الأطراف: المدعي / المدعى عليه / الحاضرون] ===</w:t>
+        <w:br/>
         <w:t>الاسم / عدنان فوزي النهدي</w:t>
       </w:r>
     </w:p>
     <w:p>
       <w:pPr>
-        <w:jc w:val="right"/>
-        <w:bidi/>
-      </w:pPr>
-      <w:r>
-        <w:rPr>
-          <w:b w:val="0"/>
-          <w:i w:val="0"/>
-        </w:rPr>
+        <w:pStyle w:val="Heading2"/>
+        <w:jc w:val="right"/>
+        <w:bidi/>
+      </w:pPr>
+      <w:r>
+        <w:t>[المتن الفعلي: الوقائع / الأسباب / المنطوق] ===</w:t>
+        <w:br/>
         <w:t>/ عيقوتلا</w:t>
       </w:r>
     </w:p>
@@ -21975,27 +21814,25 @@
     </w:p>
     <w:p>
       <w:pPr>
-        <w:jc w:val="right"/>
-        <w:bidi/>
-      </w:pPr>
-      <w:r>
-        <w:rPr>
-          <w:b w:val="0"/>
-          <w:i w:val="0"/>
-        </w:rPr>
+        <w:pStyle w:val="Heading2"/>
+        <w:jc w:val="right"/>
+        <w:bidi/>
+      </w:pPr>
+      <w:r>
+        <w:t>[بيانات الأطراف: المدعي / المدعى عليه / الحاضرون] ===</w:t>
+        <w:br/>
         <w:t>الاسم / فيصل فهد القثامي</w:t>
       </w:r>
     </w:p>
     <w:p>
       <w:pPr>
-        <w:jc w:val="right"/>
-        <w:bidi/>
-      </w:pPr>
-      <w:r>
-        <w:rPr>
-          <w:b w:val="0"/>
-          <w:i w:val="0"/>
-        </w:rPr>
+        <w:pStyle w:val="Heading2"/>
+        <w:jc w:val="right"/>
+        <w:bidi/>
+      </w:pPr>
+      <w:r>
+        <w:t>[المتن الفعلي: الوقائع / الأسباب / المنطوق] ===</w:t>
+        <w:br/>
         <w:t>وا عيقوتلا</w:t>
       </w:r>
     </w:p>
@@ -22287,27 +22124,25 @@
     </w:p>
     <w:p>
       <w:pPr>
-        <w:jc w:val="right"/>
-        <w:bidi/>
-      </w:pPr>
-      <w:r>
-        <w:rPr>
-          <w:b w:val="0"/>
-          <w:i w:val="0"/>
-        </w:rPr>
+        <w:pStyle w:val="Heading2"/>
+        <w:jc w:val="right"/>
+        <w:bidi/>
+      </w:pPr>
+      <w:r>
+        <w:t>[الطلبات / المرفقات] ===</w:t>
+        <w:br/>
         <w:t>علماً بانه يوجد مرفقات لم يتسع أرفاقها لعدم توفر مساحه للرفع</w:t>
       </w:r>
     </w:p>
     <w:p>
       <w:pPr>
-        <w:jc w:val="right"/>
-        <w:bidi/>
-      </w:pPr>
-      <w:r>
-        <w:rPr>
-          <w:b w:val="0"/>
-          <w:i w:val="0"/>
-        </w:rPr>
+        <w:pStyle w:val="Heading2"/>
+        <w:jc w:val="right"/>
+        <w:bidi/>
+      </w:pPr>
+      <w:r>
+        <w:t>[المتن الفعلي: الوقائع / الأسباب / المنطوق] ===</w:t>
+        <w:br/>
         <w:t>ثحبلل نيصخرملا ليلد</w:t>
       </w:r>
     </w:p>
@@ -23080,27 +22915,25 @@
     </w:p>
     <w:p>
       <w:pPr>
-        <w:jc w:val="right"/>
-        <w:bidi/>
-      </w:pPr>
-      <w:r>
-        <w:rPr>
-          <w:b w:val="0"/>
-          <w:i w:val="0"/>
-        </w:rPr>
+        <w:pStyle w:val="Heading2"/>
+        <w:jc w:val="right"/>
+        <w:bidi/>
+      </w:pPr>
+      <w:r>
+        <w:t>[الطلبات / المرفقات] ===</w:t>
+        <w:br/>
         <w:t>تفاصيل و مرفقات</w:t>
       </w:r>
     </w:p>
     <w:p>
       <w:pPr>
-        <w:jc w:val="right"/>
-        <w:bidi/>
-      </w:pPr>
-      <w:r>
-        <w:rPr>
-          <w:b w:val="0"/>
-          <w:i w:val="0"/>
-        </w:rPr>
+        <w:pStyle w:val="Heading2"/>
+        <w:jc w:val="right"/>
+        <w:bidi/>
+      </w:pPr>
+      <w:r>
+        <w:t>[المتن الفعلي: الوقائع / الأسباب / المنطوق] ===</w:t>
+        <w:br/>
         <w:t>طلب تنفيذ بشأن مطالبة مالية والمبلغ المطلوب تنفيذه (27651219) وصف الحق</w:t>
       </w:r>
     </w:p>
@@ -23132,27 +22965,25 @@
     </w:p>
     <w:p>
       <w:pPr>
-        <w:jc w:val="right"/>
-        <w:bidi/>
-      </w:pPr>
-      <w:r>
-        <w:rPr>
-          <w:b w:val="0"/>
-          <w:i w:val="0"/>
-        </w:rPr>
+        <w:pStyle w:val="Heading2"/>
+        <w:jc w:val="right"/>
+        <w:bidi/>
+      </w:pPr>
+      <w:r>
+        <w:t>[بيانات الأطراف: المدعي / المدعى عليه / الحاضرون] ===</w:t>
+        <w:br/>
         <w:t>. تاقفرملا حسمل ةدعاسم تاقيبطت مادختسا لضفي يئوض حسام دجوي لا لاح يف</w:t>
       </w:r>
     </w:p>
     <w:p>
       <w:pPr>
-        <w:jc w:val="right"/>
-        <w:bidi/>
-      </w:pPr>
-      <w:r>
-        <w:rPr>
-          <w:b w:val="0"/>
-          <w:i w:val="0"/>
-        </w:rPr>
+        <w:pStyle w:val="Heading2"/>
+        <w:jc w:val="right"/>
+        <w:bidi/>
+      </w:pPr>
+      <w:r>
+        <w:t>[المتن الفعلي: الوقائع / الأسباب / المنطوق] ===</w:t>
+        <w:br/>
         <w:t>\!</w:t>
       </w:r>
     </w:p>
@@ -23197,27 +23028,25 @@
     </w:p>
     <w:p>
       <w:pPr>
-        <w:jc w:val="right"/>
-        <w:bidi/>
-      </w:pPr>
-      <w:r>
-        <w:rPr>
-          <w:b w:val="0"/>
-          <w:i w:val="0"/>
-        </w:rPr>
+        <w:pStyle w:val="Heading2"/>
+        <w:jc w:val="right"/>
+        <w:bidi/>
+      </w:pPr>
+      <w:r>
+        <w:t>[ترويسة / كليشة رسمية — معلومات متكررة] ===</w:t>
+        <w:br/>
         <w:t>اثناء مسح المستند , يجب أن يكون مسح المستند بحدود الصفحة وعدم تصوير أجزاء خارجيه.</w:t>
       </w:r>
     </w:p>
     <w:p>
       <w:pPr>
-        <w:jc w:val="right"/>
-        <w:bidi/>
-      </w:pPr>
-      <w:r>
-        <w:rPr>
-          <w:b w:val="0"/>
-          <w:i w:val="0"/>
-        </w:rPr>
+        <w:pStyle w:val="Heading2"/>
+        <w:jc w:val="right"/>
+        <w:bidi/>
+      </w:pPr>
+      <w:r>
+        <w:t>[المتن الفعلي: الوقائع / الأسباب / المنطوق] ===</w:t>
+        <w:br/>
         <w:t>\* دنسلا نم ةخسن ينيزلا ةماسا دض مكح ضرع فانئتسلاا ديات و يئادبا pdf.ةيعطقلا بستكملا</w:t>
       </w:r>
     </w:p>
@@ -23426,32 +23255,30 @@
           <w:b w:val="0"/>
           <w:i w:val="0"/>
         </w:rPr>
-        <w:t>ءاضقلا  تامولعملا ةحول  يلعثلا رينم نب زاوف دمحم</w:t>
-      </w:r>
-    </w:p>
-    <w:p>
-      <w:pPr>
-        <w:jc w:val="right"/>
-        <w:bidi/>
-      </w:pPr>
-      <w:r>
-        <w:rPr>
-          <w:b w:val="0"/>
-          <w:i w:val="0"/>
-        </w:rPr>
+        <w:t>محمد فواز بن منير الثعلي  لوحة المعلومات  القضاء</w:t>
+      </w:r>
+    </w:p>
+    <w:p>
+      <w:pPr>
+        <w:pStyle w:val="Heading2"/>
+        <w:jc w:val="right"/>
+        <w:bidi/>
+      </w:pPr>
+      <w:r>
+        <w:t>[بيانات الأطراف: المدعي / المدعى عليه / الحاضرون] ===</w:t>
+        <w:br/>
         <w:t>وكيل فرد هوية وطنية: 1098908278 عرض المزيد</w:t>
       </w:r>
     </w:p>
     <w:p>
       <w:pPr>
-        <w:jc w:val="right"/>
-        <w:bidi/>
-      </w:pPr>
-      <w:r>
-        <w:rPr>
-          <w:b w:val="0"/>
-          <w:i w:val="0"/>
-        </w:rPr>
+        <w:pStyle w:val="Heading2"/>
+        <w:jc w:val="right"/>
+        <w:bidi/>
+      </w:pPr>
+      <w:r>
+        <w:t>[المتن الفعلي: الوقائع / الأسباب / المنطوق] ===</w:t>
+        <w:br/>
         <w:t>المنفذ ضده</w:t>
       </w:r>
     </w:p>
@@ -23496,53 +23323,49 @@
     </w:p>
     <w:p>
       <w:pPr>
-        <w:jc w:val="right"/>
-        <w:bidi/>
-      </w:pPr>
-      <w:r>
-        <w:rPr>
-          <w:b w:val="0"/>
-          <w:i w:val="0"/>
-        </w:rPr>
+        <w:pStyle w:val="Heading2"/>
+        <w:jc w:val="right"/>
+        <w:bidi/>
+      </w:pPr>
+      <w:r>
+        <w:t>[بيانات الأطراف: المدعي / المدعى عليه / الحاضرون] ===</w:t>
+        <w:br/>
         <w:t>فرد هوية وطنية: 1008017301 عرض المزيد</w:t>
       </w:r>
     </w:p>
     <w:p>
       <w:pPr>
-        <w:jc w:val="right"/>
-        <w:bidi/>
-      </w:pPr>
-      <w:r>
-        <w:rPr>
-          <w:b w:val="0"/>
-          <w:i w:val="0"/>
-        </w:rPr>
+        <w:pStyle w:val="Heading2"/>
+        <w:jc w:val="right"/>
+        <w:bidi/>
+      </w:pPr>
+      <w:r>
+        <w:t>[المتن الفعلي: الوقائع / الأسباب / المنطوق] ===</w:t>
+        <w:br/>
         <w:t>(27651219) قحتسملا</w:t>
       </w:r>
     </w:p>
     <w:p>
       <w:pPr>
-        <w:jc w:val="right"/>
-        <w:bidi/>
-      </w:pPr>
-      <w:r>
-        <w:rPr>
-          <w:b w:val="0"/>
-          <w:i w:val="0"/>
-        </w:rPr>
+        <w:pStyle w:val="Heading2"/>
+        <w:jc w:val="right"/>
+        <w:bidi/>
+      </w:pPr>
+      <w:r>
+        <w:t>[بيانات الأطراف: المدعي / المدعى عليه / الحاضرون] ===</w:t>
+        <w:br/>
         <w:t>فرد هوية وطنية: 1007056847 عرض المزيد</w:t>
       </w:r>
     </w:p>
     <w:p>
       <w:pPr>
-        <w:jc w:val="right"/>
-        <w:bidi/>
-      </w:pPr>
-      <w:r>
-        <w:rPr>
-          <w:b w:val="0"/>
-          <w:i w:val="0"/>
-        </w:rPr>
+        <w:pStyle w:val="Heading2"/>
+        <w:jc w:val="right"/>
+        <w:bidi/>
+      </w:pPr>
+      <w:r>
+        <w:t>[المتن الفعلي: الوقائع / الأسباب / المنطوق] ===</w:t>
+        <w:br/>
         <w:t>(1)تارارقلا  غيلبتلا ىراج</w:t>
       </w:r>
     </w:p>
@@ -23561,27 +23384,25 @@
     </w:p>
     <w:p>
       <w:pPr>
-        <w:jc w:val="right"/>
-        <w:bidi/>
-      </w:pPr>
-      <w:r>
-        <w:rPr>
-          <w:b w:val="0"/>
-          <w:i w:val="0"/>
-        </w:rPr>
+        <w:pStyle w:val="Heading2"/>
+        <w:jc w:val="right"/>
+        <w:bidi/>
+      </w:pPr>
+      <w:r>
+        <w:t>[بيانات الأطراف: المدعي / المدعى عليه / الحاضرون] ===</w:t>
+        <w:br/>
         <w:t>اسامة احمد عباس زيني اسم المنفذ ضدة</w:t>
       </w:r>
     </w:p>
     <w:p>
       <w:pPr>
-        <w:jc w:val="right"/>
-        <w:bidi/>
-      </w:pPr>
-      <w:r>
-        <w:rPr>
-          <w:b w:val="0"/>
-          <w:i w:val="0"/>
-        </w:rPr>
+        <w:pStyle w:val="Heading2"/>
+        <w:jc w:val="right"/>
+        <w:bidi/>
+      </w:pPr>
+      <w:r>
+        <w:t>[المتن الفعلي: الوقائع / الأسباب / المنطوق] ===</w:t>
+        <w:br/>
         <w:t>رارقلا مقر 400344502394972</w:t>
       </w:r>
     </w:p>
@@ -23808,27 +23629,25 @@
     </w:p>
     <w:p>
       <w:pPr>
-        <w:jc w:val="right"/>
-        <w:bidi/>
-      </w:pPr>
-      <w:r>
-        <w:rPr>
-          <w:b w:val="0"/>
-          <w:i w:val="0"/>
-        </w:rPr>
+        <w:pStyle w:val="Heading2"/>
+        <w:jc w:val="right"/>
+        <w:bidi/>
+      </w:pPr>
+      <w:r>
+        <w:t>[ترويسة / كليشة رسمية — معلومات متكررة] ===</w:t>
+        <w:br/>
         <w:t>1950@moj.gov.sa </w:t>
       </w:r>
     </w:p>
     <w:p>
       <w:pPr>
-        <w:jc w:val="right"/>
-        <w:bidi/>
-      </w:pPr>
-      <w:r>
-        <w:rPr>
-          <w:b w:val="0"/>
-          <w:i w:val="0"/>
-        </w:rPr>
+        <w:pStyle w:val="Heading2"/>
+        <w:jc w:val="right"/>
+        <w:bidi/>
+      </w:pPr>
+      <w:r>
+        <w:t>[المتن الفعلي: الوقائع / الأسباب / المنطوق] ===</w:t>
+        <w:br/>
         <w:t>منصة ناجز AM 9:02 ,10/3/23</w:t>
       </w:r>
     </w:p>
@@ -24549,27 +24368,25 @@
     </w:p>
     <w:p>
       <w:pPr>
-        <w:jc w:val="right"/>
-        <w:bidi/>
-      </w:pPr>
-      <w:r>
-        <w:rPr>
-          <w:b w:val="0"/>
-          <w:i w:val="0"/>
-        </w:rPr>
+        <w:pStyle w:val="Heading2"/>
+        <w:jc w:val="right"/>
+        <w:bidi/>
+      </w:pPr>
+      <w:r>
+        <w:t>[الطلبات / المرفقات] ===</w:t>
+        <w:br/>
         <w:t>تفاصيل و مرفقات</w:t>
       </w:r>
     </w:p>
     <w:p>
       <w:pPr>
-        <w:jc w:val="right"/>
-        <w:bidi/>
-      </w:pPr>
-      <w:r>
-        <w:rPr>
-          <w:b w:val="0"/>
-          <w:i w:val="0"/>
-        </w:rPr>
+        <w:pStyle w:val="Heading2"/>
+        <w:jc w:val="right"/>
+        <w:bidi/>
+      </w:pPr>
+      <w:r>
+        <w:t>[المتن الفعلي: الوقائع / الأسباب / المنطوق] ===</w:t>
+        <w:br/>
         <w:t>طلب تنفيذ بشأن مطالبة مالية والمبلغ المطلوب تنفيذه (96779270) وصف الحق</w:t>
       </w:r>
     </w:p>
@@ -24601,27 +24418,25 @@
     </w:p>
     <w:p>
       <w:pPr>
-        <w:jc w:val="right"/>
-        <w:bidi/>
-      </w:pPr>
-      <w:r>
-        <w:rPr>
-          <w:b w:val="0"/>
-          <w:i w:val="0"/>
-        </w:rPr>
+        <w:pStyle w:val="Heading2"/>
+        <w:jc w:val="right"/>
+        <w:bidi/>
+      </w:pPr>
+      <w:r>
+        <w:t>[بيانات الأطراف: المدعي / المدعى عليه / الحاضرون] ===</w:t>
+        <w:br/>
         <w:t>\! . تاقفرملا حسمل ةدعاسم تاقيبطت مادختسا لضفي يئوض حسام دجوي لا لاح يف</w:t>
       </w:r>
     </w:p>
     <w:p>
       <w:pPr>
-        <w:jc w:val="right"/>
-        <w:bidi/>
-      </w:pPr>
-      <w:r>
-        <w:rPr>
-          <w:b w:val="0"/>
-          <w:i w:val="0"/>
-        </w:rPr>
+        <w:pStyle w:val="Heading2"/>
+        <w:jc w:val="right"/>
+        <w:bidi/>
+      </w:pPr>
+      <w:r>
+        <w:t>[المتن الفعلي: الوقائع / الأسباب / المنطوق] ===</w:t>
+        <w:br/>
         <w:t>.pdf ةغيصبو حوضولا يلاعو نولم قفرملا نوكي نأ بجي</w:t>
       </w:r>
     </w:p>
@@ -24653,27 +24468,25 @@
     </w:p>
     <w:p>
       <w:pPr>
-        <w:jc w:val="right"/>
-        <w:bidi/>
-      </w:pPr>
-      <w:r>
-        <w:rPr>
-          <w:b w:val="0"/>
-          <w:i w:val="0"/>
-        </w:rPr>
+        <w:pStyle w:val="Heading2"/>
+        <w:jc w:val="right"/>
+        <w:bidi/>
+      </w:pPr>
+      <w:r>
+        <w:t>[ترويسة / كليشة رسمية — معلومات متكررة] ===</w:t>
+        <w:br/>
         <w:t>اثناء مسح المستند , يجب أن يكون مسح المستند بحدود الصفحة وعدم تصوير أجزاء خارجيه.</w:t>
       </w:r>
     </w:p>
     <w:p>
       <w:pPr>
-        <w:jc w:val="right"/>
-        <w:bidi/>
-      </w:pPr>
-      <w:r>
-        <w:rPr>
-          <w:b w:val="0"/>
-          <w:i w:val="0"/>
-        </w:rPr>
+        <w:pStyle w:val="Heading2"/>
+        <w:jc w:val="right"/>
+        <w:bidi/>
+      </w:pPr>
+      <w:r>
+        <w:t>[المتن الفعلي: الوقائع / الأسباب / المنطوق] ===</w:t>
+        <w:br/>
         <w:t>\* دنسلا نم ةخسن ينيزلا ةماسا دض مكح ضرع فانئتسلاا ديات و يئادبا بستكملا pdf.ةيعطقلا</w:t>
       </w:r>
     </w:p>
@@ -24757,27 +24570,25 @@
     </w:p>
     <w:p>
       <w:pPr>
-        <w:jc w:val="right"/>
-        <w:bidi/>
-      </w:pPr>
-      <w:r>
-        <w:rPr>
-          <w:b w:val="0"/>
-          <w:i w:val="0"/>
-        </w:rPr>
+        <w:pStyle w:val="Heading2"/>
+        <w:jc w:val="right"/>
+        <w:bidi/>
+      </w:pPr>
+      <w:r>
+        <w:t>[بيانات الأطراف: المدعي / المدعى عليه / الحاضرون] ===</w:t>
+        <w:br/>
         <w:t>وكيل فرد هوية وطنية: 1098908278 عرض المزيد</w:t>
       </w:r>
     </w:p>
     <w:p>
       <w:pPr>
-        <w:jc w:val="right"/>
-        <w:bidi/>
-      </w:pPr>
-      <w:r>
-        <w:rPr>
-          <w:b w:val="0"/>
-          <w:i w:val="0"/>
-        </w:rPr>
+        <w:pStyle w:val="Heading2"/>
+        <w:jc w:val="right"/>
+        <w:bidi/>
+      </w:pPr>
+      <w:r>
+        <w:t>[المتن الفعلي: الوقائع / الأسباب / المنطوق] ===</w:t>
+        <w:br/>
         <w:t>المنفذ ضده</w:t>
       </w:r>
     </w:p>
@@ -24822,53 +24633,49 @@
     </w:p>
     <w:p>
       <w:pPr>
-        <w:jc w:val="right"/>
-        <w:bidi/>
-      </w:pPr>
-      <w:r>
-        <w:rPr>
-          <w:b w:val="0"/>
-          <w:i w:val="0"/>
-        </w:rPr>
+        <w:pStyle w:val="Heading2"/>
+        <w:jc w:val="right"/>
+        <w:bidi/>
+      </w:pPr>
+      <w:r>
+        <w:t>[بيانات الأطراف: المدعي / المدعى عليه / الحاضرون] ===</w:t>
+        <w:br/>
         <w:t>فرد هوية وطنية: 1008017301 عرض المزيد</w:t>
       </w:r>
     </w:p>
     <w:p>
       <w:pPr>
-        <w:jc w:val="right"/>
-        <w:bidi/>
-      </w:pPr>
-      <w:r>
-        <w:rPr>
-          <w:b w:val="0"/>
-          <w:i w:val="0"/>
-        </w:rPr>
+        <w:pStyle w:val="Heading2"/>
+        <w:jc w:val="right"/>
+        <w:bidi/>
+      </w:pPr>
+      <w:r>
+        <w:t>[المتن الفعلي: الوقائع / الأسباب / المنطوق] ===</w:t>
+        <w:br/>
         <w:t>(96779270)</w:t>
       </w:r>
     </w:p>
     <w:p>
       <w:pPr>
-        <w:jc w:val="right"/>
-        <w:bidi/>
-      </w:pPr>
-      <w:r>
-        <w:rPr>
-          <w:b w:val="0"/>
-          <w:i w:val="0"/>
-        </w:rPr>
+        <w:pStyle w:val="Heading2"/>
+        <w:jc w:val="right"/>
+        <w:bidi/>
+      </w:pPr>
+      <w:r>
+        <w:t>[بيانات الأطراف: المدعي / المدعى عليه / الحاضرون] ===</w:t>
+        <w:br/>
         <w:t>فرد هوية وطنية: 1017092733 عرض المزيد</w:t>
       </w:r>
     </w:p>
     <w:p>
       <w:pPr>
-        <w:jc w:val="right"/>
-        <w:bidi/>
-      </w:pPr>
-      <w:r>
-        <w:rPr>
-          <w:b w:val="0"/>
-          <w:i w:val="0"/>
-        </w:rPr>
+        <w:pStyle w:val="Heading2"/>
+        <w:jc w:val="right"/>
+        <w:bidi/>
+      </w:pPr>
+      <w:r>
+        <w:t>[المتن الفعلي: الوقائع / الأسباب / المنطوق] ===</w:t>
+        <w:br/>
         <w:t>(1)تارارقلا  غيلبتلا ىراج</w:t>
       </w:r>
     </w:p>
@@ -24887,27 +24694,25 @@
     </w:p>
     <w:p>
       <w:pPr>
-        <w:jc w:val="right"/>
-        <w:bidi/>
-      </w:pPr>
-      <w:r>
-        <w:rPr>
-          <w:b w:val="0"/>
-          <w:i w:val="0"/>
-        </w:rPr>
+        <w:pStyle w:val="Heading2"/>
+        <w:jc w:val="right"/>
+        <w:bidi/>
+      </w:pPr>
+      <w:r>
+        <w:t>[بيانات الأطراف: المدعي / المدعى عليه / الحاضرون] ===</w:t>
+        <w:br/>
         <w:t>اسامة احمد عباس زيني اسم المنفذ ضدة</w:t>
       </w:r>
     </w:p>
     <w:p>
       <w:pPr>
-        <w:jc w:val="right"/>
-        <w:bidi/>
-      </w:pPr>
-      <w:r>
-        <w:rPr>
-          <w:b w:val="0"/>
-          <w:i w:val="0"/>
-        </w:rPr>
+        <w:pStyle w:val="Heading2"/>
+        <w:jc w:val="right"/>
+        <w:bidi/>
+      </w:pPr>
+      <w:r>
+        <w:t>[المتن الفعلي: الوقائع / الأسباب / المنطوق] ===</w:t>
+        <w:br/>
         <w:t>رارقلا مقر 400344502309377</w:t>
       </w:r>
     </w:p>
@@ -25355,27 +25160,25 @@
     </w:p>
     <w:p>
       <w:pPr>
-        <w:jc w:val="right"/>
-        <w:bidi/>
-      </w:pPr>
-      <w:r>
-        <w:rPr>
-          <w:b w:val="0"/>
-          <w:i w:val="0"/>
-        </w:rPr>
+        <w:pStyle w:val="Heading2"/>
+        <w:jc w:val="right"/>
+        <w:bidi/>
+      </w:pPr>
+      <w:r>
+        <w:t>[ترويسة / كليشة رسمية — معلومات متكررة] ===</w:t>
+        <w:br/>
         <w:t>1950@moj.gov.sa </w:t>
       </w:r>
     </w:p>
     <w:p>
       <w:pPr>
-        <w:jc w:val="right"/>
-        <w:bidi/>
-      </w:pPr>
-      <w:r>
-        <w:rPr>
-          <w:b w:val="0"/>
-          <w:i w:val="0"/>
-        </w:rPr>
+        <w:pStyle w:val="Heading2"/>
+        <w:jc w:val="right"/>
+        <w:bidi/>
+      </w:pPr>
+      <w:r>
+        <w:t>[المتن الفعلي: الوقائع / الأسباب / المنطوق] ===</w:t>
+        <w:br/>
         <w:t>: عد عد أما االله رسول ع ع والسلام والصلاة مد مد ا ا ـ ۱٤٤٤٤۲/۱۲۱۲/۲۵۲۵ خ خ وتار ٤۲۸۲ ۲۸۲٤۷۱۷ ۷۱۷ رقم القضية ع ع ناء و و الثانية ناف ست ست دائرة فلدى</w:t>
       </w:r>
     </w:p>
@@ -25550,40 +25353,25 @@
     </w:p>
     <w:p>
       <w:pPr>
-        <w:jc w:val="right"/>
-        <w:bidi/>
-      </w:pPr>
-      <w:r>
-        <w:rPr>
-          <w:b w:val="0"/>
-          <w:i w:val="0"/>
-        </w:rPr>
-        <w:t>مدـقت ھباوجب سمـألاب ـاليل ـع لـيميإ ةرئادـلا ، ھصنو ( : ةراـشإلاب إ ةركذملا ةـمدقملا نم دملا اـبيقع ع ةـحئاللا ةيـضا ع ةـمدقملا نم دملا ھيلع ، ثيحو توطنا ع تاءاـعدا ن عتي ع ةـحئاللا ةيـضا ع ةـمدقملا نـم لـيكو دملا درلاو ع باوـج لـيكو دملا ع ةـحئال ضا ـع ةـمدقملا نـم دملا اـ لع ،) ھتم فأو نأـب اذـ كولـسلا غ لوـبقم ، مث ھنإ داـفأ ھنأـب 1445-02-20 ،ــ ةدـقعنملا ع لاـصت ي رملا نع دـع غلبملاو ا ا فارطأ اينو كلإ ، تعلطاو ةرئادـلا ع فلم ةيـضقلا ملف ن ب ي ا ل ميدـقت ليكو دملا ا لع ام ل متـسا ھلجأل نم ( : درلا لاـ م كلذـل ميدـقتو .ةـباج تم فأـف ةرئادـلا ن فرطلا لداب ب تاركذملا لالخ ةدـم 5 ماـيأ جاردإو اـم ھنامدـقي جـمان لا ي اـضقلا ، نإف رذـع عف دـ رب ةرئادـلا .ي و كل و ةـسلج دملا اـ لع ھنأـب مـل عـلطي ع ةـحئاللا ةيـضا ع ةـمدقملا نـم لـيكو دملا مـلو عـلطي اـضيأ ع باوـج لـيكو دملا ع ةـحئال ضا ـع ةـمدقملا اـنم ءـالكو نـع دملا ھـيلع بلطنو مدـقملا نـم ةـماسأ دـمحأ ز .اـعوضوم اـيناث : لوـبق ضا ـع مدـقملا نـم ناندـع دـمحا ز ةـقتاعو يزار ا ليـصفتو غلاـبملا قـفو اـم ة ـ وم ةفي ـ فاـن تس .) بـقعف ليكو لوق ع ابلا ، ام و نأ دملا ھيلع ماق ةيفـصتب ةكرـشلا ا رايتخا ب ـ و سأر ا لام لأو ا فـص ة رابتع ھنإف نمـضي ةميقلا ، كلذل ي إف بلطأ نم مكترئاد ةرقوملا : الوأ : ضفر ضا ع ا دـ ؤ و . اـم و نأ لـص ھنأ دـنع فـالتخ نمثلا ةـميقلاو لوقلاـف لوـق ع اـبلا ، امل ىور نبا دوعـسم نع لوـسر هللا ـص هللا ھيلع ملـسو : اذإ فـلتخا ناـعيبلا س لو اـم يب ةـن ب لوقلاـف ى ـشا نـم ثروملا ةـص ا ةـكولمملا ھـل ةكرـش دـمحأ ز هدـالوأو لـحم ىوعدـلا ، مـلو مدـقي ةـن ب وأ لـيلد حي ـ ع نأ عيبـلا مـت ، لـب ضقاـنت نـمثلا ةـميقلاو اـضقانت دـكؤي ىوعدـلا (138,882,331 لاـ ر ) ةـئمثالث دـحاوو نوثـالثو اـنويلم ةـئمنامثو ناـنثاو نوناـمثو اـفلأ ةـئمو ةـينامثو نوثـالثو ـالا ر ، هدـمتعاو ءا رـشلا مـتو جراـختلا ھـيلع كلذـل اـم و نأ دملا ھـيلع مـعزي ھنأ ةـميقب صـص ا .ةـلداعلا با ـ أ ةليـضفلا اـم و نأ صـصح ةكرـشلا لـحم عا لا مـت اـ مييقت نـم لـبق بساـحملا لـالط وـبأ ةـلازغ دـع فـيل ت ةـمكحملا ھـل يذـلاو اـ ميق غـلبمب هردـقو نوـيلم لاـ ر ، اذـ ف ضقاـنتلا خراـصلا بجوـي حارطا اذـ مـعزلا مدـعو هراـبتعا ، اذـ و اـم تراـشأ ھـل ةرئادـلا ةردـصم مك ا اـ ي س اـمو تصلخ ھل نم ةـجي ن ةحي ـ اـ مكح ھمازلإـب موـعزملا يذـلا دن ـس ھيلع دملا ناـ نودـب نمث وـ ضقاـنت دملا ھيلع ةـميق صـص ا لـحم هذـ ىوعدـلا ةراـتف معزي نأـب نمثلا و ٤٥٠ فـلأ لاـ ر ةراـتو معزي نأـب نمثلا و ١٢٠ كلذ تقولا ايح قزري ، ملو مصتخُي ىوعدـلا ، س لو ل وملل ق ا ـصلا ھنع وأ ھليثمت ، اتلا و نإف عفد دملا ھيلع مدـع زاوج رظنلا ال ھجو .ھل ايناث : نإ امم لدـي ع نأ عيبلا م افص قلع و ق اب ھتاذ الحم اب ـسو ،) رظنلا و هذـ ةداملا تي نأ ـصلا عقو ع ةص ا ةكولمملا ل وملل س لو ع صـصح ثروملا دمحأ ز ـ لحم هذ ىوعدلا ـ يذلاو نا ةكرـشلا كاذـنآ ، ملو نكي ثروملا اـفرط كلت ىوعدـلا ، ادان ـساو إ ةداملا ٨٦ نم ماـظن تاـبث ، لاو تصن ( : ـالو نو ت كـلتل ماـ ح ةـي ا الإ عازن ماق ن ب موص ا نود نأ غتت مدـع زاوـج رظنلا قبـسل لـصفلا اـ ف ـال ـ ي ـالو لـحم ھـل ، كـلذو نـأل ةـص ا لـحم ىوعدـلا كـلم ثروـم كوـم دـمحأ ز ، ـصلاو روـ ذملا اـمنإ عـقو ع ةـص ا ةـكولمملا كومل غ ةـجي ن مك ا ض ـعملا ھيلع ، قبـسو نأ تمت ةـباج اـ لع ھنيح و بابـسا مك ا ض ـعملا ھيلع اـم يفكي ةـباجإلل اـ لع نمو باـب ةداـ ز حاـضي لوـقأ : ـالوأ : نأ عـفد دملا ھيلع 1445 ،ـ ةـمدقملا نم ليكو دملا ، ا ـصنو ( : اباوج ع فان تس مدـقملا نم دملا ھيلع ةماسأ ز ، دوأ نأ ن بأ با ـ أل ةليـضفلا نأ عيمج نوعطلا لا ا راثأ دملا ھيلع ال رت نأ نويلم ةئمتـسو ناـنثاو نوعبـسو اـفلأ ةـئمثالثو ةعـس و و نوعبـس ـالا ر .) دـكأو لـيكو دملا ع اـم درو ةـحئالب .ضا ع اـمك تعلطا ةرئادـلا ع ةركذملا ةـعدوملا ماظنلا خـ راتب -02-11 ةـعبس نورـشعو انويلم ةئمتـسو دـحاوو نوسمخو افلأ ناتئمو و ةعـس رـشع الا ر ، مك او مازلإب دملا ھيلع نأ عفدـي يقحتـسمل ةيـصولا غلبم هردقو ( 110.672.379 لا ر ) ةئم ةرـشعو اـنويلم ةئمعبـسو ةعـس و نوعبـسو اـفلأ و ناـتئم و نوعبـس ـالا ر ، نأو عفدـي ةـيعدملل ةـقتاع دـمحم حي دـمحم ع يزار ا ، ةـ و مـقر ( 1007056847 ) غـلبم هردـق ( 27.651.219 لا ر ) ھميدـقتل ةدملا .ةـيماظنلا اـيناث : مـك ا مازلاـب دملا ھـيلع نأ عفدـي دـملل ناندـع دـمحأ ساـبع ز ، ةـ و مـقر ( 1017092733 ) غـلبم اـمجإ هردـق ( 96.779.270 لا ر ) ةتـس نوعس و ثـيحو ن بـت ماـقمل ةرئادـلا ةرقوملا مدـع ليـصفت مـك ا ع وـحنلا حي ـ لا اـ وجو مدـعو ليـصفت تاقحتـسم ن عدملا نإـف بلطا نم ماـقم ةرئادـلا .ةرقوملا ـالوأ : لوـبق فاـن تس الكـش ةيـصولا لاو ـ وأ ا ثروم ن عادتملا ةقحتسملاو غلبم هردقو ( 110.672.379 لا ر ) ةئم ةرـشعو نويلم ةئمتسو نانثاو نوعبسو افلأ ةئمثالثو ةعس و نوعبسو .الا ر با أ ةليضفلا حي دـمحم ع يزار ا ، ةـ و مـقر ( 1007056847 ) و قحتـس غلبم هردقو ( 27.651.219 لا ر ) ةعبـس نورـشعو انويلم ةئمتـسو دحاوو نوسمخو افلأ ناتئمو و ةعس رشع .الا ر -3 دـمحأ سابع ز ، ةـ و مقر ( 1017092733 ) و و قحتـس غلبم هردقو ( 96.779.270 لا ر ) ةتـس نوعـس و انويلم ةئمعبـسو ةعس و نوعبسو افلأ و ناتئم نوعبسو .الا ر 2 - ةقتاع دمحم و دـحأ ةثرولا بجومب رـصح ةثرولا مقر ( 38391575 )و خ رات 12/05/1438 ،ـ و ھيلع نإف نايب ن قحتـسملا بسح م بـصنأ ةيعرـشلا دع و ذخأ ةيصولا ن ع رابتع ام ي :- 1 ـ ناندع اماظن نأ نو ت ةلـصفم ح نكمي ا ذـيفنت املع ھنأ مت ةدافإ ةرئادـلا نأب كان ةيـصو ةتباث بجومب مكح ي اضق ( 229014721194320022 ( ) قفرم ةروص كـصلا ) امك نأ دملا ھيلع مـلو ـ وت ةرئادـلا ةردـصم مـك ا غلاـبملا ةقحتـسملا ن عدـملل ع ھجو دـيدحتلا مغر م ددـع اـمنإو تفتكا ركذـب غـلبملا اـمج ـالو ىفخي ع ف رـش ملع مكتليـضف نأ ماـ ح بجوـتي ع وحنلا حي ـ لا ثيح نإ ةرئادـلا تمكح مازلإـب دملا ھيلع دادـس غلبم ( 138,882,331 لا ر ) ةـئمثالث دـحاوو نوثالثو انويلم ةـئمنامثو نانثاو نونامثو افلأ ةئمو ةينامثو نوثالثو الا ر ، ةـحئالب ضا ع ، اـمك تعلطا ةرئادـلا ع ةـحئال ضا ع ةـمدقملا نم لـيكو دملا ا لـصاحو ( : دـكؤن نأ انـضا عا بصنم طقف ع ةغيـص قوطنم مك ا ةرئادـلاف مل لصفت قوطنملا املو هارت ةرئادـلا ةرقوملا نم بابـسأ بلطن نم مكتليـضف لوبق فان تس الكـش و عوضوملا ضقن مك ا رداصلا مك او اددجم درب ىوعد دملا .) دكأو ليكو دملا ھيلع ع ام درو ىرخأ ، املو ناـ اذـ مك ا دـع نم لـيبق ل أ لاومأ سانلا لطابلاب امم بيع مك ا روصقلاب ةـفلاخمو ةع رـشلا ةيمالـس ھلعج و ا رح .ءاغلإلاب تابلطلا : كلذـل ھل املو قبـس ھميدـقت ةـمدقملا كـلت ىوعدـلا اـ و ل ةزوـح .ةرئادـلا ـالإ نا ةرئادـلا تـلفغأ كـلت تاءارج بـترتو ع كـلذ لاـفغ رودـص مـك ا – لـحم ضا ـع – مازلإـب فنأتـسملا عفدـب كـلت غلاـبملا ةرم نـم فنأتـسملا ةـعوفدملا نـع هدـلاو نم .ھمدـع 2 - ةـبطاخم ةـمكحملا ةـماعلا ةـظفاحمب ةدـج ةرئادـلا ةرظاـن ىوعدـلا مـقر ( 33286392 ) خـ راتو 8/6/1433 ـ بلطل تا</w:t>
-      </w:r>
-    </w:p>
-    <w:p>
-      <w:pPr>
-        <w:jc w:val="right"/>
-        <w:bidi/>
-      </w:pPr>
-      <w:r>
-        <w:rPr>
-          <w:b w:val="0"/>
-          <w:i w:val="0"/>
-        </w:rPr>
-        <w:t>دن ـسملا ةي ساـحملا 1 - ةبطاخم ةسـسؤم دقنلا يدوعـسلا مالعتسالل امع اذإ ماق فنأتسملا دادس غلبملا عاديإو غلابملا ھتاباسح ةيكنبلا ةصا ا ل ب نيد نم كلت نويدلا ىدمو ءافي سا نويدلا ا قوق ىوعدـلا ثيح نم ھنأش ثأتلا ھجو يأرلا ىوعدـلا الإ نأ ةرئادـلا ھتلفغأ نا و و ةرئادـلاب ذاختا تاءارج لا نم ا أش تابثإ اذـ عفدـلا نم ھمدع عو لي س لاثملا ال رـص ا : عادـيإ كـلت غلاـبملا ، تمدـقو ةـمكحملل لـبق تاونـس ةيـضق ةـمكحملا ةـماعلا رداـصلا ھنأـش نـم لـبق ـ اقلا يدـيازلا ، ثـيحو نإ ن بـلا نـم اذـ عفدـلا ھـنأ اـعفد اـ ر وج جـتنمو كلت نورـشعو نويلم لا ر مت ا دادس نم لالخ دادس نويد هدلاو كونبلل نم لالخ عاديإ غلابملا ھتاباسح ةيكنبلا ةصا ا ل ب نيد نم كلت نويدلا دقو تفوتـسا كونبلا ا قوقح درجمب دملا ھـيلع ( : ھنأ قـفتا عـم هدـلاو لاـح ھتاـيح ع نأ ي ـش ھنم عـيمج ھصـصح عـيمج تا رـشلا ـلا ناـ هدـلاول صـصح اـ ف ةـكلمملا ، كـلذو لـباقم غـلبم ( 120.000.000 لاـ ر ) ةئم ةـسلجب 09/11/1443 ـ نع ةعقاو ھمايق ءارش ةصح هدلاو ھسفنل ةكرش دمحأ ز ة راجتلا غلبمب ( 450.000 لا ر ) طقف ، ن ح نأ ا ميق اقفو ىوعدل دملا كأ نم كلذ باجأف ھيلع عفد غلبملا ن ترم امم دـع نم لبق ل أ لاومأ سانلا لطابلاب ، نمف ثيح نأ تباثلا نم مك ا لحم ضا ع ( ةيادب ةحفـصلا 3 ) نأ دملا ھيلع ةلاصأ باجأ ع حاضي سا ةرئادلا ير وـ ا ئدـبملا نم فنأتـسملا عفدـب غـلبم صـص ا مدـعو ذاـختا تاءارج ةـليفكلا تاـبثإل كـلذ مغر ه ثأـت ير وـ ا ھجو يأرلا ىوعدـلا ةـفلاخمو مك ا ةع رـشلل ھنو ل بت يـس ددـ ا ةكرـش دـمحأ ز ةـ راجتلا ةيفـصتب ةكرـش دـمحأ ز ةـ راجتلا ، اذـكو بطـش ل ـ لا يراـجتلا خـ راتب 11/4/1437 ـو( قـفرم مـقر 7 مـقرو 8 .) يداـ ا رـشع : ل اجت ةرئادـلا عفدـلل ماـعل 1431 ،ـ ثروم فنأتـسملا فنأتـسملاو هدـض ، اذـكو جراخت فنأتـسملا هدـض ماعلا 1434 ـ نم سفن ةكرـشلا ، ةكرـش دـمحأ ز ةـ راجتلا ( ةكرـشلا لحم ىوعدلا ) دقف ماق ءا رـشلا يراجتلا ا ل ذـنم 1437 ،ـ نا و بجي ا لع در ىوعدـلا مدـعو لوبق ةـماقإ ىوعدـلا ع ةكرـش ةـي م دوجوالو ا ل بسح ماظنلا ، ثيح ھنأ دـع جراخت ل نم خيـشلا دـمحأ ز ھمحر هللا ةـكرش دـمحأ ز ةـ راجتلا مدـعو زاوج ةـبلاطملا صـص اب ةـقلعتملا ا : ل اجت مكح ةـمكحم لوأ ةـجرد ، نأ ةكرـش دـمحأ ز ةـ راجتلا دـق مت ا يفـصت بسح ماظنلا متو بطـش ل ـ لا ھيلع مدعو زاوج ةبلاطملا تاذب غلبملا نو ل ةداعإ ھعفد دع نم ليبق ل أ لاومأ سانلا لطابلاب ةفلاخملاب ھلوقل اع ( : الو اول أت مكلاومأ مكن ب لطابلاب .) ارـشاع : لافغإ ةرئادلا ةيفصت ھيلع يأ ضا عا ع عيبلا كلذكو مل راثي يأ عازن ن ب ثروم ن عادتملا فنأتـسملاو نأش مدع مالتـسا ةميق كلت صـص ا رم يذلا ت ثي ھعم ة عيبلا نا رسو هراثآ ةيماظنلا ةبت ملا</w:t>
-      </w:r>
-    </w:p>
-    <w:p>
-      <w:pPr>
-        <w:jc w:val="right"/>
-        <w:bidi/>
-      </w:pPr>
-      <w:r>
-        <w:rPr>
-          <w:b w:val="0"/>
-          <w:i w:val="0"/>
-        </w:rPr>
+        <w:pStyle w:val="Heading2"/>
+        <w:jc w:val="right"/>
+        <w:bidi/>
+      </w:pPr>
+      <w:r>
+        <w:t>[ترويسة / كليشة رسمية — معلومات متكررة] ===</w:t>
+        <w:br/>
+        <w:t>مدـقت ھباوجب سمـألاب ـاليل ـع لـيميإ ةرئادـلا ، ھصنو ( : ةراـشإلاب إ ةركذملا ةـمدقملا نم دملا اـبيقع ع ةـحئاللا ةيـضا ع ةـمدقملا نم دملا ھيلع ، ثيحو توطنا ع تاءاـعدا ن عتي ع ةـحئاللا ةيـضا ع ةـمدقملا نـم لـيكو دملا درلاو ع باوـج لـيكو دملا ع ةـحئال ضا ـع ةـمدقملا نـم دملا اـ لع ،) ھتم فأو نأـب اذـ كولـسلا غ لوـبقم ، مث ھنإ داـفأ ھنأـب 1445-02-20 ،ــ ةدـقعنملا ع لاـصت ي رملا نع دـع غلبملاو ا ا فارطأ اينو كلإ ، تعلطاو ةرئادـلا ع فلم ةيـضقلا ملف ن ب ي ا ل ميدـقت ليكو دملا ا لع ام ل متـسا ھلجأل نم ( : درلا لاـ م كلذـل ميدـقتو .ةـباج تم فأـف ةرئادـلا ن فرطلا لداب ب تاركذملا لالخ ةدـم 5 ماـيأ جاردإو اـم ھنامدـقي جـمان لا ي اـضقلا ، نإف رذـع عف دـ رب ةرئادـلا .ي و كل و ةـسلج دملا اـ لع ھنأـب مـل عـلطي ع ةـحئاللا ةيـضا ع ةـمدقملا نـم لـيكو دملا مـلو عـلطي اـضيأ ع باوـج لـيكو دملا ع ةـحئال ضا ـع ةـمدقملا اـنم ءـالكو نـع دملا ھـيلع بلطنو مدـقملا نـم ةـماسأ دـمحأ ز .اـعوضوم اـيناث : لوـبق ضا ـع مدـقملا نـم ناندـع دـمحا ز ةـقتاعو يزار ا ليـصفتو غلاـبملا قـفو اـم ة ـ وم ةفي ـ فاـن تس .) بـقعف ليكو لوق ع ابلا ، ام و نأ دملا ھيلع ماق ةيفـصتب ةكرـشلا ا رايتخا ب ـ و سأر ا لام لأو ا فـص ة رابتع ھنإف نمـضي ةميقلا ، كلذل ي إف بلطأ نم مكترئاد ةرقوملا : الوأ : ضفر ضا ع ا دـ ؤ و . اـم و نأ لـص ھنأ دـنع فـالتخ نمثلا ةـميقلاو لوقلاـف لوـق ع اـبلا ، امل ىور نبا دوعـسم نع لوـسر هللا ـص هللا ھيلع ملـسو : اذإ فـلتخا ناـعيبلا س لو اـم يب ةـن ب لوقلاـف ى ـشا نـم ثروملا ةـص ا ةـكولمملا ھـل ةكرـش دـمحأ ز هدـالوأو لـحم ىوعدـلا ، مـلو مدـقي ةـن ب وأ لـيلد حي ـ ع نأ عيبـلا مـت ، لـب ضقاـنت نـمثلا ةـميقلاو اـضقانت دـكؤي ىوعدـلا (138,882,331 لاـ ر ) ةـئمثالث دـحاوو نوثـالثو اـنويلم ةـئمنامثو ناـنثاو نوناـمثو اـفلأ ةـئمو ةـينامثو نوثـالثو ـالا ر ، هدـمتعاو ءا رـشلا مـتو جراـختلا ھـيلع كلذـل اـم و نأ دملا ھـيلع مـعزي ھنأ ةـميقب صـص ا .ةـلداعلا با ـ أ ةليـضفلا اـم و نأ صـصح ةكرـشلا لـحم عا لا مـت اـ مييقت نـم لـبق بساـحملا لـالط وـبأ ةـلازغ دـع فـيل ت ةـمكحملا ھـل يذـلاو اـ ميق غـلبمب هردـقو نوـيلم لاـ ر ، اذـ ف ضقاـنتلا خراـصلا بجوـي حارطا اذـ مـعزلا مدـعو هراـبتعا ، اذـ و اـم تراـشأ ھـل ةرئادـلا ةردـصم مك ا اـ ي س اـمو تصلخ ھل نم ةـجي ن ةحي ـ اـ مكح ھمازلإـب موـعزملا يذـلا دن ـس ھيلع دملا ناـ نودـب نمث وـ ضقاـنت دملا ھيلع ةـميق صـص ا لـحم هذـ ىوعدـلا ةراـتف معزي نأـب نمثلا و ٤٥٠ فـلأ لاـ ر ةراـتو معزي نأـب نمثلا و ١٢٠ كلذ تقولا ايح قزري ، ملو مصتخُي ىوعدـلا ، س لو ل وملل ق ا ـصلا ھنع وأ ھليثمت ، اتلا و نإف عفد دملا ھيلع مدـع زاوج رظنلا ال ھجو .ھل ايناث : نإ امم لدـي ع نأ عيبلا م افص قلع و ق اب ھتاذ الحم اب ـسو ،) رظنلا و هذـ ةداملا تي نأ ـصلا عقو ع ةص ا ةكولمملا ل وملل س لو ع صـصح ثروملا دمحأ ز ـ لحم هذ ىوعدلا ـ يذلاو نا ةكرـشلا كاذـنآ ، ملو نكي ثروملا اـفرط كلت ىوعدـلا ، ادان ـساو إ ةداملا ٨٦ نم ماـظن تاـبث ، لاو تصن ( : ـالو نو ت كـلتل ماـ ح ةـي ا الإ عازن ماق ن ب موص ا نود نأ غتت مدـع زاوـج رظنلا قبـسل لـصفلا اـ ف ـال ـ ي ـالو لـحم ھـل ، كـلذو نـأل ةـص ا لـحم ىوعدـلا كـلم ثروـم كوـم دـمحأ ز ، ـصلاو روـ ذملا اـمنإ عـقو ع ةـص ا ةـكولمملا كومل غ ةـجي ن مك ا ض ـعملا ھيلع ، قبـسو نأ تمت ةـباج اـ لع ھنيح و بابـسا مك ا ض ـعملا ھيلع اـم يفكي ةـباجإلل اـ لع نمو باـب ةداـ ز حاـضي لوـقأ : ـالوأ : نأ عـفد دملا ھيلع 1445 ،ـ ةـمدقملا نم ليكو دملا ، ا ـصنو ( : اباوج ع فان تس مدـقملا نم دملا ھيلع ةماسأ ز ، دوأ نأ ن بأ با ـ أل ةليـضفلا نأ عيمج نوعطلا لا ا راثأ دملا ھيلع ال رت نأ نويلم ةئمتـسو ناـنثاو نوعبـسو اـفلأ ةـئمثالثو ةعـس و و نوعبـس ـالا ر .) دـكأو لـيكو دملا ع اـم درو ةـحئالب .ضا ع اـمك تعلطا ةرئادـلا ع ةركذملا ةـعدوملا ماظنلا خـ راتب -02-11 ةـعبس نورـشعو انويلم ةئمتـسو دـحاوو نوسمخو افلأ ناتئمو و ةعـس رـشع الا ر ، مك او مازلإب دملا ھيلع نأ عفدـي يقحتـسمل ةيـصولا غلبم هردقو ( 110.672.379 لا ر ) ةئم ةرـشعو اـنويلم ةئمعبـسو ةعـس و نوعبـسو اـفلأ و ناـتئم و نوعبـس ـالا ر ، نأو عفدـي ةـيعدملل ةـقتاع دـمحم حي دـمحم ع يزار ا ، ةـ و مـقر ( 1007056847 ) غـلبم هردـق ( 27.651.219 لا ر ) ھميدـقتل ةدملا .ةـيماظنلا اـيناث : مـك ا مازلاـب دملا ھـيلع نأ عفدـي دـملل ناندـع دـمحأ ساـبع ز ، ةـ و مـقر ( 1017092733 ) غـلبم اـمجإ هردـق ( 96.779.270 لا ر ) ةتـس نوعس و ثـيحو ن بـت ماـقمل ةرئادـلا ةرقوملا مدـع ليـصفت مـك ا ع وـحنلا حي ـ لا اـ وجو مدـعو ليـصفت تاقحتـسم ن عدملا نإـف بلطا نم ماـقم ةرئادـلا .ةرقوملا ـالوأ : لوـبق فاـن تس الكـش ةيـصولا لاو ـ وأ ا ثروم ن عادتملا ةقحتسملاو غلبم هردقو ( 110.672.379 لا ر ) ةئم ةرـشعو نويلم ةئمتسو نانثاو نوعبسو افلأ ةئمثالثو ةعس و نوعبسو .الا ر با أ ةليضفلا حي دـمحم ع يزار ا ، ةـ و مـقر ( 1007056847 ) و قحتـس غلبم هردقو ( 27.651.219 لا ر ) ةعبـس نورـشعو انويلم ةئمتـسو دحاوو نوسمخو افلأ ناتئمو و ةعس رشع .الا ر -3 دـمحأ سابع ز ، ةـ و مقر ( 1017092733 ) و و قحتـس غلبم هردقو ( 96.779.270 لا ر ) ةتـس نوعـس و انويلم ةئمعبـسو ةعس و نوعبسو افلأ و ناتئم نوعبسو .الا ر 2 - ةقتاع دمحم و دـحأ ةثرولا بجومب رـصح ةثرولا مقر ( 38391575 )و خ رات 12/05/1438 ،ـ و ھيلع نإف نايب ن قحتـسملا بسح م بـصنأ ةيعرـشلا دع و ذخأ ةيصولا ن ع رابتع ام ي :- 1 ـ ناندع اماظن نأ نو ت ةلـصفم ح نكمي ا ذـيفنت املع ھنأ مت ةدافإ ةرئادـلا نأب كان ةيـصو ةتباث بجومب مكح ي اضق ( 229014721194320022 ( ) قفرم ةروص كـصلا ) امك نأ دملا ھيلع مـلو ـ وت ةرئادـلا ةردـصم مـك ا غلاـبملا ةقحتـسملا ن عدـملل ع ھجو دـيدحتلا مغر م ددـع اـمنإو تفتكا ركذـب غـلبملا اـمج ـالو ىفخي ع ف رـش ملع مكتليـضف نأ ماـ ح بجوـتي ع وحنلا حي ـ لا ثيح نإ ةرئادـلا تمكح مازلإـب دملا ھيلع دادـس غلبم ( 138,882,331 لا ر ) ةـئمثالث دـحاوو نوثالثو انويلم ةـئمنامثو نانثاو نونامثو افلأ ةئمو ةينامثو نوثالثو الا ر ، ةـحئالب ضا ع ، اـمك تعلطا ةرئادـلا ع ةـحئال ضا ع ةـمدقملا نم لـيكو دملا ا لـصاحو ( : دـكؤن نأ انـضا عا بصنم طقف ع ةغيـص قوطنم مك ا ةرئادـلاف مل لصفت قوطنملا املو هارت ةرئادـلا ةرقوملا نم بابـسأ بلطن نم مكتليـضف لوبق فان تس الكـش و عوضوملا ضقن مك ا رداصلا مك او اددجم درب ىوعد دملا .) دكأو ليكو دملا ھيلع ع ام درو ىرخأ ، املو ناـ اذـ مك ا دـع نم لـيبق ل أ لاومأ سانلا لطابلاب امم بيع مك ا روصقلاب ةـفلاخمو ةع رـشلا ةيمالـس ھلعج و ا رح .ءاغلإلاب تابلطلا : كلذـل ھل املو قبـس ھميدـقت ةـمدقملا كـلت ىوعدـلا اـ و ل ةزوـح .ةرئادـلا ـالإ نا ةرئادـلا تـلفغأ كـلت تاءارج بـترتو ع كـلذ لاـفغ رودـص مـك ا – لـحم ضا ـع – مازلإـب فنأتـسملا عفدـب كـلت غلاـبملا ةرم نـم فنأتـسملا ةـعوفدملا نـع هدـلاو نم .ھمدـع 2 - ةـبطاخم ةـمكحملا ةـماعلا ةـظفاحمب ةدـج ةرئادـلا ةرظاـن ىوعدـلا مـقر ( 33286392 ) خـ راتو 8/6/1433 ـ بلطل تادن ـسملا ةي ساـحملا 1 - ةبطاخم ةسـسؤم دقنلا يدوعـسلا مالعتسالل امع اذإ ماق فنأتسملا دادس غلبملا عاديإو غلابملا ھتاباسح ةيكنبلا ةصا ا ل ب نيد نم كلت نويدلا ىدمو ءافي سا نويدلا ا قوق ىوعدـلا ثيح نم ھنأش ثأتلا ھجو يأرلا ىوعدـلا الإ نأ ةرئادـلا ھتلفغأ نا و و ةرئادـلاب ذاختا تاءارج لا نم ا أش تابثإ اذـ عفدـلا نم ھمدع عو لي س لاثملا ال رـص ا : عادـيإ كـلت غلاـبملا ، تمدـقو ةـمكحملل لـبق تاونـس ةيـضق ةـمكحملا ةـماعلا رداـصلا ھنأـش نـم لـبق ـ اقلا يدـيازلا ، ثـيحو نإ ن بـلا نـم اذـ عفدـلا ھـنأ اـعفد اـ ر وج جـتنمو كلت نورـشعو نويلم لا ر مت ا دادس نم لالخ دادس نويد هدلاو كونبلل نم لالخ عاديإ غلابملا ھتاباسح ةيكنبلا ةصا ا ل ب نيد نم كلت نويدلا دقو تفوتـسا كونبلا ا قوقح درجمب دملا ھـيلع ( : ھنأ قـفتا عـم هدـلاو لاـح ھتاـيح ع نأ ي ـش ھنم عـيمج ھصـصح عـيمج تا رـشلا ـلا ناـ هدـلاول صـصح اـ ف ةـكلمملا ، كـلذو لـباقم غـلبم ( 120.000.000 لاـ ر ) ةئم ةـسلجب 09/11/1443 ـ نع ةعقاو ھمايق ءارش ةصح هدلاو ھسفنل ةكرش دمحأ ز ة راجتلا غلبمب ( 450.000 لا ر ) طقف ، ن ح نأ ا ميق اقفو ىوعدل دملا كأ نم كلذ باجأف ھيلع عفد غلبملا ن ترم امم دـع نم لبق ل أ لاومأ سانلا لطابلاب ، نمف ثيح نأ تباثلا نم مك ا لحم ضا ع ( ةيادب ةحفـصلا 3 ) نأ دملا ھيلع ةلاصأ باجأ ع حاضي سا ةرئادلا ير وـ ا ئدـبملا نم فنأتـسملا عفدـب غـلبم صـص ا مدـعو ذاـختا تاءارج ةـليفكلا تاـبثإل كـلذ مغر ه ثأـت ير وـ ا ھجو يأرلا ىوعدـلا ةـفلاخمو مك ا ةع رـشلل ھنو ل بت يـس ددـ ا ةكرـش دـمحأ ز ةـ راجتلا ةيفـصتب ةكرـش دـمحأ ز ةـ راجتلا ، اذـكو بطـش ل ـ لا يراـجتلا خـ راتب 11/4/1437 ـو( قـفرم مـقر 7 مـقرو 8 .) يداـ ا رـشع : ل اجت ةرئادـلا عفدـلل ماـعل 1431 ،ـ ثروم فنأتـسملا فنأتـسملاو هدـض ، اذـكو جراخت فنأتـسملا هدـض ماعلا 1434 ـ نم سفن ةكرـشلا ، ةكرـش دـمحأ ز ةـ راجتلا ( ةكرـشلا لحم ىوعدلا ) دقف ماق ءا رـشلا يراجتلا ا ل ذـنم 1437 ،ـ نا و بجي ا لع در ىوعدـلا مدـعو لوبق ةـماقإ ىوعدـلا ع ةكرـش ةـي م دوجوالو ا ل بسح ماظنلا ، ثيح ھنأ دـع جراخت ل نم خيـشلا دـمحأ ز ھمحر هللا ةـكرش دـمحأ ز ةـ راجتلا مدـعو زاوج ةـبلاطملا صـص اب ةـقلعتملا ا : ل اجت مكح ةـمكحم لوأ ةـجرد ، نأ ةكرـش دـمحأ ز ةـ راجتلا دـق مت ا يفـصت بسح ماظنلا متو بطـش ل ـ لا ھيلع مدعو زاوج ةبلاطملا تاذب غلبملا نو ل ةداعإ ھعفد دع نم ليبق ل أ لاومأ سانلا لطابلاب ةفلاخملاب ھلوقل اع ( : الو اول أت مكلاومأ مكن ب لطابلاب .) ارـشاع : لافغإ ةرئادلا ةيفصت ھيلع يأ ضا عا ع عيبلا كلذكو مل راثي يأ عازن ن ب ثروم ن عادتملا فنأتـسملاو نأش مدع مالتـسا ةميق كلت صـص ا رم يذلا ت ثي ھعم ة عيبلا نا رسو هراثآ ةيماظنلا ةبت ملا</w:t>
+      </w:r>
+    </w:p>
+    <w:p>
+      <w:pPr>
+        <w:pStyle w:val="Heading2"/>
+        <w:jc w:val="right"/>
+        <w:bidi/>
+      </w:pPr>
+      <w:r>
+        <w:t>[المتن الفعلي: الوقائع / الأسباب / المنطوق] ===</w:t>
+        <w:br/>
         <w:t>٤۵۳۰۲٤۱٦۲۲ رقم صك</w:t>
       </w:r>
     </w:p>
@@ -25766,137 +25554,207 @@
           <w:b w:val="0"/>
           <w:i w:val="0"/>
         </w:rPr>
-        <w:t xml:space="preserve">&lt;https://new.najiz.sa/applications/dashboard&gt;   </w:t>
+        <w:t>&lt;https://new.najiz.sa/applications/dashboard&gt;</w:t>
         <w:br/>
-        <w:t xml:space="preserve">&lt;https://new.najiz.sa/applications/iExecution#/&gt;   </w:t>
+        <w:t>&lt;https://new.najiz.sa/applications/iExecution#/&gt;</w:t>
         <w:br/>
-        <w:t xml:space="preserve">&lt;https://new.najiz.sa/applications/iexecution/Requests&gt;   </w:t>
+        <w:t>&lt;https://new.najiz.sa/applications/iexecution/Requests&gt;</w:t>
         <w:br/>
-        <w:t xml:space="preserve">&lt;https://new.najiz.sa/applications/dashboard&gt;   </w:t>
+        <w:t>&lt;https://new.najiz.sa/applications/dashboard&gt;</w:t>
         <w:br/>
-        <w:t xml:space="preserve">&lt;https://new.najiz.sa/applications/lawsuit&gt;   </w:t>
+        <w:t>&lt;https://new.najiz.sa/applications/lawsuit&gt;</w:t>
         <w:br/>
-        <w:t xml:space="preserve">&lt;https://new.najiz.sa/applications/lawsuit/bankruptcy&gt;   </w:t>
+        <w:t>&lt;https://new.najiz.sa/applications/lawsuit/bankruptcy&gt;</w:t>
         <w:br/>
-        <w:t xml:space="preserve">[\#67](#67)   </w:t>
+        <w:t>[\#67](#67)</w:t>
         <w:br/>
-        <w:t xml:space="preserve">[\#67](#67)   </w:t>
+        <w:t>[\#67](#67)</w:t>
         <w:br/>
-        <w:t xml:space="preserve">[\#67](#67)   </w:t>
+        <w:t>[\#67](#67)</w:t>
         <w:br/>
-        <w:t xml:space="preserve">[\#67](#67)   </w:t>
+        <w:t>[\#67](#67)</w:t>
         <w:br/>
-        <w:t xml:space="preserve">&lt;https://new.najiz.sa/applications/crm/list&gt;   </w:t>
+        <w:t>&lt;https://new.najiz.sa/applications/crm/list&gt;</w:t>
         <w:br/>
-        <w:t xml:space="preserve">&lt;https://new.najiz.sa/applications/lawsuit/judicial-fees&gt;   </w:t>
+        <w:t>&lt;https://new.najiz.sa/applications/lawsuit/judicial-fees&gt;</w:t>
         <w:br/>
-        <w:t xml:space="preserve">[\#67](#67)   </w:t>
+        <w:t>[\#67](#67)</w:t>
         <w:br/>
-        <w:t xml:space="preserve">&lt;https://new.najiz.sa/dashboard&gt;   </w:t>
+        <w:t>&lt;https://new.najiz.sa/dashboard&gt;</w:t>
         <w:br/>
-        <w:t xml:space="preserve">&lt;https://new.najiz.sa/applications/dashboard/verification-services&gt;   </w:t>
+        <w:t>&lt;https://new.najiz.sa/applications/dashboard/verification-services&gt;</w:t>
         <w:br/>
-        <w:t xml:space="preserve">&lt;https://new.najiz.sa/dashboard/portal-services&gt;   </w:t>
+        <w:t>&lt;https://new.najiz.sa/dashboard/portal-services&gt;</w:t>
         <w:br/>
-        <w:t xml:space="preserve">&lt;https://new.najiz.sa/applications/dashboard/license-guide&gt;   </w:t>
+        <w:t>&lt;https://new.najiz.sa/applications/dashboard/license-guide&gt;</w:t>
         <w:br/>
-        <w:t xml:space="preserve">&lt;https://new.najiz.sa/Account/Logout&gt;   </w:t>
+        <w:t>&lt;https://new.najiz.sa/Account/Logout&gt;</w:t>
         <w:br/>
-        <w:t xml:space="preserve">&lt;https://new.najiz.sa/applications/dashboard&gt;   </w:t>
+        <w:t>&lt;https://new.najiz.sa/applications/dashboard&gt;</w:t>
         <w:br/>
-        <w:t xml:space="preserve">&lt;https://new.najiz.sa/applications/lawsuit&gt;   </w:t>
+        <w:t>&lt;https://new.najiz.sa/applications/lawsuit&gt;</w:t>
         <w:br/>
-        <w:t xml:space="preserve">&lt;https://new.najiz.sa/applications/lawsuit/bankruptcy&gt;   </w:t>
+        <w:t>&lt;https://new.najiz.sa/applications/lawsuit/bankruptcy&gt;</w:t>
         <w:br/>
-        <w:t xml:space="preserve">[\#67](#67)   </w:t>
+        <w:t>[\#67](#67)</w:t>
         <w:br/>
-        <w:t xml:space="preserve">[\#67](#67)   </w:t>
+        <w:t>[\#67](#67)</w:t>
         <w:br/>
-        <w:t xml:space="preserve">[\#67](#67)   </w:t>
+        <w:t>[\#67](#67)</w:t>
         <w:br/>
-        <w:t xml:space="preserve">[\#67](#67)   </w:t>
+        <w:t>[\#67](#67)</w:t>
         <w:br/>
-        <w:t xml:space="preserve">&lt;https://new.najiz.sa/applications/crm/list&gt;   </w:t>
+        <w:t>&lt;https://new.najiz.sa/applications/crm/list&gt;</w:t>
         <w:br/>
-        <w:t xml:space="preserve">&lt;https://new.najiz.sa/applications/lawsuit/judicial-fees&gt;   </w:t>
+        <w:t>&lt;https://new.najiz.sa/applications/lawsuit/judicial-fees&gt;</w:t>
         <w:br/>
-        <w:t xml:space="preserve">[\#67](#67)   </w:t>
+        <w:t>[\#67](#67)</w:t>
         <w:br/>
-        <w:t xml:space="preserve">&lt;https://new.najiz.sa/dashboard&gt;   </w:t>
+        <w:t>&lt;https://new.najiz.sa/dashboard&gt;</w:t>
+      </w:r>
+    </w:p>
+    <w:p>
+      <w:pPr>
+        <w:pStyle w:val="Heading2"/>
+        <w:jc w:val="right"/>
+        <w:bidi/>
+      </w:pPr>
+      <w:r>
+        <w:t>[ترويسة / كليشة رسمية — معلومات متكررة] ===</w:t>
         <w:br/>
-        <w:t xml:space="preserve">[mailto:1950@moj.gov.sa](mailto:1950@moj.gov.sa)   </w:t>
+        <w:t>[mailto:1950@moj.gov.sa](mailto:1950@moj.gov.sa)</w:t>
+      </w:r>
+    </w:p>
+    <w:p>
+      <w:pPr>
+        <w:pStyle w:val="Heading2"/>
+        <w:jc w:val="right"/>
+        <w:bidi/>
+      </w:pPr>
+      <w:r>
+        <w:t>[المتن الفعلي: الوقائع / الأسباب / المنطوق] ===</w:t>
         <w:br/>
-        <w:t xml:space="preserve">&lt;tel:1950&gt;   </w:t>
+        <w:t>&lt;tel:1950&gt;</w:t>
         <w:br/>
-        <w:t xml:space="preserve">&lt;https://new.najiz.sa/about&gt;   </w:t>
+        <w:t>&lt;https://new.najiz.sa/about&gt;</w:t>
         <w:br/>
-        <w:t xml:space="preserve">&lt;https://new.najiz.sa/applications/dashboard/faq&gt;   </w:t>
+        <w:t>&lt;https://new.najiz.sa/applications/dashboard/faq&gt;</w:t>
         <w:br/>
-        <w:t xml:space="preserve">&lt;https://new.najiz.sa/privacy-policy&gt;   </w:t>
+        <w:t>&lt;https://new.najiz.sa/privacy-policy&gt;</w:t>
         <w:br/>
-        <w:t xml:space="preserve">&lt;https://new.najiz.sa/terms-conditions&gt;   </w:t>
+        <w:t>&lt;https://new.najiz.sa/terms-conditions&gt;</w:t>
         <w:br/>
-        <w:t xml:space="preserve">&lt;https://vision2030.gov.sa/ar&gt;   </w:t>
+        <w:t>&lt;https://vision2030.gov.sa/ar&gt;</w:t>
+      </w:r>
+    </w:p>
+    <w:p>
+      <w:pPr>
+        <w:pStyle w:val="Heading2"/>
+        <w:jc w:val="right"/>
+        <w:bidi/>
+      </w:pPr>
+      <w:r>
+        <w:t>[ترويسة / كليشة رسمية — معلومات متكررة] ===</w:t>
         <w:br/>
-        <w:t xml:space="preserve">&lt;https://www.moj.gov.sa/&gt;   </w:t>
+        <w:t>&lt;https://www.moj.gov.sa/&gt;</w:t>
+      </w:r>
+    </w:p>
+    <w:p>
+      <w:pPr>
+        <w:pStyle w:val="Heading2"/>
+        <w:jc w:val="right"/>
+        <w:bidi/>
+      </w:pPr>
+      <w:r>
+        <w:t>[المتن الفعلي: الوقائع / الأسباب / المنطوق] ===</w:t>
         <w:br/>
-        <w:t xml:space="preserve">&lt;https://new.najiz.sa/applications/iexecution/Request/View/Decision?requestDecisionId=CfDJ8GyQMJD4wvpOv8eHR-GWJd13dZWHtU5hfzktkWpssLnE6U-I10m5IFE8o275GB5_p7IYEvYdngHnJxkQu1_LVtxjIbuoUeEWe39w0zCdFgz3Fu8KhregywLgOp1_QvVq0g&gt;   </w:t>
+        <w:t>&lt;https://new.najiz.sa/applications/iexecution/Request/View/Decision?requestDecisionId=CfDJ8GyQMJD4wvpOv8eHR-GWJd13dZWHtU5hfzktkWpssLnE6U-I10m5IFE8o275GB5_p7IYEvYdngHnJxkQu1_LVtxjIbuoUeEWe39w0zCdFgz3Fu8KhregywLgOp1_QvVq0g&gt;</w:t>
         <w:br/>
-        <w:t xml:space="preserve">&lt;https://new.najiz.sa/applications/dashboard&gt;   </w:t>
+        <w:t>&lt;https://new.najiz.sa/applications/dashboard&gt;</w:t>
         <w:br/>
-        <w:t xml:space="preserve">&lt;https://new.najiz.sa/applications/lawsuit&gt;   </w:t>
+        <w:t>&lt;https://new.najiz.sa/applications/lawsuit&gt;</w:t>
         <w:br/>
-        <w:t xml:space="preserve">&lt;https://new.najiz.sa/applications/lawsuit/bankruptcy&gt;   </w:t>
+        <w:t>&lt;https://new.najiz.sa/applications/lawsuit/bankruptcy&gt;</w:t>
         <w:br/>
-        <w:t xml:space="preserve">[\#67](#67)   </w:t>
+        <w:t>[\#67](#67)</w:t>
         <w:br/>
-        <w:t xml:space="preserve">[\#67](#67)   </w:t>
+        <w:t>[\#67](#67)</w:t>
         <w:br/>
-        <w:t xml:space="preserve">[\#67](#67)   </w:t>
+        <w:t>[\#67](#67)</w:t>
         <w:br/>
-        <w:t xml:space="preserve">[\#67](#67)   </w:t>
+        <w:t>[\#67](#67)</w:t>
         <w:br/>
-        <w:t xml:space="preserve">&lt;https://new.najiz.sa/applications/crm/list&gt;   </w:t>
+        <w:t>&lt;https://new.najiz.sa/applications/crm/list&gt;</w:t>
         <w:br/>
-        <w:t xml:space="preserve">&lt;https://new.najiz.sa/applications/lawsuit/judicial-fees&gt;   </w:t>
+        <w:t>&lt;https://new.najiz.sa/applications/lawsuit/judicial-fees&gt;</w:t>
         <w:br/>
-        <w:t xml:space="preserve">[\#67](#67)   </w:t>
+        <w:t>[\#67](#67)</w:t>
         <w:br/>
-        <w:t xml:space="preserve">&lt;https://new.najiz.sa/applications/dashboard&gt;   </w:t>
+        <w:t>&lt;https://new.najiz.sa/applications/dashboard&gt;</w:t>
         <w:br/>
-        <w:t xml:space="preserve">&lt;https://new.najiz.sa/applications/iExecution#/&gt;   </w:t>
+        <w:t>&lt;https://new.najiz.sa/applications/iExecution#/&gt;</w:t>
         <w:br/>
-        <w:t xml:space="preserve">&lt;https://new.najiz.sa/applications/iexecution/Requests&gt;   </w:t>
+        <w:t>&lt;https://new.najiz.sa/applications/iexecution/Requests&gt;</w:t>
         <w:br/>
-        <w:t xml:space="preserve">&lt;https://new.najiz.sa/dashboard&gt;   </w:t>
+        <w:t>&lt;https://new.najiz.sa/dashboard&gt;</w:t>
         <w:br/>
-        <w:t xml:space="preserve">&lt;https://new.najiz.sa/applications/dashboard/verification-services&gt;   </w:t>
+        <w:t>&lt;https://new.najiz.sa/applications/dashboard/verification-services&gt;</w:t>
         <w:br/>
-        <w:t xml:space="preserve">&lt;https://new.najiz.sa/dashboard/portal-services&gt;   </w:t>
+        <w:t>&lt;https://new.najiz.sa/dashboard/portal-services&gt;</w:t>
         <w:br/>
-        <w:t xml:space="preserve">&lt;https://new.najiz.sa/applications/dashboard/license-guide&gt;   </w:t>
+        <w:t>&lt;https://new.najiz.sa/applications/dashboard/license-guide&gt;</w:t>
         <w:br/>
-        <w:t xml:space="preserve">&lt;https://new.najiz.sa/Account/Logout&gt;   </w:t>
+        <w:t>&lt;https://new.najiz.sa/Account/Logout&gt;</w:t>
         <w:br/>
-        <w:t xml:space="preserve">&lt;https://new.najiz.sa/applications/iExecution/Common/ViewAttachmentUrl?id=CfDJ8GyQMJD4wvpOv8eHR-GWJd22hGT35m2bEvLUBOWOP3RN2nK8DLMA9CVlvno1ULeKxz4_UyympJ7WuP-68l7tblqTVKj-m0MXteL2Q331m978-WtJqkuK5UZtjdQHChZ9dA_V5fOcQ03jSoN3XtLTqGA&gt;   </w:t>
+        <w:t>&lt;https://new.najiz.sa/applications/iExecution/Common/ViewAttachmentUrl?id=CfDJ8GyQMJD4wvpOv8eHR-GWJd22hGT35m2bEvLUBOWOP3RN2nK8DLMA9CVlvno1ULeKxz4_UyympJ7WuP-68l7tblqTVKj-m0MXteL2Q331m978-WtJqkuK5UZtjdQHChZ9dA_V5fOcQ03jSoN3XtLTqGA&gt;</w:t>
         <w:br/>
-        <w:t xml:space="preserve">&lt;https://new.najiz.sa/applications/iexecution/Request/View/Decision?requestDecisionId=CfDJ8GyQMJD4wvpOv8eHR-GWJd1vHYCADx3URbZtWQqBNY7wH62AdzNVm3dgDmORDYJBOfofwROSYJ_VK_B2yqIYJYRsdK49LXrZ3zhOIqzg2RMZWP8IofgDaWTn8eUkewBTfg&gt;   </w:t>
+        <w:t>&lt;https://new.najiz.sa/applications/iexecution/Request/View/Decision?requestDecisionId=CfDJ8GyQMJD4wvpOv8eHR-GWJd1vHYCADx3URbZtWQqBNY7wH62AdzNVm3dgDmORDYJBOfofwROSYJ_VK_B2yqIYJYRsdK49LXrZ3zhOIqzg2RMZWP8IofgDaWTn8eUkewBTfg&gt;</w:t>
         <w:br/>
-        <w:t xml:space="preserve">&lt;https://new.najiz.sa/dashboard&gt;   </w:t>
+        <w:t>&lt;https://new.najiz.sa/dashboard&gt;</w:t>
+      </w:r>
+    </w:p>
+    <w:p>
+      <w:pPr>
+        <w:pStyle w:val="Heading2"/>
+        <w:jc w:val="right"/>
+        <w:bidi/>
+      </w:pPr>
+      <w:r>
+        <w:t>[ترويسة / كليشة رسمية — معلومات متكررة] ===</w:t>
         <w:br/>
-        <w:t xml:space="preserve">[mailto:1950@moj.gov.sa](mailto:1950@moj.gov.sa)   </w:t>
+        <w:t>[mailto:1950@moj.gov.sa](mailto:1950@moj.gov.sa)</w:t>
+      </w:r>
+    </w:p>
+    <w:p>
+      <w:pPr>
+        <w:pStyle w:val="Heading2"/>
+        <w:jc w:val="right"/>
+        <w:bidi/>
+      </w:pPr>
+      <w:r>
+        <w:t>[المتن الفعلي: الوقائع / الأسباب / المنطوق] ===</w:t>
         <w:br/>
-        <w:t xml:space="preserve">&lt;tel:1950&gt;   </w:t>
+        <w:t>&lt;tel:1950&gt;</w:t>
         <w:br/>
-        <w:t xml:space="preserve">&lt;https://new.najiz.sa/about&gt;   </w:t>
+        <w:t>&lt;https://new.najiz.sa/about&gt;</w:t>
         <w:br/>
-        <w:t xml:space="preserve">&lt;https://new.najiz.sa/applications/dashboard/faq&gt;   </w:t>
+        <w:t>&lt;https://new.najiz.sa/applications/dashboard/faq&gt;</w:t>
         <w:br/>
-        <w:t xml:space="preserve">&lt;https://new.najiz.sa/privacy-policy&gt;   </w:t>
+        <w:t>&lt;https://new.najiz.sa/privacy-policy&gt;</w:t>
         <w:br/>
-        <w:t xml:space="preserve">&lt;https://new.najiz.sa/terms-conditions&gt;   </w:t>
+        <w:t>&lt;https://new.najiz.sa/terms-conditions&gt;</w:t>
         <w:br/>
-        <w:t xml:space="preserve">&lt;https://vision2030.gov.sa/ar&gt;   </w:t>
+        <w:t>&lt;https://vision2030.gov.sa/ar&gt;</w:t>
+      </w:r>
+    </w:p>
+    <w:p>
+      <w:pPr>
+        <w:pStyle w:val="Heading2"/>
+        <w:jc w:val="right"/>
+        <w:bidi/>
+      </w:pPr>
+      <w:r>
+        <w:t>[ترويسة / كليشة رسمية — معلومات متكررة] ===</w:t>
         <w:br/>
         <w:t>&lt;https://www.moj.gov.sa/&gt;</w:t>
       </w:r>

--- a/zaini_case_audit_output/outputs/word/documents/147_شكوى لوزير العدل 13-11-1445.docx
+++ b/zaini_case_audit_output/outputs/word/documents/147_شكوى لوزير العدل 13-11-1445.docx
@@ -5519,7 +5519,7 @@
           <w:b w:val="0"/>
           <w:i w:val="0"/>
         </w:rPr>
-        <w:t>الم الصيف</w:t>
+        <w:t>فيصلا ملا</w:t>
       </w:r>
     </w:p>
     <w:p>
@@ -8240,7 +8240,7 @@
           <w:b w:val="0"/>
           <w:i w:val="0"/>
         </w:rPr>
-        <w:t>يمظولا يبرغملا ةنمسلا</w:t>
+        <w:t>السمنة المغربي الوظمي</w:t>
       </w:r>
     </w:p>
     <w:p>
@@ -10946,7 +10946,7 @@
           <w:b w:val="0"/>
           <w:i w:val="0"/>
         </w:rPr>
-        <w:t>المستلم / الوليلا</w:t>
+        <w:t>اليلولا / ملتسملا</w:t>
       </w:r>
     </w:p>
     <w:p>
@@ -17212,7 +17212,7 @@
           <w:b w:val="0"/>
           <w:i w:val="0"/>
         </w:rPr>
-        <w:t>١/٢/٦ الإيرادات</w:t>
+        <w:t>تاداريإلا ١/٢/٦</w:t>
       </w:r>
     </w:p>
     <w:p>
@@ -17405,7 +17405,7 @@
       <w:r>
         <w:t>[المتن الفعلي: الوقائع / الأسباب / المنطوق] ===</w:t>
         <w:br/>
-        <w:t>تتمثل قيمة الإيرانت الأخرى في الآتي:</w:t>
+        <w:t>:يتآلا يف ىرخألا تناريإلا ةميق لثمتت</w:t>
       </w:r>
     </w:p>
     <w:p>
@@ -19858,7 +19858,7 @@
           <w:b w:val="0"/>
           <w:i w:val="0"/>
         </w:rPr>
-        <w:t>) ينیزو رابأ جراخت ةکرش نم ينیز سابع دمحأ خیشلا ةصح ١٤٢٨ ( :</w:t>
+        <w:t>: ) ١٤٢٨ حصة الشیخ أحمد عباس زیني من شرکة تخارج أبار وزیني (</w:t>
       </w:r>
     </w:p>
     <w:p>
@@ -19884,7 +19884,7 @@
           <w:b w:val="0"/>
           <w:i w:val="0"/>
         </w:rPr>
-        <w:t>ماعل ةمیقلا) ةیراقعلا لامعلأل ةفایضلا ةکرش نم ينیز سابع دمحأ خیشلا ةصح ١٤٢٩ (</w:t>
+        <w:t>) ١٤٢٩ حصة الشیخ أحمد عباس زیني من شرکة الضیافة لألعمال العقاریة (القیمة لعام</w:t>
       </w:r>
     </w:p>
     <w:p>
@@ -19910,20 +19910,20 @@
           <w:b w:val="0"/>
           <w:i w:val="0"/>
         </w:rPr>
-        <w:t>سابع دمحأ خیشلا ةصح :ينیز 178,223,956.69\*.279 = 49,724,483.92</w:t>
-      </w:r>
-    </w:p>
-    <w:p>
-      <w:pPr>
-        <w:jc w:val="right"/>
-        <w:bidi/>
-      </w:pPr>
-      <w:r>
-        <w:rPr>
-          <w:b w:val="0"/>
-          <w:i w:val="0"/>
-        </w:rPr>
-        <w:t>:الله ھمحر ينیز سابع دمحأ خیشلل صصحلا میق يلامجا</w:t>
+        <w:t>483.92,724,49 = .279*\956.69,223,178 زیني: حصة الشیخ أحمد عباس</w:t>
+      </w:r>
+    </w:p>
+    <w:p>
+      <w:pPr>
+        <w:jc w:val="right"/>
+        <w:bidi/>
+      </w:pPr>
+      <w:r>
+        <w:rPr>
+          <w:b w:val="0"/>
+          <w:i w:val="0"/>
+        </w:rPr>
+        <w:t>اجمالي قیم الحصص للشیخ أحمد عباس زیني رحمھ هللا:</w:t>
       </w:r>
     </w:p>
     <w:p>
@@ -21547,7 +21547,7 @@
           <w:b w:val="0"/>
           <w:i w:val="0"/>
         </w:rPr>
-        <w:t>يباصولا دعسم</w:t>
+        <w:t>مسعد الوصابي</w:t>
       </w:r>
     </w:p>
     <w:p>
@@ -21727,7 +21727,7 @@
           <w:b w:val="0"/>
           <w:i w:val="0"/>
         </w:rPr>
-        <w:t>. يباصولا دعسم هدبع</w:t>
+        <w:t>عبده مسعد الوصابي .</w:t>
       </w:r>
     </w:p>
     <w:p>
@@ -22189,7 +22189,7 @@
           <w:b w:val="0"/>
           <w:i w:val="0"/>
         </w:rPr>
-        <w:t>محا  نب هماسأ تامولعملا / ابحرم ةحول</w:t>
+        <w:t>لوحة مرحبا / المعلومات أسامه بن  احم</w:t>
       </w:r>
     </w:p>
     <w:p>
@@ -22228,7 +22228,7 @@
           <w:b w:val="0"/>
           <w:i w:val="0"/>
         </w:rPr>
-        <w:t>هيلاملا ةكرحلا رشؤم</w:t>
+        <w:t>مؤشر الحركة الماليه</w:t>
       </w:r>
     </w:p>
     <w:p>
@@ -22341,7 +22341,7 @@
           <w:b w:val="0"/>
           <w:i w:val="0"/>
         </w:rPr>
-        <w:t>/رارق/ مكح و ماكحا - يلام هدض ذفنم نم رداص رمأ تارارق</w:t>
+        <w:t>قرارات أمر صادر من منفذ ضده مالي - احكام و حكم /قرار/</w:t>
       </w:r>
     </w:p>
     <w:p>
@@ -22931,7 +22931,7 @@
           <w:b w:val="0"/>
           <w:i w:val="0"/>
         </w:rPr>
-        <w:t>.pdf ةغيصبو حوضولا يلاعو نولم قفرملا نوكي نأ بجي</w:t>
+        <w:t>يجب أن يكون المرفق ملون وعالي الوضوح وبصيغة .pdf</w:t>
       </w:r>
     </w:p>
     <w:p>
@@ -23007,7 +23007,7 @@
           <w:b w:val="0"/>
           <w:i w:val="0"/>
         </w:rPr>
-        <w:t>(0) در ىلا ةجاحب ءارجا تابلط  </w:t>
+        <w:t>  طلبات اجراء بحاجة الى رد (0)</w:t>
       </w:r>
     </w:p>
     <w:p>
@@ -23493,7 +23493,7 @@
           <w:b w:val="0"/>
           <w:i w:val="0"/>
         </w:rPr>
-        <w:t>ةيلاملا ةكرحلا لجس </w:t>
+        <w:t> سجل الحركة المالية</w:t>
       </w:r>
     </w:p>
     <w:p>
@@ -23673,7 +23673,7 @@
           <w:b w:val="0"/>
           <w:i w:val="0"/>
         </w:rPr>
-        <w:t>... محا نب هماسأ / ابحرم https://new.najiz.sa/applications/iexecution/Request/View?requestId=CfDJ8GyQMJD4wvpOv8eHR-GWJd1IViQ3L0YZs9DUInsFXKCy\_w7MnkTUnuxaoXwSot76\_QqMcKhm0j-pA-anKTqv4PZKLbIuKCUlN6BzYabVx-I... 1/4</w:t>
+        <w:t>1/4 _QqMcKhm0j-pA-anKTqv4PZKLbIuKCUlN6BzYabVx-I...\_w7MnkTUnuxaoXwSot76\CfDJ8GyQMJD4wvpOv8eHR-GWJd1IViQ3L0YZs9DUInsFXKCy=requestId?https://new.najiz.sa/applications/iexecution/Request/View مرحبا / أسامه بن احم ...</w:t>
       </w:r>
     </w:p>
     <w:p>
@@ -23699,7 +23699,7 @@
           <w:b w:val="0"/>
           <w:i w:val="0"/>
         </w:rPr>
-        <w:t>هيلاملا ةكرحلا رشؤم</w:t>
+        <w:t>مؤشر الحركة الماليه</w:t>
       </w:r>
     </w:p>
     <w:p>
@@ -23812,7 +23812,7 @@
           <w:b w:val="0"/>
           <w:i w:val="0"/>
         </w:rPr>
-        <w:t>/رارق/ مكح ماكحا - يلام هدض ذفنم نم رداص رمأ تارارق و</w:t>
+        <w:t>و قرارات أمر صادر من منفذ ضده مالي - احكام حكم /قرار/</w:t>
       </w:r>
     </w:p>
     <w:p>
@@ -24363,7 +24363,7 @@
       <w:r>
         <w:t>[المتن الفعلي: الوقائع / الأسباب / المنطوق] ===</w:t>
         <w:br/>
-        <w:t>.pdf ةغيصبو حوضولا يلاعو نولم قفرملا نوكي نأ بجي</w:t>
+        <w:t>يجب أن يكون المرفق ملون وعالي الوضوح وبصيغة .pdf</w:t>
       </w:r>
     </w:p>
     <w:p>
@@ -24439,7 +24439,7 @@
           <w:b w:val="0"/>
           <w:i w:val="0"/>
         </w:rPr>
-        <w:t>(0) در ىلا ةجاحب ءارجا تابلط </w:t>
+        <w:t> طلبات اجراء بحاجة الى رد (0)</w:t>
       </w:r>
     </w:p>
     <w:p>
@@ -24491,7 +24491,7 @@
           <w:b w:val="0"/>
           <w:i w:val="0"/>
         </w:rPr>
-        <w:t>يلعثلا رينم نب زاوف دمحم</w:t>
+        <w:t>محمد فواز بن منير الثعلي</w:t>
       </w:r>
     </w:p>
     <w:p>
@@ -24756,7 +24756,7 @@
           <w:b w:val="0"/>
           <w:i w:val="0"/>
         </w:rPr>
-        <w:t>نابيلاا</w:t>
+        <w:t>االيبان</w:t>
       </w:r>
     </w:p>
     <w:p>
@@ -24782,20 +24782,20 @@
           <w:b w:val="0"/>
           <w:i w:val="0"/>
         </w:rPr>
-        <w:t>ةيلاملا ةكرحلا لجس  </w:t>
-      </w:r>
-    </w:p>
-    <w:p>
-      <w:pPr>
-        <w:jc w:val="right"/>
-        <w:bidi/>
-      </w:pPr>
-      <w:r>
-        <w:rPr>
-          <w:b w:val="0"/>
-          <w:i w:val="0"/>
-        </w:rPr>
-        <w:t> هعاديا مت ام يلامجا</w:t>
+        <w:t>  سجل الحركة المالية</w:t>
+      </w:r>
+    </w:p>
+    <w:p>
+      <w:pPr>
+        <w:jc w:val="right"/>
+        <w:bidi/>
+      </w:pPr>
+      <w:r>
+        <w:rPr>
+          <w:b w:val="0"/>
+          <w:i w:val="0"/>
+        </w:rPr>
+        <w:t>اجمالي ما تم ايداعه </w:t>
       </w:r>
     </w:p>
     <w:p>
